--- a/Industrial-Condition-Monitoring-Board/Industrial Analog Monitoring/Industrial Analog Monitoring Board.docx
+++ b/Industrial-Condition-Monitoring-Board/Industrial Analog Monitoring/Industrial Analog Monitoring Board.docx
@@ -20,7 +20,17 @@
           <w:sz w:val="52"/>
           <w:szCs w:val="52"/>
         </w:rPr>
-        <w:t>YUKEN INDIA LIMITED</w:t>
+        <w:t>YUKEN INDIA L</w:t>
+      </w:r>
+      <w:r>
+        <w:rPr>
+          <w:b/>
+          <w:bCs/>
+          <w:color w:val="1F4E79"/>
+          <w:sz w:val="52"/>
+          <w:szCs w:val="52"/>
+        </w:rPr>
+        <w:t>td.</w:t>
       </w:r>
     </w:p>
     <w:p>
@@ -34,7 +44,15 @@
           <w:sz w:val="28"/>
           <w:szCs w:val="28"/>
         </w:rPr>
-        <w:t>Embedded Systems Internship — PCB Design Project Report</w:t>
+        <w:t>Summer</w:t>
+      </w:r>
+      <w:r>
+        <w:rPr>
+          <w:color w:val="595959"/>
+          <w:sz w:val="28"/>
+          <w:szCs w:val="28"/>
+        </w:rPr>
+        <w:t xml:space="preserve"> Internship — PCB Design Project Report</w:t>
       </w:r>
     </w:p>
     <w:p>
@@ -85,7 +103,27 @@
           <w:sz w:val="26"/>
           <w:szCs w:val="26"/>
         </w:rPr>
-        <w:t>A Microcontroller-Free Analog PCB Design</w:t>
+        <w:t>A</w:t>
+      </w:r>
+      <w:r>
+        <w:rPr>
+          <w:i/>
+          <w:iCs/>
+          <w:color w:val="2E75B6"/>
+          <w:sz w:val="26"/>
+          <w:szCs w:val="26"/>
+        </w:rPr>
+        <w:t xml:space="preserve">n </w:t>
+      </w:r>
+      <w:r>
+        <w:rPr>
+          <w:i/>
+          <w:iCs/>
+          <w:color w:val="2E75B6"/>
+          <w:sz w:val="26"/>
+          <w:szCs w:val="26"/>
+        </w:rPr>
+        <w:t>Analog PCB Design</w:t>
       </w:r>
     </w:p>
     <w:p>
@@ -95,15 +133,15 @@
     </w:p>
     <w:tbl>
       <w:tblPr>
-        <w:tblW w:w="6000" w:type="dxa"/>
+        <w:tblW w:w="0" w:type="auto"/>
         <w:jc w:val="center"/>
         <w:tblBorders>
-          <w:top w:val="single" w:sz="4" w:space="0" w:color="auto"/>
-          <w:left w:val="single" w:sz="4" w:space="0" w:color="auto"/>
-          <w:bottom w:val="single" w:sz="4" w:space="0" w:color="auto"/>
-          <w:right w:val="single" w:sz="4" w:space="0" w:color="auto"/>
-          <w:insideH w:val="single" w:sz="4" w:space="0" w:color="auto"/>
-          <w:insideV w:val="single" w:sz="4" w:space="0" w:color="auto"/>
+          <w:top w:val="single" w:sz="12" w:space="0" w:color="auto"/>
+          <w:left w:val="single" w:sz="12" w:space="0" w:color="auto"/>
+          <w:bottom w:val="single" w:sz="12" w:space="0" w:color="auto"/>
+          <w:right w:val="single" w:sz="12" w:space="0" w:color="auto"/>
+          <w:insideH w:val="single" w:sz="12" w:space="0" w:color="auto"/>
+          <w:insideV w:val="single" w:sz="12" w:space="0" w:color="auto"/>
         </w:tblBorders>
         <w:tblCellMar>
           <w:left w:w="10" w:type="dxa"/>
@@ -112,28 +150,17 @@
         <w:tblLook w:val="0000" w:firstRow="0" w:lastRow="0" w:firstColumn="0" w:lastColumn="0" w:noHBand="0" w:noVBand="0"/>
       </w:tblPr>
       <w:tblGrid>
-        <w:gridCol w:w="2800"/>
-        <w:gridCol w:w="3200"/>
+        <w:gridCol w:w="3054"/>
+        <w:gridCol w:w="5208"/>
       </w:tblGrid>
       <w:tr>
-        <w:tblPrEx>
-          <w:tblCellMar>
-            <w:top w:w="0" w:type="dxa"/>
-            <w:bottom w:w="0" w:type="dxa"/>
-          </w:tblCellMar>
-        </w:tblPrEx>
         <w:trPr>
+          <w:trHeight w:val="702"/>
           <w:jc w:val="center"/>
         </w:trPr>
         <w:tc>
           <w:tcPr>
-            <w:tcW w:w="2800" w:type="dxa"/>
-            <w:tcBorders>
-              <w:top w:val="none" w:sz="0" w:space="0" w:color="FFFFFF"/>
-              <w:left w:val="none" w:sz="0" w:space="0" w:color="FFFFFF"/>
-              <w:bottom w:val="none" w:sz="0" w:space="0" w:color="FFFFFF"/>
-              <w:right w:val="none" w:sz="0" w:space="0" w:color="FFFFFF"/>
-            </w:tcBorders>
+            <w:tcW w:w="0" w:type="auto"/>
             <w:shd w:val="clear" w:color="auto" w:fill="D6E4F0"/>
             <w:tcMar>
               <w:top w:w="100" w:type="dxa"/>
@@ -141,15 +168,23 @@
               <w:bottom w:w="100" w:type="dxa"/>
               <w:right w:w="140" w:type="dxa"/>
             </w:tcMar>
-          </w:tcPr>
-          <w:p>
+            <w:vAlign w:val="center"/>
+          </w:tcPr>
+          <w:p>
+            <w:pPr>
+              <w:jc w:val="center"/>
+              <w:rPr>
+                <w:sz w:val="32"/>
+                <w:szCs w:val="32"/>
+              </w:rPr>
+            </w:pPr>
             <w:r>
               <w:rPr>
                 <w:b/>
                 <w:bCs/>
                 <w:color w:val="1F4E79"/>
-                <w:sz w:val="20"/>
-                <w:szCs w:val="20"/>
+                <w:sz w:val="32"/>
+                <w:szCs w:val="32"/>
               </w:rPr>
               <w:t>Intern</w:t>
             </w:r>
@@ -157,13 +192,7 @@
         </w:tc>
         <w:tc>
           <w:tcPr>
-            <w:tcW w:w="3200" w:type="dxa"/>
-            <w:tcBorders>
-              <w:top w:val="none" w:sz="0" w:space="0" w:color="FFFFFF"/>
-              <w:left w:val="none" w:sz="0" w:space="0" w:color="FFFFFF"/>
-              <w:bottom w:val="none" w:sz="0" w:space="0" w:color="FFFFFF"/>
-              <w:right w:val="none" w:sz="0" w:space="0" w:color="FFFFFF"/>
-            </w:tcBorders>
+            <w:tcW w:w="0" w:type="auto"/>
             <w:shd w:val="clear" w:color="auto" w:fill="FFFFFF"/>
             <w:tcMar>
               <w:top w:w="100" w:type="dxa"/>
@@ -171,12 +200,20 @@
               <w:bottom w:w="100" w:type="dxa"/>
               <w:right w:w="140" w:type="dxa"/>
             </w:tcMar>
-          </w:tcPr>
-          <w:p>
-            <w:r>
-              <w:rPr>
-                <w:sz w:val="20"/>
-                <w:szCs w:val="20"/>
+            <w:vAlign w:val="center"/>
+          </w:tcPr>
+          <w:p>
+            <w:pPr>
+              <w:jc w:val="center"/>
+              <w:rPr>
+                <w:sz w:val="32"/>
+                <w:szCs w:val="32"/>
+              </w:rPr>
+            </w:pPr>
+            <w:r>
+              <w:rPr>
+                <w:sz w:val="32"/>
+                <w:szCs w:val="32"/>
               </w:rPr>
               <w:t>Avyukth M A</w:t>
             </w:r>
@@ -184,24 +221,13 @@
         </w:tc>
       </w:tr>
       <w:tr>
-        <w:tblPrEx>
-          <w:tblCellMar>
-            <w:top w:w="0" w:type="dxa"/>
-            <w:bottom w:w="0" w:type="dxa"/>
-          </w:tblCellMar>
-        </w:tblPrEx>
         <w:trPr>
+          <w:trHeight w:val="1373"/>
           <w:jc w:val="center"/>
         </w:trPr>
         <w:tc>
           <w:tcPr>
-            <w:tcW w:w="2800" w:type="dxa"/>
-            <w:tcBorders>
-              <w:top w:val="none" w:sz="0" w:space="0" w:color="FFFFFF"/>
-              <w:left w:val="none" w:sz="0" w:space="0" w:color="FFFFFF"/>
-              <w:bottom w:val="none" w:sz="0" w:space="0" w:color="FFFFFF"/>
-              <w:right w:val="none" w:sz="0" w:space="0" w:color="FFFFFF"/>
-            </w:tcBorders>
+            <w:tcW w:w="0" w:type="auto"/>
             <w:shd w:val="clear" w:color="auto" w:fill="D6E4F0"/>
             <w:tcMar>
               <w:top w:w="100" w:type="dxa"/>
@@ -209,31 +235,31 @@
               <w:bottom w:w="100" w:type="dxa"/>
               <w:right w:w="140" w:type="dxa"/>
             </w:tcMar>
-          </w:tcPr>
-          <w:p>
-            <w:proofErr w:type="spellStart"/>
+            <w:vAlign w:val="center"/>
+          </w:tcPr>
+          <w:p>
+            <w:pPr>
+              <w:jc w:val="center"/>
+              <w:rPr>
+                <w:sz w:val="32"/>
+                <w:szCs w:val="32"/>
+              </w:rPr>
+            </w:pPr>
             <w:r>
               <w:rPr>
                 <w:b/>
                 <w:bCs/>
                 <w:color w:val="1F4E79"/>
-                <w:sz w:val="20"/>
-                <w:szCs w:val="20"/>
+                <w:sz w:val="32"/>
+                <w:szCs w:val="32"/>
               </w:rPr>
               <w:t>Programme</w:t>
             </w:r>
-            <w:proofErr w:type="spellEnd"/>
-          </w:p>
-        </w:tc>
-        <w:tc>
-          <w:tcPr>
-            <w:tcW w:w="3200" w:type="dxa"/>
-            <w:tcBorders>
-              <w:top w:val="none" w:sz="0" w:space="0" w:color="FFFFFF"/>
-              <w:left w:val="none" w:sz="0" w:space="0" w:color="FFFFFF"/>
-              <w:bottom w:val="none" w:sz="0" w:space="0" w:color="FFFFFF"/>
-              <w:right w:val="none" w:sz="0" w:space="0" w:color="FFFFFF"/>
-            </w:tcBorders>
+          </w:p>
+        </w:tc>
+        <w:tc>
+          <w:tcPr>
+            <w:tcW w:w="0" w:type="auto"/>
             <w:shd w:val="clear" w:color="auto" w:fill="FFFFFF"/>
             <w:tcMar>
               <w:top w:w="100" w:type="dxa"/>
@@ -241,48 +267,34 @@
               <w:bottom w:w="100" w:type="dxa"/>
               <w:right w:w="140" w:type="dxa"/>
             </w:tcMar>
-          </w:tcPr>
-          <w:p>
-            <w:proofErr w:type="spellStart"/>
-            <w:proofErr w:type="gramStart"/>
-            <w:r>
-              <w:rPr>
-                <w:sz w:val="20"/>
-                <w:szCs w:val="20"/>
-              </w:rPr>
-              <w:t>B.Tech</w:t>
-            </w:r>
-            <w:proofErr w:type="spellEnd"/>
-            <w:proofErr w:type="gramEnd"/>
-            <w:r>
-              <w:rPr>
-                <w:sz w:val="20"/>
-                <w:szCs w:val="20"/>
-              </w:rPr>
-              <w:t xml:space="preserve"> ECE, VIT Chennai (3rd Year)</w:t>
+            <w:vAlign w:val="center"/>
+          </w:tcPr>
+          <w:p>
+            <w:pPr>
+              <w:jc w:val="center"/>
+              <w:rPr>
+                <w:sz w:val="32"/>
+                <w:szCs w:val="32"/>
+              </w:rPr>
+            </w:pPr>
+            <w:r>
+              <w:rPr>
+                <w:sz w:val="32"/>
+                <w:szCs w:val="32"/>
+              </w:rPr>
+              <w:t>B.Tech ECE, VIT Chennai</w:t>
             </w:r>
           </w:p>
         </w:tc>
       </w:tr>
       <w:tr>
-        <w:tblPrEx>
-          <w:tblCellMar>
-            <w:top w:w="0" w:type="dxa"/>
-            <w:bottom w:w="0" w:type="dxa"/>
-          </w:tblCellMar>
-        </w:tblPrEx>
         <w:trPr>
+          <w:trHeight w:val="1373"/>
           <w:jc w:val="center"/>
         </w:trPr>
         <w:tc>
           <w:tcPr>
-            <w:tcW w:w="2800" w:type="dxa"/>
-            <w:tcBorders>
-              <w:top w:val="none" w:sz="0" w:space="0" w:color="FFFFFF"/>
-              <w:left w:val="none" w:sz="0" w:space="0" w:color="FFFFFF"/>
-              <w:bottom w:val="none" w:sz="0" w:space="0" w:color="FFFFFF"/>
-              <w:right w:val="none" w:sz="0" w:space="0" w:color="FFFFFF"/>
-            </w:tcBorders>
+            <w:tcW w:w="0" w:type="auto"/>
             <w:shd w:val="clear" w:color="auto" w:fill="D6E4F0"/>
             <w:tcMar>
               <w:top w:w="100" w:type="dxa"/>
@@ -290,41 +302,31 @@
               <w:bottom w:w="100" w:type="dxa"/>
               <w:right w:w="140" w:type="dxa"/>
             </w:tcMar>
-          </w:tcPr>
-          <w:p>
+            <w:vAlign w:val="center"/>
+          </w:tcPr>
+          <w:p>
+            <w:pPr>
+              <w:jc w:val="center"/>
+              <w:rPr>
+                <w:sz w:val="32"/>
+                <w:szCs w:val="32"/>
+              </w:rPr>
+            </w:pPr>
             <w:r>
               <w:rPr>
                 <w:b/>
                 <w:bCs/>
                 <w:color w:val="1F4E79"/>
-                <w:sz w:val="20"/>
-                <w:szCs w:val="20"/>
-              </w:rPr>
-              <w:t xml:space="preserve">Host </w:t>
-            </w:r>
-            <w:proofErr w:type="spellStart"/>
-            <w:r>
-              <w:rPr>
-                <w:b/>
-                <w:bCs/>
-                <w:color w:val="1F4E79"/>
-                <w:sz w:val="20"/>
-                <w:szCs w:val="20"/>
-              </w:rPr>
-              <w:t>Organisation</w:t>
-            </w:r>
-            <w:proofErr w:type="spellEnd"/>
-          </w:p>
-        </w:tc>
-        <w:tc>
-          <w:tcPr>
-            <w:tcW w:w="3200" w:type="dxa"/>
-            <w:tcBorders>
-              <w:top w:val="none" w:sz="0" w:space="0" w:color="FFFFFF"/>
-              <w:left w:val="none" w:sz="0" w:space="0" w:color="FFFFFF"/>
-              <w:bottom w:val="none" w:sz="0" w:space="0" w:color="FFFFFF"/>
-              <w:right w:val="none" w:sz="0" w:space="0" w:color="FFFFFF"/>
-            </w:tcBorders>
+                <w:sz w:val="32"/>
+                <w:szCs w:val="32"/>
+              </w:rPr>
+              <w:t>Host Organisation</w:t>
+            </w:r>
+          </w:p>
+        </w:tc>
+        <w:tc>
+          <w:tcPr>
+            <w:tcW w:w="0" w:type="auto"/>
             <w:shd w:val="clear" w:color="auto" w:fill="FFFFFF"/>
             <w:tcMar>
               <w:top w:w="100" w:type="dxa"/>
@@ -332,37 +334,55 @@
               <w:bottom w:w="100" w:type="dxa"/>
               <w:right w:w="140" w:type="dxa"/>
             </w:tcMar>
-          </w:tcPr>
-          <w:p>
-            <w:r>
-              <w:rPr>
-                <w:sz w:val="20"/>
-                <w:szCs w:val="20"/>
-              </w:rPr>
-              <w:t>Yuken India Limited, R&amp;D / Embedded Systems Division</w:t>
+            <w:vAlign w:val="center"/>
+          </w:tcPr>
+          <w:p>
+            <w:pPr>
+              <w:jc w:val="center"/>
+              <w:rPr>
+                <w:sz w:val="32"/>
+                <w:szCs w:val="32"/>
+              </w:rPr>
+            </w:pPr>
+            <w:r>
+              <w:rPr>
+                <w:sz w:val="32"/>
+                <w:szCs w:val="32"/>
+              </w:rPr>
+              <w:t xml:space="preserve">Yuken India </w:t>
+            </w:r>
+            <w:r>
+              <w:rPr>
+                <w:sz w:val="32"/>
+                <w:szCs w:val="32"/>
+              </w:rPr>
+              <w:t>Ltd.</w:t>
+            </w:r>
+            <w:r>
+              <w:rPr>
+                <w:sz w:val="32"/>
+                <w:szCs w:val="32"/>
+              </w:rPr>
+              <w:t xml:space="preserve">, </w:t>
+            </w:r>
+            <w:r>
+              <w:rPr>
+                <w:sz w:val="32"/>
+                <w:szCs w:val="32"/>
+              </w:rPr>
+              <w:t>CSD Department</w:t>
             </w:r>
           </w:p>
         </w:tc>
       </w:tr>
       <w:tr>
-        <w:tblPrEx>
-          <w:tblCellMar>
-            <w:top w:w="0" w:type="dxa"/>
-            <w:bottom w:w="0" w:type="dxa"/>
-          </w:tblCellMar>
-        </w:tblPrEx>
         <w:trPr>
+          <w:trHeight w:val="702"/>
           <w:jc w:val="center"/>
         </w:trPr>
         <w:tc>
           <w:tcPr>
-            <w:tcW w:w="2800" w:type="dxa"/>
-            <w:tcBorders>
-              <w:top w:val="none" w:sz="0" w:space="0" w:color="FFFFFF"/>
-              <w:left w:val="none" w:sz="0" w:space="0" w:color="FFFFFF"/>
-              <w:bottom w:val="none" w:sz="0" w:space="0" w:color="FFFFFF"/>
-              <w:right w:val="none" w:sz="0" w:space="0" w:color="FFFFFF"/>
-            </w:tcBorders>
+            <w:tcW w:w="0" w:type="auto"/>
             <w:shd w:val="clear" w:color="auto" w:fill="D6E4F0"/>
             <w:tcMar>
               <w:top w:w="100" w:type="dxa"/>
@@ -370,15 +390,23 @@
               <w:bottom w:w="100" w:type="dxa"/>
               <w:right w:w="140" w:type="dxa"/>
             </w:tcMar>
-          </w:tcPr>
-          <w:p>
+            <w:vAlign w:val="center"/>
+          </w:tcPr>
+          <w:p>
+            <w:pPr>
+              <w:jc w:val="center"/>
+              <w:rPr>
+                <w:sz w:val="32"/>
+                <w:szCs w:val="32"/>
+              </w:rPr>
+            </w:pPr>
             <w:r>
               <w:rPr>
                 <w:b/>
                 <w:bCs/>
                 <w:color w:val="1F4E79"/>
-                <w:sz w:val="20"/>
-                <w:szCs w:val="20"/>
+                <w:sz w:val="32"/>
+                <w:szCs w:val="32"/>
               </w:rPr>
               <w:t>Design Tool</w:t>
             </w:r>
@@ -386,13 +414,7 @@
         </w:tc>
         <w:tc>
           <w:tcPr>
-            <w:tcW w:w="3200" w:type="dxa"/>
-            <w:tcBorders>
-              <w:top w:val="none" w:sz="0" w:space="0" w:color="FFFFFF"/>
-              <w:left w:val="none" w:sz="0" w:space="0" w:color="FFFFFF"/>
-              <w:bottom w:val="none" w:sz="0" w:space="0" w:color="FFFFFF"/>
-              <w:right w:val="none" w:sz="0" w:space="0" w:color="FFFFFF"/>
-            </w:tcBorders>
+            <w:tcW w:w="0" w:type="auto"/>
             <w:shd w:val="clear" w:color="auto" w:fill="FFFFFF"/>
             <w:tcMar>
               <w:top w:w="100" w:type="dxa"/>
@@ -400,46 +422,34 @@
               <w:bottom w:w="100" w:type="dxa"/>
               <w:right w:w="140" w:type="dxa"/>
             </w:tcMar>
-          </w:tcPr>
-          <w:p>
-            <w:proofErr w:type="spellStart"/>
-            <w:r>
-              <w:rPr>
-                <w:sz w:val="20"/>
-                <w:szCs w:val="20"/>
-              </w:rPr>
-              <w:t>KiCad</w:t>
-            </w:r>
-            <w:proofErr w:type="spellEnd"/>
-            <w:r>
-              <w:rPr>
-                <w:sz w:val="20"/>
-                <w:szCs w:val="20"/>
-              </w:rPr>
-              <w:t xml:space="preserve"> 10</w:t>
+            <w:vAlign w:val="center"/>
+          </w:tcPr>
+          <w:p>
+            <w:pPr>
+              <w:jc w:val="center"/>
+              <w:rPr>
+                <w:sz w:val="32"/>
+                <w:szCs w:val="32"/>
+              </w:rPr>
+            </w:pPr>
+            <w:r>
+              <w:rPr>
+                <w:sz w:val="32"/>
+                <w:szCs w:val="32"/>
+              </w:rPr>
+              <w:t>KiCad 10</w:t>
             </w:r>
           </w:p>
         </w:tc>
       </w:tr>
       <w:tr>
-        <w:tblPrEx>
-          <w:tblCellMar>
-            <w:top w:w="0" w:type="dxa"/>
-            <w:bottom w:w="0" w:type="dxa"/>
-          </w:tblCellMar>
-        </w:tblPrEx>
         <w:trPr>
+          <w:trHeight w:val="667"/>
           <w:jc w:val="center"/>
         </w:trPr>
         <w:tc>
           <w:tcPr>
-            <w:tcW w:w="2800" w:type="dxa"/>
-            <w:tcBorders>
-              <w:top w:val="none" w:sz="0" w:space="0" w:color="FFFFFF"/>
-              <w:left w:val="none" w:sz="0" w:space="0" w:color="FFFFFF"/>
-              <w:bottom w:val="none" w:sz="0" w:space="0" w:color="FFFFFF"/>
-              <w:right w:val="none" w:sz="0" w:space="0" w:color="FFFFFF"/>
-            </w:tcBorders>
+            <w:tcW w:w="0" w:type="auto"/>
             <w:shd w:val="clear" w:color="auto" w:fill="D6E4F0"/>
             <w:tcMar>
               <w:top w:w="100" w:type="dxa"/>
@@ -447,29 +457,41 @@
               <w:bottom w:w="100" w:type="dxa"/>
               <w:right w:w="140" w:type="dxa"/>
             </w:tcMar>
-          </w:tcPr>
-          <w:p>
+            <w:vAlign w:val="center"/>
+          </w:tcPr>
+          <w:p>
+            <w:pPr>
+              <w:jc w:val="center"/>
+              <w:rPr>
+                <w:sz w:val="32"/>
+                <w:szCs w:val="32"/>
+              </w:rPr>
+            </w:pPr>
             <w:r>
               <w:rPr>
                 <w:b/>
                 <w:bCs/>
                 <w:color w:val="1F4E79"/>
-                <w:sz w:val="20"/>
-                <w:szCs w:val="20"/>
+                <w:sz w:val="32"/>
+                <w:szCs w:val="32"/>
               </w:rPr>
               <w:t>Date</w:t>
             </w:r>
-          </w:p>
-        </w:tc>
-        <w:tc>
-          <w:tcPr>
-            <w:tcW w:w="3200" w:type="dxa"/>
-            <w:tcBorders>
-              <w:top w:val="none" w:sz="0" w:space="0" w:color="FFFFFF"/>
-              <w:left w:val="none" w:sz="0" w:space="0" w:color="FFFFFF"/>
-              <w:bottom w:val="none" w:sz="0" w:space="0" w:color="FFFFFF"/>
-              <w:right w:val="none" w:sz="0" w:space="0" w:color="FFFFFF"/>
-            </w:tcBorders>
+            <w:r>
+              <w:rPr>
+                <w:b/>
+                <w:bCs/>
+                <w:color w:val="1F4E79"/>
+                <w:sz w:val="32"/>
+                <w:szCs w:val="32"/>
+              </w:rPr>
+              <w:t>s</w:t>
+            </w:r>
+          </w:p>
+        </w:tc>
+        <w:tc>
+          <w:tcPr>
+            <w:tcW w:w="0" w:type="auto"/>
             <w:shd w:val="clear" w:color="auto" w:fill="FFFFFF"/>
             <w:tcMar>
               <w:top w:w="100" w:type="dxa"/>
@@ -477,24 +499,48 @@
               <w:bottom w:w="100" w:type="dxa"/>
               <w:right w:w="140" w:type="dxa"/>
             </w:tcMar>
-          </w:tcPr>
-          <w:p>
-            <w:r>
-              <w:rPr>
-                <w:sz w:val="20"/>
-                <w:szCs w:val="20"/>
-              </w:rPr>
-              <w:t>June 8 – 21, 2026</w:t>
+            <w:vAlign w:val="center"/>
+          </w:tcPr>
+          <w:p>
+            <w:pPr>
+              <w:jc w:val="center"/>
+              <w:rPr>
+                <w:sz w:val="32"/>
+                <w:szCs w:val="32"/>
+              </w:rPr>
+            </w:pPr>
+            <w:r>
+              <w:rPr>
+                <w:sz w:val="32"/>
+                <w:szCs w:val="32"/>
+              </w:rPr>
+              <w:t xml:space="preserve">May 25 </w:t>
+            </w:r>
+            <w:r>
+              <w:rPr>
+                <w:sz w:val="32"/>
+                <w:szCs w:val="32"/>
+              </w:rPr>
+              <w:t xml:space="preserve">– </w:t>
+            </w:r>
+            <w:r>
+              <w:rPr>
+                <w:sz w:val="32"/>
+                <w:szCs w:val="32"/>
+              </w:rPr>
+              <w:t>June 06</w:t>
+            </w:r>
+            <w:r>
+              <w:rPr>
+                <w:sz w:val="32"/>
+                <w:szCs w:val="32"/>
+              </w:rPr>
+              <w:t>, 2026</w:t>
             </w:r>
           </w:p>
         </w:tc>
       </w:tr>
     </w:tbl>
-    <w:p>
-      <w:pPr>
-        <w:pageBreakBefore/>
-      </w:pPr>
-    </w:p>
     <w:p>
       <w:pPr>
         <w:pStyle w:val="Heading1"/>
@@ -502,64 +548,20 @@
           <w:bottom w:val="single" w:sz="8" w:space="4" w:color="2E75B6"/>
         </w:pBdr>
       </w:pPr>
-      <w:r>
-        <w:t>1. Abstract</w:t>
-      </w:r>
-    </w:p>
-    <w:p>
-      <w:pPr>
-        <w:spacing w:before="60" w:after="60"/>
-      </w:pPr>
-      <w:r>
-        <w:t xml:space="preserve">This report documents the design and development of the Industrial Analog Condition Monitoring </w:t>
-      </w:r>
-      <w:proofErr w:type="gramStart"/>
-      <w:r>
-        <w:t>Board,</w:t>
-      </w:r>
-      <w:proofErr w:type="gramEnd"/>
-      <w:r>
-        <w:t xml:space="preserve"> a printed circuit board (PCB) created as the culminating project of the Analog Electronics phase of the Embedded Systems internship at Yuken India Limited.</w:t>
-      </w:r>
-    </w:p>
-    <w:p>
-      <w:pPr>
-        <w:spacing w:before="60"/>
-      </w:pPr>
-    </w:p>
-    <w:p>
-      <w:pPr>
-        <w:spacing w:before="60" w:after="60"/>
-      </w:pPr>
-      <w:r>
-        <w:t>The board monitors three independent physical parameters — temperature, a generic process variable (pressure/flow/level), and ambient light — using purely analog circuitry. All decision-making is performed without a microcontroller, demonstrating the application of operational amplifiers, comparators, and transistor-based logic to real-world industrial monitoring scenarios.</w:t>
-      </w:r>
-    </w:p>
-    <w:p>
-      <w:pPr>
-        <w:spacing w:before="60"/>
-      </w:pPr>
-    </w:p>
-    <w:p>
-      <w:pPr>
-        <w:spacing w:before="60" w:after="60"/>
-      </w:pPr>
-      <w:r>
-        <w:t xml:space="preserve">The design was completed in </w:t>
-      </w:r>
-      <w:proofErr w:type="spellStart"/>
-      <w:r>
-        <w:t>KiCad</w:t>
-      </w:r>
-      <w:proofErr w:type="spellEnd"/>
-      <w:r>
-        <w:t xml:space="preserve"> 10, progressing through schematic capture, PCB layout, design rule verification (DRC/ERC), and Gerber file generation. The board achieved 0 errors and 0 warnings on final verification.</w:t>
-      </w:r>
-    </w:p>
-    <w:p>
-      <w:pPr>
-        <w:spacing w:before="120"/>
-      </w:pPr>
+    </w:p>
+    <w:p>
+      <w:pPr>
+        <w:rPr>
+          <w:b/>
+          <w:bCs/>
+          <w:color w:val="1F4E79"/>
+          <w:sz w:val="32"/>
+          <w:szCs w:val="32"/>
+        </w:rPr>
+      </w:pPr>
+      <w:r>
+        <w:br w:type="page"/>
+      </w:r>
     </w:p>
     <w:p>
       <w:pPr>
@@ -569,6 +571,72 @@
         </w:pBdr>
       </w:pPr>
       <w:r>
+        <w:lastRenderedPageBreak/>
+        <w:t>1. Abstract</w:t>
+      </w:r>
+    </w:p>
+    <w:p>
+      <w:pPr>
+        <w:spacing w:before="60" w:after="60"/>
+      </w:pPr>
+      <w:r>
+        <w:t xml:space="preserve">This report documents the design and development of the Industrial Analog Condition Monitoring Board, a printed circuit board (PCB) created as the culminating project of the Analog Electronics phase of the internship at Yuken India </w:t>
+      </w:r>
+      <w:r>
+        <w:t>Ltd</w:t>
+      </w:r>
+      <w:r>
+        <w:t>.</w:t>
+      </w:r>
+    </w:p>
+    <w:p>
+      <w:pPr>
+        <w:spacing w:before="60"/>
+      </w:pPr>
+    </w:p>
+    <w:p>
+      <w:pPr>
+        <w:spacing w:before="60" w:after="60"/>
+      </w:pPr>
+      <w:r>
+        <w:t xml:space="preserve">The board monitors three independent physical parameters — temperature, </w:t>
+      </w:r>
+      <w:r>
+        <w:t>pressure</w:t>
+      </w:r>
+      <w:r>
+        <w:t xml:space="preserve"> and ambient light — using purely analog circuitry. All decision-making is performed without a microcontroller, demonstrating the application of operational amplifiers, comparators, and transistor-based logic to real-world industrial monitoring scenarios.</w:t>
+      </w:r>
+    </w:p>
+    <w:p>
+      <w:pPr>
+        <w:spacing w:before="60"/>
+      </w:pPr>
+    </w:p>
+    <w:p>
+      <w:pPr>
+        <w:spacing w:before="60" w:after="60"/>
+      </w:pPr>
+      <w:r>
+        <w:t>The design was completed in KiCad 10, progressing through schematic capture, PCB layout, design rule verification (DRC/ERC), and Gerber file generation. The board achieved 0 errors and 0 warnings on final verification.</w:t>
+      </w:r>
+    </w:p>
+    <w:p>
+      <w:pPr>
+        <w:pStyle w:val="Heading1"/>
+        <w:pBdr>
+          <w:bottom w:val="single" w:sz="8" w:space="4" w:color="2E75B6"/>
+        </w:pBdr>
+      </w:pPr>
+    </w:p>
+    <w:p>
+      <w:pPr>
+        <w:pStyle w:val="Heading1"/>
+        <w:pBdr>
+          <w:bottom w:val="single" w:sz="8" w:space="4" w:color="2E75B6"/>
+        </w:pBdr>
+      </w:pPr>
+      <w:r>
         <w:t>2. Project Objectives</w:t>
       </w:r>
     </w:p>
@@ -577,15 +645,7 @@
         <w:spacing w:before="60" w:after="60"/>
       </w:pPr>
       <w:r>
-        <w:t xml:space="preserve">The project was designed to consolidate and demonstrate the following competencies developed during the Analog Electronics internship </w:t>
-      </w:r>
-      <w:proofErr w:type="gramStart"/>
-      <w:r>
-        <w:t>weeks</w:t>
-      </w:r>
-      <w:proofErr w:type="gramEnd"/>
-      <w:r>
-        <w:t>:</w:t>
+        <w:t>The project was designed to consolidate and demonstrate the following competencies developed during the Analog Electronics internship weeks:</w:t>
       </w:r>
     </w:p>
     <w:p>
@@ -696,24 +756,18 @@
       <w:r>
         <w:t xml:space="preserve">Produce a manufacturable PCB with </w:t>
       </w:r>
-      <w:proofErr w:type="spellStart"/>
-      <w:r>
-        <w:t>organised</w:t>
-      </w:r>
-      <w:proofErr w:type="spellEnd"/>
-      <w:r>
-        <w:t xml:space="preserve"> layout, clean routing, and a ground </w:t>
-      </w:r>
-      <w:proofErr w:type="gramStart"/>
-      <w:r>
-        <w:t>plane</w:t>
-      </w:r>
-      <w:proofErr w:type="gramEnd"/>
-    </w:p>
-    <w:p>
-      <w:pPr>
-        <w:spacing w:before="120"/>
-      </w:pPr>
+      <w:r>
+        <w:t>organi</w:t>
+      </w:r>
+      <w:r>
+        <w:t>s</w:t>
+      </w:r>
+      <w:r>
+        <w:t>ed</w:t>
+      </w:r>
+      <w:r>
+        <w:t xml:space="preserve"> layout, clean routing, and a ground plane</w:t>
+      </w:r>
     </w:p>
     <w:p>
       <w:pPr>
@@ -722,6 +776,14 @@
           <w:bottom w:val="single" w:sz="8" w:space="4" w:color="2E75B6"/>
         </w:pBdr>
       </w:pPr>
+    </w:p>
+    <w:p>
+      <w:pPr>
+        <w:pStyle w:val="Heading1"/>
+        <w:pBdr>
+          <w:bottom w:val="single" w:sz="8" w:space="4" w:color="2E75B6"/>
+        </w:pBdr>
+      </w:pPr>
       <w:r>
         <w:t>3. System Overview</w:t>
       </w:r>
@@ -731,23 +793,13 @@
         <w:spacing w:before="60" w:after="60"/>
       </w:pPr>
       <w:r>
-        <w:t xml:space="preserve">The board contains three independent monitoring channels, each processing </w:t>
-      </w:r>
-      <w:proofErr w:type="gramStart"/>
-      <w:r>
-        <w:t>a sensor</w:t>
-      </w:r>
-      <w:proofErr w:type="gramEnd"/>
-      <w:r>
-        <w:t xml:space="preserve"> input through signal conditioning and comparator logic to drive a set of </w:t>
-      </w:r>
-      <w:proofErr w:type="spellStart"/>
-      <w:r>
-        <w:t>colour</w:t>
-      </w:r>
-      <w:proofErr w:type="spellEnd"/>
-      <w:r>
-        <w:t>-coded LED indicators. A common power supply section generates a regulated 5 V rail from a 12 V DC input.</w:t>
+        <w:t xml:space="preserve">The board contains three independent monitoring channels, each </w:t>
+      </w:r>
+      <w:r>
+        <w:t>processing</w:t>
+      </w:r>
+      <w:r>
+        <w:t xml:space="preserve"> a sensor input through signal conditioning and comparator logic to drive a set of colour-coded LED indicators. A common power supply section generates a regulated 5 V rail from a 12 V DC input.</w:t>
       </w:r>
     </w:p>
     <w:p>
@@ -773,24 +825,18 @@
         <w:tblLook w:val="0000" w:firstRow="0" w:lastRow="0" w:firstColumn="0" w:lastColumn="0" w:noHBand="0" w:noVBand="0"/>
       </w:tblPr>
       <w:tblGrid>
-        <w:gridCol w:w="2000"/>
-        <w:gridCol w:w="2400"/>
-        <w:gridCol w:w="2400"/>
-        <w:gridCol w:w="2226"/>
+        <w:gridCol w:w="1417"/>
+        <w:gridCol w:w="2268"/>
+        <w:gridCol w:w="1984"/>
+        <w:gridCol w:w="3357"/>
       </w:tblGrid>
       <w:tr>
-        <w:tblPrEx>
-          <w:tblCellMar>
-            <w:top w:w="0" w:type="dxa"/>
-            <w:bottom w:w="0" w:type="dxa"/>
-          </w:tblCellMar>
-        </w:tblPrEx>
         <w:trPr>
           <w:tblHeader/>
         </w:trPr>
         <w:tc>
           <w:tcPr>
-            <w:tcW w:w="2000" w:type="dxa"/>
+            <w:tcW w:w="1417" w:type="dxa"/>
             <w:tcBorders>
               <w:top w:val="single" w:sz="1" w:space="0" w:color="CCCCCC"/>
               <w:left w:val="single" w:sz="1" w:space="0" w:color="CCCCCC"/>
@@ -818,14 +864,13 @@
                 <w:sz w:val="20"/>
                 <w:szCs w:val="20"/>
               </w:rPr>
-              <w:lastRenderedPageBreak/>
               <w:t>Channel</w:t>
             </w:r>
           </w:p>
         </w:tc>
         <w:tc>
           <w:tcPr>
-            <w:tcW w:w="2400" w:type="dxa"/>
+            <w:tcW w:w="2268" w:type="dxa"/>
             <w:tcBorders>
               <w:top w:val="single" w:sz="1" w:space="0" w:color="CCCCCC"/>
               <w:left w:val="single" w:sz="1" w:space="0" w:color="CCCCCC"/>
@@ -859,7 +904,7 @@
         </w:tc>
         <w:tc>
           <w:tcPr>
-            <w:tcW w:w="2400" w:type="dxa"/>
+            <w:tcW w:w="1984" w:type="dxa"/>
             <w:tcBorders>
               <w:top w:val="single" w:sz="1" w:space="0" w:color="CCCCCC"/>
               <w:left w:val="single" w:sz="1" w:space="0" w:color="CCCCCC"/>
@@ -893,7 +938,7 @@
         </w:tc>
         <w:tc>
           <w:tcPr>
-            <w:tcW w:w="2226" w:type="dxa"/>
+            <w:tcW w:w="3357" w:type="dxa"/>
             <w:tcBorders>
               <w:top w:val="single" w:sz="1" w:space="0" w:color="CCCCCC"/>
               <w:left w:val="single" w:sz="1" w:space="0" w:color="CCCCCC"/>
@@ -927,15 +972,9 @@
         </w:tc>
       </w:tr>
       <w:tr>
-        <w:tblPrEx>
-          <w:tblCellMar>
-            <w:top w:w="0" w:type="dxa"/>
-            <w:bottom w:w="0" w:type="dxa"/>
-          </w:tblCellMar>
-        </w:tblPrEx>
-        <w:tc>
-          <w:tcPr>
-            <w:tcW w:w="2000" w:type="dxa"/>
+        <w:tc>
+          <w:tcPr>
+            <w:tcW w:w="1417" w:type="dxa"/>
             <w:tcBorders>
               <w:top w:val="single" w:sz="1" w:space="0" w:color="CCCCCC"/>
               <w:left w:val="single" w:sz="1" w:space="0" w:color="CCCCCC"/>
@@ -952,6 +991,9 @@
             <w:vAlign w:val="center"/>
           </w:tcPr>
           <w:p>
+            <w:pPr>
+              <w:jc w:val="center"/>
+            </w:pPr>
             <w:r>
               <w:rPr>
                 <w:sz w:val="20"/>
@@ -963,7 +1005,7 @@
         </w:tc>
         <w:tc>
           <w:tcPr>
-            <w:tcW w:w="2400" w:type="dxa"/>
+            <w:tcW w:w="2268" w:type="dxa"/>
             <w:tcBorders>
               <w:top w:val="single" w:sz="1" w:space="0" w:color="CCCCCC"/>
               <w:left w:val="single" w:sz="1" w:space="0" w:color="CCCCCC"/>
@@ -980,6 +1022,9 @@
             <w:vAlign w:val="center"/>
           </w:tcPr>
           <w:p>
+            <w:pPr>
+              <w:jc w:val="center"/>
+            </w:pPr>
             <w:r>
               <w:rPr>
                 <w:sz w:val="20"/>
@@ -991,7 +1036,7 @@
         </w:tc>
         <w:tc>
           <w:tcPr>
-            <w:tcW w:w="2400" w:type="dxa"/>
+            <w:tcW w:w="1984" w:type="dxa"/>
             <w:tcBorders>
               <w:top w:val="single" w:sz="1" w:space="0" w:color="CCCCCC"/>
               <w:left w:val="single" w:sz="1" w:space="0" w:color="CCCCCC"/>
@@ -1008,6 +1053,9 @@
             <w:vAlign w:val="center"/>
           </w:tcPr>
           <w:p>
+            <w:pPr>
+              <w:jc w:val="center"/>
+            </w:pPr>
             <w:r>
               <w:rPr>
                 <w:sz w:val="20"/>
@@ -1019,7 +1067,7 @@
         </w:tc>
         <w:tc>
           <w:tcPr>
-            <w:tcW w:w="2226" w:type="dxa"/>
+            <w:tcW w:w="3357" w:type="dxa"/>
             <w:tcBorders>
               <w:top w:val="single" w:sz="1" w:space="0" w:color="CCCCCC"/>
               <w:left w:val="single" w:sz="1" w:space="0" w:color="CCCCCC"/>
@@ -1036,6 +1084,9 @@
             <w:vAlign w:val="center"/>
           </w:tcPr>
           <w:p>
+            <w:pPr>
+              <w:jc w:val="center"/>
+            </w:pPr>
             <w:r>
               <w:rPr>
                 <w:sz w:val="20"/>
@@ -1047,15 +1098,9 @@
         </w:tc>
       </w:tr>
       <w:tr>
-        <w:tblPrEx>
-          <w:tblCellMar>
-            <w:top w:w="0" w:type="dxa"/>
-            <w:bottom w:w="0" w:type="dxa"/>
-          </w:tblCellMar>
-        </w:tblPrEx>
-        <w:tc>
-          <w:tcPr>
-            <w:tcW w:w="2000" w:type="dxa"/>
+        <w:tc>
+          <w:tcPr>
+            <w:tcW w:w="1417" w:type="dxa"/>
             <w:tcBorders>
               <w:top w:val="single" w:sz="1" w:space="0" w:color="CCCCCC"/>
               <w:left w:val="single" w:sz="1" w:space="0" w:color="CCCCCC"/>
@@ -1072,18 +1117,22 @@
             <w:vAlign w:val="center"/>
           </w:tcPr>
           <w:p>
-            <w:r>
-              <w:rPr>
-                <w:sz w:val="20"/>
-                <w:szCs w:val="20"/>
-              </w:rPr>
-              <w:t>Process Variable</w:t>
-            </w:r>
-          </w:p>
-        </w:tc>
-        <w:tc>
-          <w:tcPr>
-            <w:tcW w:w="2400" w:type="dxa"/>
+            <w:pPr>
+              <w:jc w:val="center"/>
+            </w:pPr>
+            <w:r>
+              <w:rPr>
+                <w:sz w:val="20"/>
+                <w:szCs w:val="20"/>
+              </w:rPr>
+              <w:lastRenderedPageBreak/>
+              <w:t>Pressure</w:t>
+            </w:r>
+          </w:p>
+        </w:tc>
+        <w:tc>
+          <w:tcPr>
+            <w:tcW w:w="2268" w:type="dxa"/>
             <w:tcBorders>
               <w:top w:val="single" w:sz="1" w:space="0" w:color="CCCCCC"/>
               <w:left w:val="single" w:sz="1" w:space="0" w:color="CCCCCC"/>
@@ -1100,6 +1149,9 @@
             <w:vAlign w:val="center"/>
           </w:tcPr>
           <w:p>
+            <w:pPr>
+              <w:jc w:val="center"/>
+            </w:pPr>
             <w:r>
               <w:rPr>
                 <w:sz w:val="20"/>
@@ -1111,7 +1163,7 @@
         </w:tc>
         <w:tc>
           <w:tcPr>
-            <w:tcW w:w="2400" w:type="dxa"/>
+            <w:tcW w:w="1984" w:type="dxa"/>
             <w:tcBorders>
               <w:top w:val="single" w:sz="1" w:space="0" w:color="CCCCCC"/>
               <w:left w:val="single" w:sz="1" w:space="0" w:color="CCCCCC"/>
@@ -1128,18 +1180,35 @@
             <w:vAlign w:val="center"/>
           </w:tcPr>
           <w:p>
-            <w:r>
-              <w:rPr>
-                <w:sz w:val="20"/>
-                <w:szCs w:val="20"/>
-              </w:rPr>
-              <w:t>Green / Yellow / Red LEDs</w:t>
-            </w:r>
-          </w:p>
-        </w:tc>
-        <w:tc>
-          <w:tcPr>
-            <w:tcW w:w="2226" w:type="dxa"/>
+            <w:pPr>
+              <w:jc w:val="center"/>
+            </w:pPr>
+            <w:r>
+              <w:rPr>
+                <w:sz w:val="20"/>
+                <w:szCs w:val="20"/>
+              </w:rPr>
+              <w:t xml:space="preserve">Green / Yellow / Red </w:t>
+            </w:r>
+            <w:r>
+              <w:rPr>
+                <w:sz w:val="20"/>
+                <w:szCs w:val="20"/>
+              </w:rPr>
+              <w:t>L</w:t>
+            </w:r>
+            <w:r>
+              <w:rPr>
+                <w:sz w:val="20"/>
+                <w:szCs w:val="20"/>
+              </w:rPr>
+              <w:t>EDs</w:t>
+            </w:r>
+          </w:p>
+        </w:tc>
+        <w:tc>
+          <w:tcPr>
+            <w:tcW w:w="3357" w:type="dxa"/>
             <w:tcBorders>
               <w:top w:val="single" w:sz="1" w:space="0" w:color="CCCCCC"/>
               <w:left w:val="single" w:sz="1" w:space="0" w:color="CCCCCC"/>
@@ -1156,6 +1225,9 @@
             <w:vAlign w:val="center"/>
           </w:tcPr>
           <w:p>
+            <w:pPr>
+              <w:jc w:val="center"/>
+            </w:pPr>
             <w:r>
               <w:rPr>
                 <w:sz w:val="20"/>
@@ -1167,15 +1239,9 @@
         </w:tc>
       </w:tr>
       <w:tr>
-        <w:tblPrEx>
-          <w:tblCellMar>
-            <w:top w:w="0" w:type="dxa"/>
-            <w:bottom w:w="0" w:type="dxa"/>
-          </w:tblCellMar>
-        </w:tblPrEx>
-        <w:tc>
-          <w:tcPr>
-            <w:tcW w:w="2000" w:type="dxa"/>
+        <w:tc>
+          <w:tcPr>
+            <w:tcW w:w="1417" w:type="dxa"/>
             <w:tcBorders>
               <w:top w:val="single" w:sz="1" w:space="0" w:color="CCCCCC"/>
               <w:left w:val="single" w:sz="1" w:space="0" w:color="CCCCCC"/>
@@ -1192,6 +1258,9 @@
             <w:vAlign w:val="center"/>
           </w:tcPr>
           <w:p>
+            <w:pPr>
+              <w:jc w:val="center"/>
+            </w:pPr>
             <w:r>
               <w:rPr>
                 <w:sz w:val="20"/>
@@ -1203,7 +1272,7 @@
         </w:tc>
         <w:tc>
           <w:tcPr>
-            <w:tcW w:w="2400" w:type="dxa"/>
+            <w:tcW w:w="2268" w:type="dxa"/>
             <w:tcBorders>
               <w:top w:val="single" w:sz="1" w:space="0" w:color="CCCCCC"/>
               <w:left w:val="single" w:sz="1" w:space="0" w:color="CCCCCC"/>
@@ -1220,6 +1289,9 @@
             <w:vAlign w:val="center"/>
           </w:tcPr>
           <w:p>
+            <w:pPr>
+              <w:jc w:val="center"/>
+            </w:pPr>
             <w:r>
               <w:rPr>
                 <w:sz w:val="20"/>
@@ -1231,7 +1303,7 @@
         </w:tc>
         <w:tc>
           <w:tcPr>
-            <w:tcW w:w="2400" w:type="dxa"/>
+            <w:tcW w:w="1984" w:type="dxa"/>
             <w:tcBorders>
               <w:top w:val="single" w:sz="1" w:space="0" w:color="CCCCCC"/>
               <w:left w:val="single" w:sz="1" w:space="0" w:color="CCCCCC"/>
@@ -1248,6 +1320,9 @@
             <w:vAlign w:val="center"/>
           </w:tcPr>
           <w:p>
+            <w:pPr>
+              <w:jc w:val="center"/>
+            </w:pPr>
             <w:r>
               <w:rPr>
                 <w:sz w:val="20"/>
@@ -1259,7 +1334,7 @@
         </w:tc>
         <w:tc>
           <w:tcPr>
-            <w:tcW w:w="2226" w:type="dxa"/>
+            <w:tcW w:w="3357" w:type="dxa"/>
             <w:tcBorders>
               <w:top w:val="single" w:sz="1" w:space="0" w:color="CCCCCC"/>
               <w:left w:val="single" w:sz="1" w:space="0" w:color="CCCCCC"/>
@@ -1276,6 +1351,9 @@
             <w:vAlign w:val="center"/>
           </w:tcPr>
           <w:p>
+            <w:pPr>
+              <w:jc w:val="center"/>
+            </w:pPr>
             <w:r>
               <w:rPr>
                 <w:sz w:val="20"/>
@@ -1307,6 +1385,14 @@
           <w:bottom w:val="single" w:sz="8" w:space="4" w:color="2E75B6"/>
         </w:pBdr>
       </w:pPr>
+    </w:p>
+    <w:p>
+      <w:pPr>
+        <w:pStyle w:val="Heading1"/>
+        <w:pBdr>
+          <w:bottom w:val="single" w:sz="8" w:space="4" w:color="2E75B6"/>
+        </w:pBdr>
+      </w:pPr>
       <w:r>
         <w:t>4. Power Supply Section</w:t>
       </w:r>
@@ -1315,13 +1401,8 @@
       <w:pPr>
         <w:pStyle w:val="Heading2"/>
       </w:pPr>
-      <w:proofErr w:type="gramStart"/>
-      <w:r>
-        <w:t>4.1  Input</w:t>
-      </w:r>
-      <w:proofErr w:type="gramEnd"/>
-      <w:r>
-        <w:t xml:space="preserve"> and Protection</w:t>
+      <w:r>
+        <w:t>4.1  Input and Protection</w:t>
       </w:r>
     </w:p>
     <w:p>
@@ -1329,13 +1410,11 @@
         <w:spacing w:before="60" w:after="60"/>
       </w:pPr>
       <w:r>
-        <w:t xml:space="preserve">The board accepts a 12 V DC input through a 2-pin Phoenix terminal block (J1). A 1N5819 Schottky diode (D1) provides reverse polarity protection. The 1N5819 was selected for its low forward voltage drop (~0.3 V), </w:t>
-      </w:r>
-      <w:proofErr w:type="spellStart"/>
-      <w:r>
-        <w:t>minimising</w:t>
-      </w:r>
-      <w:proofErr w:type="spellEnd"/>
+        <w:t xml:space="preserve">The board accepts a 12 V DC input through a 2-pin terminal block (J1). A 1N5819 Schottky diode (D1) provides reverse polarity protection. The 1N5819 was selected for its low forward voltage drop (~0.3 V), </w:t>
+      </w:r>
+      <w:r>
+        <w:t>minimizing</w:t>
+      </w:r>
       <w:r>
         <w:t xml:space="preserve"> power dissipation while protecting the downstream circuitry.</w:t>
       </w:r>
@@ -1344,13 +1423,8 @@
       <w:pPr>
         <w:pStyle w:val="Heading2"/>
       </w:pPr>
-      <w:proofErr w:type="gramStart"/>
-      <w:r>
-        <w:t>4.2  Voltage</w:t>
-      </w:r>
-      <w:proofErr w:type="gramEnd"/>
-      <w:r>
-        <w:t xml:space="preserve"> Regulation</w:t>
+      <w:r>
+        <w:t>4.2  Voltage Regulation</w:t>
       </w:r>
     </w:p>
     <w:p>
@@ -1358,7 +1432,7 @@
         <w:spacing w:before="60" w:after="60"/>
       </w:pPr>
       <w:r>
-        <w:t>An LM7805 linear voltage regulator (U1, TO-220 package) produces a regulated 5 V output. Decoupling capacitors on both the input and output sides of the regulator ensure stability and ripple suppression:</w:t>
+        <w:t>An LM7805 linear voltage regulator produces a regulated 5 V output. Decoupling capacitors on both the input and output sides of the regulator ensure stability and ripple suppression:</w:t>
       </w:r>
     </w:p>
     <w:p>
@@ -1389,12 +1463,6 @@
         <w:gridCol w:w="4026"/>
       </w:tblGrid>
       <w:tr>
-        <w:tblPrEx>
-          <w:tblCellMar>
-            <w:top w:w="0" w:type="dxa"/>
-            <w:bottom w:w="0" w:type="dxa"/>
-          </w:tblCellMar>
-        </w:tblPrEx>
         <w:trPr>
           <w:tblHeader/>
         </w:trPr>
@@ -1502,12 +1570,6 @@
         </w:tc>
       </w:tr>
       <w:tr>
-        <w:tblPrEx>
-          <w:tblCellMar>
-            <w:top w:w="0" w:type="dxa"/>
-            <w:bottom w:w="0" w:type="dxa"/>
-          </w:tblCellMar>
-        </w:tblPrEx>
         <w:tc>
           <w:tcPr>
             <w:tcW w:w="2500" w:type="dxa"/>
@@ -1527,6 +1589,9 @@
             <w:vAlign w:val="center"/>
           </w:tcPr>
           <w:p>
+            <w:pPr>
+              <w:jc w:val="center"/>
+            </w:pPr>
             <w:r>
               <w:rPr>
                 <w:sz w:val="20"/>
@@ -1555,28 +1620,15 @@
             <w:vAlign w:val="center"/>
           </w:tcPr>
           <w:p>
-            <w:r>
-              <w:rPr>
-                <w:sz w:val="20"/>
-                <w:szCs w:val="20"/>
-              </w:rPr>
-              <w:t xml:space="preserve">100 </w:t>
-            </w:r>
-            <w:proofErr w:type="spellStart"/>
-            <w:r>
-              <w:rPr>
-                <w:sz w:val="20"/>
-                <w:szCs w:val="20"/>
-              </w:rPr>
-              <w:t>nF</w:t>
-            </w:r>
-            <w:proofErr w:type="spellEnd"/>
-            <w:r>
-              <w:rPr>
-                <w:sz w:val="20"/>
-                <w:szCs w:val="20"/>
-              </w:rPr>
-              <w:t xml:space="preserve"> ceramic</w:t>
+            <w:pPr>
+              <w:jc w:val="center"/>
+            </w:pPr>
+            <w:r>
+              <w:rPr>
+                <w:sz w:val="20"/>
+                <w:szCs w:val="20"/>
+              </w:rPr>
+              <w:t>100 nF ceramic</w:t>
             </w:r>
           </w:p>
         </w:tc>
@@ -1599,6 +1651,9 @@
             <w:vAlign w:val="center"/>
           </w:tcPr>
           <w:p>
+            <w:pPr>
+              <w:jc w:val="center"/>
+            </w:pPr>
             <w:r>
               <w:rPr>
                 <w:sz w:val="20"/>
@@ -1610,12 +1665,6 @@
         </w:tc>
       </w:tr>
       <w:tr>
-        <w:tblPrEx>
-          <w:tblCellMar>
-            <w:top w:w="0" w:type="dxa"/>
-            <w:bottom w:w="0" w:type="dxa"/>
-          </w:tblCellMar>
-        </w:tblPrEx>
         <w:tc>
           <w:tcPr>
             <w:tcW w:w="2500" w:type="dxa"/>
@@ -1635,6 +1684,9 @@
             <w:vAlign w:val="center"/>
           </w:tcPr>
           <w:p>
+            <w:pPr>
+              <w:jc w:val="center"/>
+            </w:pPr>
             <w:r>
               <w:rPr>
                 <w:sz w:val="20"/>
@@ -1663,6 +1715,9 @@
             <w:vAlign w:val="center"/>
           </w:tcPr>
           <w:p>
+            <w:pPr>
+              <w:jc w:val="center"/>
+            </w:pPr>
             <w:r>
               <w:rPr>
                 <w:sz w:val="20"/>
@@ -1691,6 +1746,9 @@
             <w:vAlign w:val="center"/>
           </w:tcPr>
           <w:p>
+            <w:pPr>
+              <w:jc w:val="center"/>
+            </w:pPr>
             <w:r>
               <w:rPr>
                 <w:sz w:val="20"/>
@@ -1702,12 +1760,6 @@
         </w:tc>
       </w:tr>
       <w:tr>
-        <w:tblPrEx>
-          <w:tblCellMar>
-            <w:top w:w="0" w:type="dxa"/>
-            <w:bottom w:w="0" w:type="dxa"/>
-          </w:tblCellMar>
-        </w:tblPrEx>
         <w:tc>
           <w:tcPr>
             <w:tcW w:w="2500" w:type="dxa"/>
@@ -1727,6 +1779,9 @@
             <w:vAlign w:val="center"/>
           </w:tcPr>
           <w:p>
+            <w:pPr>
+              <w:jc w:val="center"/>
+            </w:pPr>
             <w:r>
               <w:rPr>
                 <w:sz w:val="20"/>
@@ -1755,28 +1810,15 @@
             <w:vAlign w:val="center"/>
           </w:tcPr>
           <w:p>
-            <w:r>
-              <w:rPr>
-                <w:sz w:val="20"/>
-                <w:szCs w:val="20"/>
-              </w:rPr>
-              <w:t xml:space="preserve">100 </w:t>
-            </w:r>
-            <w:proofErr w:type="spellStart"/>
-            <w:r>
-              <w:rPr>
-                <w:sz w:val="20"/>
-                <w:szCs w:val="20"/>
-              </w:rPr>
-              <w:t>nF</w:t>
-            </w:r>
-            <w:proofErr w:type="spellEnd"/>
-            <w:r>
-              <w:rPr>
-                <w:sz w:val="20"/>
-                <w:szCs w:val="20"/>
-              </w:rPr>
-              <w:t xml:space="preserve"> ceramic</w:t>
+            <w:pPr>
+              <w:jc w:val="center"/>
+            </w:pPr>
+            <w:r>
+              <w:rPr>
+                <w:sz w:val="20"/>
+                <w:szCs w:val="20"/>
+              </w:rPr>
+              <w:t>100 nF ceramic</w:t>
             </w:r>
           </w:p>
         </w:tc>
@@ -1799,6 +1841,9 @@
             <w:vAlign w:val="center"/>
           </w:tcPr>
           <w:p>
+            <w:pPr>
+              <w:jc w:val="center"/>
+            </w:pPr>
             <w:r>
               <w:rPr>
                 <w:sz w:val="20"/>
@@ -1810,12 +1855,6 @@
         </w:tc>
       </w:tr>
       <w:tr>
-        <w:tblPrEx>
-          <w:tblCellMar>
-            <w:top w:w="0" w:type="dxa"/>
-            <w:bottom w:w="0" w:type="dxa"/>
-          </w:tblCellMar>
-        </w:tblPrEx>
         <w:tc>
           <w:tcPr>
             <w:tcW w:w="2500" w:type="dxa"/>
@@ -1835,6 +1874,9 @@
             <w:vAlign w:val="center"/>
           </w:tcPr>
           <w:p>
+            <w:pPr>
+              <w:jc w:val="center"/>
+            </w:pPr>
             <w:r>
               <w:rPr>
                 <w:sz w:val="20"/>
@@ -1863,6 +1905,9 @@
             <w:vAlign w:val="center"/>
           </w:tcPr>
           <w:p>
+            <w:pPr>
+              <w:jc w:val="center"/>
+            </w:pPr>
             <w:r>
               <w:rPr>
                 <w:sz w:val="20"/>
@@ -1891,6 +1936,9 @@
             <w:vAlign w:val="center"/>
           </w:tcPr>
           <w:p>
+            <w:pPr>
+              <w:jc w:val="center"/>
+            </w:pPr>
             <w:r>
               <w:rPr>
                 <w:sz w:val="20"/>
@@ -1912,7 +1960,7 @@
         <w:spacing w:before="60" w:after="60"/>
       </w:pPr>
       <w:r>
-        <w:t>A power indicator LED (D2) with a 680 Ω current-limiting resistor (R1) confirms 5 V rail presence. The LED operating current is approximately (5 V − 2 V) / 680 Ω ≈ 4.4 mA.</w:t>
+        <w:t>A power indicator LED (D2) with a 680 Ω current-limiting resistor (R1) confirms 5 V rail presence. The LED operating current is approximately 4.4 mA.</w:t>
       </w:r>
     </w:p>
     <w:p>
@@ -1927,6 +1975,14 @@
           <w:bottom w:val="single" w:sz="8" w:space="4" w:color="2E75B6"/>
         </w:pBdr>
       </w:pPr>
+    </w:p>
+    <w:p>
+      <w:pPr>
+        <w:pStyle w:val="Heading1"/>
+        <w:pBdr>
+          <w:bottom w:val="single" w:sz="8" w:space="4" w:color="2E75B6"/>
+        </w:pBdr>
+      </w:pPr>
       <w:r>
         <w:t>5. Temperature Monitoring Channel</w:t>
       </w:r>
@@ -1935,13 +1991,8 @@
       <w:pPr>
         <w:pStyle w:val="Heading2"/>
       </w:pPr>
-      <w:proofErr w:type="gramStart"/>
-      <w:r>
-        <w:t>5.1  Sensor</w:t>
-      </w:r>
-      <w:proofErr w:type="gramEnd"/>
-      <w:r>
-        <w:t xml:space="preserve"> Interface</w:t>
+      <w:r>
+        <w:t>5.1  Sensor Interface</w:t>
       </w:r>
     </w:p>
     <w:p>
@@ -1949,21 +2000,16 @@
         <w:spacing w:before="60" w:after="60"/>
       </w:pPr>
       <w:r>
-        <w:t>An external LM35 precision temperature sensor connects via a 3-pin Phoenix terminal block (J2: +5 V, signal, GND). The LM35 produces a linear output of 10 mV/°C, requiring amplification to span a useful comparison range.</w:t>
+        <w:t>An external LM35 precision temperature sensor connects via a 3-pin terminal block (J2: +5 V, signal, GND). The LM35 produces a linear output of 10 mV/°C, requiring amplification to span a useful comparison range.</w:t>
       </w:r>
     </w:p>
     <w:p>
       <w:pPr>
         <w:pStyle w:val="Heading2"/>
       </w:pPr>
-      <w:proofErr w:type="gramStart"/>
       <w:r>
         <w:lastRenderedPageBreak/>
-        <w:t>5.2  Amplifier</w:t>
-      </w:r>
-      <w:proofErr w:type="gramEnd"/>
-      <w:r>
-        <w:t xml:space="preserve"> Stage — U2A (LM358)</w:t>
+        <w:t>5.2  Amplifier Stage — U2A (LM358)</w:t>
       </w:r>
     </w:p>
     <w:p>
@@ -2002,12 +2048,6 @@
         <w:gridCol w:w="4026"/>
       </w:tblGrid>
       <w:tr>
-        <w:tblPrEx>
-          <w:tblCellMar>
-            <w:top w:w="0" w:type="dxa"/>
-            <w:bottom w:w="0" w:type="dxa"/>
-          </w:tblCellMar>
-        </w:tblPrEx>
         <w:trPr>
           <w:tblHeader/>
         </w:trPr>
@@ -2115,12 +2155,6 @@
         </w:tc>
       </w:tr>
       <w:tr>
-        <w:tblPrEx>
-          <w:tblCellMar>
-            <w:top w:w="0" w:type="dxa"/>
-            <w:bottom w:w="0" w:type="dxa"/>
-          </w:tblCellMar>
-        </w:tblPrEx>
         <w:tc>
           <w:tcPr>
             <w:tcW w:w="2800" w:type="dxa"/>
@@ -2140,6 +2174,9 @@
             <w:vAlign w:val="center"/>
           </w:tcPr>
           <w:p>
+            <w:pPr>
+              <w:jc w:val="center"/>
+            </w:pPr>
             <w:r>
               <w:rPr>
                 <w:sz w:val="20"/>
@@ -2168,6 +2205,9 @@
             <w:vAlign w:val="center"/>
           </w:tcPr>
           <w:p>
+            <w:pPr>
+              <w:jc w:val="center"/>
+            </w:pPr>
             <w:r>
               <w:rPr>
                 <w:sz w:val="20"/>
@@ -2196,6 +2236,9 @@
             <w:vAlign w:val="center"/>
           </w:tcPr>
           <w:p>
+            <w:pPr>
+              <w:jc w:val="center"/>
+            </w:pPr>
             <w:r>
               <w:rPr>
                 <w:sz w:val="20"/>
@@ -2207,12 +2250,6 @@
         </w:tc>
       </w:tr>
       <w:tr>
-        <w:tblPrEx>
-          <w:tblCellMar>
-            <w:top w:w="0" w:type="dxa"/>
-            <w:bottom w:w="0" w:type="dxa"/>
-          </w:tblCellMar>
-        </w:tblPrEx>
         <w:tc>
           <w:tcPr>
             <w:tcW w:w="2800" w:type="dxa"/>
@@ -2232,6 +2269,9 @@
             <w:vAlign w:val="center"/>
           </w:tcPr>
           <w:p>
+            <w:pPr>
+              <w:jc w:val="center"/>
+            </w:pPr>
             <w:r>
               <w:rPr>
                 <w:sz w:val="20"/>
@@ -2260,22 +2300,16 @@
             <w:vAlign w:val="center"/>
           </w:tcPr>
           <w:p>
-            <w:r>
-              <w:rPr>
-                <w:sz w:val="20"/>
-                <w:szCs w:val="20"/>
-              </w:rPr>
-              <w:t xml:space="preserve">40 </w:t>
-            </w:r>
-            <w:proofErr w:type="spellStart"/>
-            <w:r>
-              <w:rPr>
-                <w:sz w:val="20"/>
-                <w:szCs w:val="20"/>
-              </w:rPr>
-              <w:t>kΩ</w:t>
-            </w:r>
-            <w:proofErr w:type="spellEnd"/>
+            <w:pPr>
+              <w:jc w:val="center"/>
+            </w:pPr>
+            <w:r>
+              <w:rPr>
+                <w:sz w:val="20"/>
+                <w:szCs w:val="20"/>
+              </w:rPr>
+              <w:t>40 kΩ</w:t>
+            </w:r>
           </w:p>
         </w:tc>
         <w:tc>
@@ -2297,6 +2331,9 @@
             <w:vAlign w:val="center"/>
           </w:tcPr>
           <w:p>
+            <w:pPr>
+              <w:jc w:val="center"/>
+            </w:pPr>
             <w:r>
               <w:rPr>
                 <w:sz w:val="20"/>
@@ -2308,12 +2345,6 @@
         </w:tc>
       </w:tr>
       <w:tr>
-        <w:tblPrEx>
-          <w:tblCellMar>
-            <w:top w:w="0" w:type="dxa"/>
-            <w:bottom w:w="0" w:type="dxa"/>
-          </w:tblCellMar>
-        </w:tblPrEx>
         <w:tc>
           <w:tcPr>
             <w:tcW w:w="2800" w:type="dxa"/>
@@ -2333,6 +2364,9 @@
             <w:vAlign w:val="center"/>
           </w:tcPr>
           <w:p>
+            <w:pPr>
+              <w:jc w:val="center"/>
+            </w:pPr>
             <w:r>
               <w:rPr>
                 <w:sz w:val="20"/>
@@ -2361,22 +2395,16 @@
             <w:vAlign w:val="center"/>
           </w:tcPr>
           <w:p>
-            <w:r>
-              <w:rPr>
-                <w:sz w:val="20"/>
-                <w:szCs w:val="20"/>
-              </w:rPr>
-              <w:t xml:space="preserve">10 </w:t>
-            </w:r>
-            <w:proofErr w:type="spellStart"/>
-            <w:r>
-              <w:rPr>
-                <w:sz w:val="20"/>
-                <w:szCs w:val="20"/>
-              </w:rPr>
-              <w:t>kΩ</w:t>
-            </w:r>
-            <w:proofErr w:type="spellEnd"/>
+            <w:pPr>
+              <w:jc w:val="center"/>
+            </w:pPr>
+            <w:r>
+              <w:rPr>
+                <w:sz w:val="20"/>
+                <w:szCs w:val="20"/>
+              </w:rPr>
+              <w:t>10 kΩ</w:t>
+            </w:r>
           </w:p>
         </w:tc>
         <w:tc>
@@ -2398,6 +2426,9 @@
             <w:vAlign w:val="center"/>
           </w:tcPr>
           <w:p>
+            <w:pPr>
+              <w:jc w:val="center"/>
+            </w:pPr>
             <w:r>
               <w:rPr>
                 <w:sz w:val="20"/>
@@ -2409,12 +2440,6 @@
         </w:tc>
       </w:tr>
       <w:tr>
-        <w:tblPrEx>
-          <w:tblCellMar>
-            <w:top w:w="0" w:type="dxa"/>
-            <w:bottom w:w="0" w:type="dxa"/>
-          </w:tblCellMar>
-        </w:tblPrEx>
         <w:tc>
           <w:tcPr>
             <w:tcW w:w="2800" w:type="dxa"/>
@@ -2434,6 +2459,9 @@
             <w:vAlign w:val="center"/>
           </w:tcPr>
           <w:p>
+            <w:pPr>
+              <w:jc w:val="center"/>
+            </w:pPr>
             <w:r>
               <w:rPr>
                 <w:sz w:val="20"/>
@@ -2462,6 +2490,9 @@
             <w:vAlign w:val="center"/>
           </w:tcPr>
           <w:p>
+            <w:pPr>
+              <w:jc w:val="center"/>
+            </w:pPr>
             <w:r>
               <w:rPr>
                 <w:sz w:val="20"/>
@@ -2490,6 +2521,9 @@
             <w:vAlign w:val="center"/>
           </w:tcPr>
           <w:p>
+            <w:pPr>
+              <w:jc w:val="center"/>
+            </w:pPr>
             <w:r>
               <w:rPr>
                 <w:sz w:val="20"/>
@@ -2501,12 +2535,6 @@
         </w:tc>
       </w:tr>
       <w:tr>
-        <w:tblPrEx>
-          <w:tblCellMar>
-            <w:top w:w="0" w:type="dxa"/>
-            <w:bottom w:w="0" w:type="dxa"/>
-          </w:tblCellMar>
-        </w:tblPrEx>
         <w:tc>
           <w:tcPr>
             <w:tcW w:w="2800" w:type="dxa"/>
@@ -2526,19 +2554,15 @@
             <w:vAlign w:val="center"/>
           </w:tcPr>
           <w:p>
-            <w:r>
-              <w:rPr>
-                <w:sz w:val="20"/>
-                <w:szCs w:val="20"/>
-              </w:rPr>
-              <w:t>Output at 40</w:t>
-            </w:r>
-            <w:r>
-              <w:rPr>
-                <w:sz w:val="20"/>
-                <w:szCs w:val="20"/>
-              </w:rPr>
-              <w:t>°C</w:t>
+            <w:pPr>
+              <w:jc w:val="center"/>
+            </w:pPr>
+            <w:r>
+              <w:rPr>
+                <w:sz w:val="20"/>
+                <w:szCs w:val="20"/>
+              </w:rPr>
+              <w:t>Output at 40°C</w:t>
             </w:r>
           </w:p>
         </w:tc>
@@ -2561,6 +2585,9 @@
             <w:vAlign w:val="center"/>
           </w:tcPr>
           <w:p>
+            <w:pPr>
+              <w:jc w:val="center"/>
+            </w:pPr>
             <w:r>
               <w:rPr>
                 <w:sz w:val="20"/>
@@ -2589,6 +2616,9 @@
             <w:vAlign w:val="center"/>
           </w:tcPr>
           <w:p>
+            <w:pPr>
+              <w:jc w:val="center"/>
+            </w:pPr>
             <w:r>
               <w:rPr>
                 <w:sz w:val="20"/>
@@ -2600,12 +2630,6 @@
         </w:tc>
       </w:tr>
       <w:tr>
-        <w:tblPrEx>
-          <w:tblCellMar>
-            <w:top w:w="0" w:type="dxa"/>
-            <w:bottom w:w="0" w:type="dxa"/>
-          </w:tblCellMar>
-        </w:tblPrEx>
         <w:tc>
           <w:tcPr>
             <w:tcW w:w="2800" w:type="dxa"/>
@@ -2625,6 +2649,9 @@
             <w:vAlign w:val="center"/>
           </w:tcPr>
           <w:p>
+            <w:pPr>
+              <w:jc w:val="center"/>
+            </w:pPr>
             <w:r>
               <w:rPr>
                 <w:sz w:val="20"/>
@@ -2653,6 +2680,9 @@
             <w:vAlign w:val="center"/>
           </w:tcPr>
           <w:p>
+            <w:pPr>
+              <w:jc w:val="center"/>
+            </w:pPr>
             <w:r>
               <w:rPr>
                 <w:sz w:val="20"/>
@@ -2681,6 +2711,9 @@
             <w:vAlign w:val="center"/>
           </w:tcPr>
           <w:p>
+            <w:pPr>
+              <w:jc w:val="center"/>
+            </w:pPr>
             <w:r>
               <w:rPr>
                 <w:sz w:val="20"/>
@@ -2701,13 +2734,8 @@
       <w:pPr>
         <w:pStyle w:val="Heading2"/>
       </w:pPr>
-      <w:proofErr w:type="gramStart"/>
-      <w:r>
-        <w:t>5.3  Low</w:t>
-      </w:r>
-      <w:proofErr w:type="gramEnd"/>
-      <w:r>
-        <w:t>-Pass Filter</w:t>
+      <w:r>
+        <w:t>5.3  Low-Pass Filter</w:t>
       </w:r>
     </w:p>
     <w:p>
@@ -2715,15 +2743,7 @@
         <w:spacing w:before="60" w:after="60"/>
       </w:pPr>
       <w:r>
-        <w:t xml:space="preserve">A first-order RC low-pass filter (R = 10 </w:t>
-      </w:r>
-      <w:proofErr w:type="spellStart"/>
-      <w:r>
-        <w:t>kΩ</w:t>
-      </w:r>
-      <w:proofErr w:type="spellEnd"/>
-      <w:r>
-        <w:t>, C = 1 µF) with a cutoff frequency of approximately 16 Hz is placed before the comparator inputs to suppress high-frequency noise from the sensor signal and power supply.</w:t>
+        <w:t>A first-order RC low-pass filter (R = 10 kΩ, C = 1 µF) with a cutoff frequency of approximately 16 Hz is placed before the comparator inputs to suppress high-frequency noise from the sensor signal and power supply.</w:t>
       </w:r>
     </w:p>
     <w:p>
@@ -2735,13 +2755,8 @@
       <w:pPr>
         <w:pStyle w:val="Heading2"/>
       </w:pPr>
-      <w:proofErr w:type="gramStart"/>
-      <w:r>
-        <w:t>5.4  Threshold</w:t>
-      </w:r>
-      <w:proofErr w:type="gramEnd"/>
-      <w:r>
-        <w:t xml:space="preserve"> Detection — U3 (LM339)</w:t>
+      <w:r>
+        <w:t>5.4  Threshold Detection — U3 (LM339)</w:t>
       </w:r>
     </w:p>
     <w:p>
@@ -2782,12 +2797,6 @@
         <w:gridCol w:w="1926"/>
       </w:tblGrid>
       <w:tr>
-        <w:tblPrEx>
-          <w:tblCellMar>
-            <w:top w:w="0" w:type="dxa"/>
-            <w:bottom w:w="0" w:type="dxa"/>
-          </w:tblCellMar>
-        </w:tblPrEx>
         <w:trPr>
           <w:tblHeader/>
         </w:trPr>
@@ -2963,12 +2972,6 @@
         </w:tc>
       </w:tr>
       <w:tr>
-        <w:tblPrEx>
-          <w:tblCellMar>
-            <w:top w:w="0" w:type="dxa"/>
-            <w:bottom w:w="0" w:type="dxa"/>
-          </w:tblCellMar>
-        </w:tblPrEx>
         <w:tc>
           <w:tcPr>
             <w:tcW w:w="1500" w:type="dxa"/>
@@ -2988,6 +2991,9 @@
             <w:vAlign w:val="center"/>
           </w:tcPr>
           <w:p>
+            <w:pPr>
+              <w:jc w:val="center"/>
+            </w:pPr>
             <w:r>
               <w:rPr>
                 <w:sz w:val="20"/>
@@ -3016,6 +3022,9 @@
             <w:vAlign w:val="center"/>
           </w:tcPr>
           <w:p>
+            <w:pPr>
+              <w:jc w:val="center"/>
+            </w:pPr>
             <w:r>
               <w:rPr>
                 <w:sz w:val="20"/>
@@ -3044,6 +3053,9 @@
             <w:vAlign w:val="center"/>
           </w:tcPr>
           <w:p>
+            <w:pPr>
+              <w:jc w:val="center"/>
+            </w:pPr>
             <w:r>
               <w:rPr>
                 <w:sz w:val="20"/>
@@ -3072,6 +3084,9 @@
             <w:vAlign w:val="center"/>
           </w:tcPr>
           <w:p>
+            <w:pPr>
+              <w:jc w:val="center"/>
+            </w:pPr>
             <w:r>
               <w:rPr>
                 <w:sz w:val="20"/>
@@ -3100,6 +3115,9 @@
             <w:vAlign w:val="center"/>
           </w:tcPr>
           <w:p>
+            <w:pPr>
+              <w:jc w:val="center"/>
+            </w:pPr>
             <w:r>
               <w:rPr>
                 <w:sz w:val="20"/>
@@ -3111,12 +3129,6 @@
         </w:tc>
       </w:tr>
       <w:tr>
-        <w:tblPrEx>
-          <w:tblCellMar>
-            <w:top w:w="0" w:type="dxa"/>
-            <w:bottom w:w="0" w:type="dxa"/>
-          </w:tblCellMar>
-        </w:tblPrEx>
         <w:tc>
           <w:tcPr>
             <w:tcW w:w="1500" w:type="dxa"/>
@@ -3136,6 +3148,9 @@
             <w:vAlign w:val="center"/>
           </w:tcPr>
           <w:p>
+            <w:pPr>
+              <w:jc w:val="center"/>
+            </w:pPr>
             <w:r>
               <w:rPr>
                 <w:sz w:val="20"/>
@@ -3164,6 +3179,9 @@
             <w:vAlign w:val="center"/>
           </w:tcPr>
           <w:p>
+            <w:pPr>
+              <w:jc w:val="center"/>
+            </w:pPr>
             <w:r>
               <w:rPr>
                 <w:sz w:val="20"/>
@@ -3192,6 +3210,9 @@
             <w:vAlign w:val="center"/>
           </w:tcPr>
           <w:p>
+            <w:pPr>
+              <w:jc w:val="center"/>
+            </w:pPr>
             <w:r>
               <w:rPr>
                 <w:sz w:val="20"/>
@@ -3220,6 +3241,9 @@
             <w:vAlign w:val="center"/>
           </w:tcPr>
           <w:p>
+            <w:pPr>
+              <w:jc w:val="center"/>
+            </w:pPr>
             <w:r>
               <w:rPr>
                 <w:sz w:val="20"/>
@@ -3248,6 +3272,9 @@
             <w:vAlign w:val="center"/>
           </w:tcPr>
           <w:p>
+            <w:pPr>
+              <w:jc w:val="center"/>
+            </w:pPr>
             <w:r>
               <w:rPr>
                 <w:sz w:val="20"/>
@@ -3268,13 +3295,8 @@
       <w:pPr>
         <w:pStyle w:val="Heading2"/>
       </w:pPr>
-      <w:proofErr w:type="gramStart"/>
-      <w:r>
-        <w:t>5.5  LED</w:t>
-      </w:r>
-      <w:proofErr w:type="gramEnd"/>
-      <w:r>
-        <w:t xml:space="preserve"> Output Logic — Q1, Q2 (BC547)</w:t>
+      <w:r>
+        <w:t>5.5  LED Output Logic — Q1, Q2 (BC547)</w:t>
       </w:r>
     </w:p>
     <w:p>
@@ -3282,15 +3304,13 @@
         <w:spacing w:before="60" w:after="60"/>
       </w:pPr>
       <w:r>
-        <w:t xml:space="preserve">Three zones are indicated with </w:t>
-      </w:r>
-      <w:proofErr w:type="spellStart"/>
-      <w:r>
-        <w:t>colour</w:t>
-      </w:r>
-      <w:proofErr w:type="spellEnd"/>
-      <w:r>
-        <w:t>-coded LEDs. The green and red LEDs respond directly to the comparator outputs. The yellow LED (warning zone: 40–60°C) requires a logical AND of the two comparator outputs, implemented with two BC547 NPN transistors:</w:t>
+        <w:t xml:space="preserve">Three zones are indicated with colour-coded LEDs. The green and red LEDs respond directly to the comparator outputs. The yellow LED (warning zone: 40–60°C) requires a logical </w:t>
+      </w:r>
+      <w:r>
+        <w:t>AND</w:t>
+      </w:r>
+      <w:r>
+        <w:t xml:space="preserve"> of the two comparator outputs, implemented with two BC547 NPN transistors:</w:t>
       </w:r>
     </w:p>
     <w:p>
@@ -3353,12 +3373,6 @@
         <w:gridCol w:w="2926"/>
       </w:tblGrid>
       <w:tr>
-        <w:tblPrEx>
-          <w:tblCellMar>
-            <w:top w:w="0" w:type="dxa"/>
-            <w:bottom w:w="0" w:type="dxa"/>
-          </w:tblCellMar>
-        </w:tblPrEx>
         <w:trPr>
           <w:tblHeader/>
         </w:trPr>
@@ -3500,12 +3514,6 @@
         </w:tc>
       </w:tr>
       <w:tr>
-        <w:tblPrEx>
-          <w:tblCellMar>
-            <w:top w:w="0" w:type="dxa"/>
-            <w:bottom w:w="0" w:type="dxa"/>
-          </w:tblCellMar>
-        </w:tblPrEx>
         <w:tc>
           <w:tcPr>
             <w:tcW w:w="2500" w:type="dxa"/>
@@ -3525,6 +3533,9 @@
             <w:vAlign w:val="center"/>
           </w:tcPr>
           <w:p>
+            <w:pPr>
+              <w:jc w:val="center"/>
+            </w:pPr>
             <w:r>
               <w:rPr>
                 <w:sz w:val="20"/>
@@ -3553,6 +3564,9 @@
             <w:vAlign w:val="center"/>
           </w:tcPr>
           <w:p>
+            <w:pPr>
+              <w:jc w:val="center"/>
+            </w:pPr>
             <w:r>
               <w:rPr>
                 <w:sz w:val="20"/>
@@ -3581,6 +3595,9 @@
             <w:vAlign w:val="center"/>
           </w:tcPr>
           <w:p>
+            <w:pPr>
+              <w:jc w:val="center"/>
+            </w:pPr>
             <w:r>
               <w:rPr>
                 <w:sz w:val="20"/>
@@ -3609,6 +3626,9 @@
             <w:vAlign w:val="center"/>
           </w:tcPr>
           <w:p>
+            <w:pPr>
+              <w:jc w:val="center"/>
+            </w:pPr>
             <w:r>
               <w:rPr>
                 <w:sz w:val="20"/>
@@ -3620,12 +3640,6 @@
         </w:tc>
       </w:tr>
       <w:tr>
-        <w:tblPrEx>
-          <w:tblCellMar>
-            <w:top w:w="0" w:type="dxa"/>
-            <w:bottom w:w="0" w:type="dxa"/>
-          </w:tblCellMar>
-        </w:tblPrEx>
         <w:tc>
           <w:tcPr>
             <w:tcW w:w="2500" w:type="dxa"/>
@@ -3645,6 +3659,9 @@
             <w:vAlign w:val="center"/>
           </w:tcPr>
           <w:p>
+            <w:pPr>
+              <w:jc w:val="center"/>
+            </w:pPr>
             <w:r>
               <w:rPr>
                 <w:sz w:val="20"/>
@@ -3673,6 +3690,9 @@
             <w:vAlign w:val="center"/>
           </w:tcPr>
           <w:p>
+            <w:pPr>
+              <w:jc w:val="center"/>
+            </w:pPr>
             <w:r>
               <w:rPr>
                 <w:sz w:val="20"/>
@@ -3701,6 +3721,9 @@
             <w:vAlign w:val="center"/>
           </w:tcPr>
           <w:p>
+            <w:pPr>
+              <w:jc w:val="center"/>
+            </w:pPr>
             <w:r>
               <w:rPr>
                 <w:sz w:val="20"/>
@@ -3729,6 +3752,9 @@
             <w:vAlign w:val="center"/>
           </w:tcPr>
           <w:p>
+            <w:pPr>
+              <w:jc w:val="center"/>
+            </w:pPr>
             <w:r>
               <w:rPr>
                 <w:sz w:val="20"/>
@@ -3740,12 +3766,6 @@
         </w:tc>
       </w:tr>
       <w:tr>
-        <w:tblPrEx>
-          <w:tblCellMar>
-            <w:top w:w="0" w:type="dxa"/>
-            <w:bottom w:w="0" w:type="dxa"/>
-          </w:tblCellMar>
-        </w:tblPrEx>
         <w:tc>
           <w:tcPr>
             <w:tcW w:w="2500" w:type="dxa"/>
@@ -3765,6 +3785,9 @@
             <w:vAlign w:val="center"/>
           </w:tcPr>
           <w:p>
+            <w:pPr>
+              <w:jc w:val="center"/>
+            </w:pPr>
             <w:r>
               <w:rPr>
                 <w:sz w:val="20"/>
@@ -3793,6 +3816,9 @@
             <w:vAlign w:val="center"/>
           </w:tcPr>
           <w:p>
+            <w:pPr>
+              <w:jc w:val="center"/>
+            </w:pPr>
             <w:r>
               <w:rPr>
                 <w:sz w:val="20"/>
@@ -3821,6 +3847,9 @@
             <w:vAlign w:val="center"/>
           </w:tcPr>
           <w:p>
+            <w:pPr>
+              <w:jc w:val="center"/>
+            </w:pPr>
             <w:r>
               <w:rPr>
                 <w:sz w:val="20"/>
@@ -3849,6 +3878,9 @@
             <w:vAlign w:val="center"/>
           </w:tcPr>
           <w:p>
+            <w:pPr>
+              <w:jc w:val="center"/>
+            </w:pPr>
             <w:r>
               <w:rPr>
                 <w:sz w:val="20"/>
@@ -3869,20 +3901,21 @@
       </w:pPr>
       <w:r>
         <w:lastRenderedPageBreak/>
-        <w:t>6. Process Variable Monitoring Channel</w:t>
+        <w:t xml:space="preserve">6. </w:t>
+      </w:r>
+      <w:r>
+        <w:t>Pressure</w:t>
+      </w:r>
+      <w:r>
+        <w:t xml:space="preserve"> Monitoring Channel</w:t>
       </w:r>
     </w:p>
     <w:p>
       <w:pPr>
         <w:pStyle w:val="Heading2"/>
       </w:pPr>
-      <w:proofErr w:type="gramStart"/>
-      <w:r>
-        <w:t>6.1  Sensor</w:t>
-      </w:r>
-      <w:proofErr w:type="gramEnd"/>
-      <w:r>
-        <w:t xml:space="preserve"> Interface</w:t>
+      <w:r>
+        <w:t>6.1  Sensor Interface</w:t>
       </w:r>
     </w:p>
     <w:p>
@@ -3890,7 +3923,13 @@
         <w:spacing w:before="60" w:after="60"/>
       </w:pPr>
       <w:r>
-        <w:t>An external analog signal (0–5 V range) connects via J4, representing industrial process variables such as pressure, flow, or liquid level. A potentiometer is used for simulation and testing. No amplification is required since the input already spans the full 5 V reference range.</w:t>
+        <w:t xml:space="preserve">An external analog signal (0–5 V range) connects via J4, representing industrial </w:t>
+      </w:r>
+      <w:r>
+        <w:t>pressure</w:t>
+      </w:r>
+      <w:r>
+        <w:t>. A potentiometer is used for simulation and testing. No amplification is required since the input already spans the full 5 V reference range.</w:t>
       </w:r>
     </w:p>
     <w:p>
@@ -3902,13 +3941,8 @@
       <w:pPr>
         <w:pStyle w:val="Heading2"/>
       </w:pPr>
-      <w:proofErr w:type="gramStart"/>
-      <w:r>
-        <w:t>6.2  Signal</w:t>
-      </w:r>
-      <w:proofErr w:type="gramEnd"/>
-      <w:r>
-        <w:t xml:space="preserve"> Conditioning</w:t>
+      <w:r>
+        <w:t>6.2  Signal Conditioning</w:t>
       </w:r>
     </w:p>
     <w:p>
@@ -3916,15 +3950,10 @@
         <w:spacing w:before="60" w:after="60"/>
       </w:pPr>
       <w:r>
-        <w:t xml:space="preserve">A 10 </w:t>
-      </w:r>
-      <w:proofErr w:type="spellStart"/>
-      <w:r>
-        <w:t>kΩ</w:t>
-      </w:r>
-      <w:proofErr w:type="spellEnd"/>
-      <w:r>
-        <w:t xml:space="preserve"> / 1 µF RC low-pass filter smooths the input before it reaches the comparator network, preventing transient noise from causing false threshold crossings.</w:t>
+        <w:t xml:space="preserve">A first-order RC low-pass filter (R = 10 kΩ, C = 1 µF) with a cutoff frequency of approximately 16 Hz </w:t>
+      </w:r>
+      <w:r>
+        <w:t>smooths the input before it reaches the comparator network, preventing transient noise from causing false threshold crossings.</w:t>
       </w:r>
     </w:p>
     <w:p>
@@ -3936,13 +3965,8 @@
       <w:pPr>
         <w:pStyle w:val="Heading2"/>
       </w:pPr>
-      <w:proofErr w:type="gramStart"/>
-      <w:r>
-        <w:t>6.3  Reference</w:t>
-      </w:r>
-      <w:proofErr w:type="gramEnd"/>
-      <w:r>
-        <w:t xml:space="preserve"> Voltage Ladder</w:t>
+      <w:r>
+        <w:t>6.3  Reference Voltage Ladder</w:t>
       </w:r>
     </w:p>
     <w:p>
@@ -3950,15 +3974,7 @@
         <w:spacing w:before="60" w:after="60"/>
       </w:pPr>
       <w:r>
-        <w:t xml:space="preserve">Three equal 10 </w:t>
-      </w:r>
-      <w:proofErr w:type="spellStart"/>
-      <w:r>
-        <w:t>kΩ</w:t>
-      </w:r>
-      <w:proofErr w:type="spellEnd"/>
-      <w:r>
-        <w:t xml:space="preserve"> resistors (R12, R13, R14) form a voltage divider across the 5 V rail, generating two reference points:</w:t>
+        <w:t>Three equal 10 kΩ resistors (R12, R13, R14) form a voltage divider across the 5 V rail, generating two reference points:</w:t>
       </w:r>
     </w:p>
     <w:p>
@@ -3968,7 +3984,7 @@
     </w:p>
     <w:tbl>
       <w:tblPr>
-        <w:tblW w:w="9026" w:type="dxa"/>
+        <w:tblW w:w="9288" w:type="dxa"/>
         <w:tblBorders>
           <w:top w:val="single" w:sz="4" w:space="0" w:color="auto"/>
           <w:left w:val="single" w:sz="4" w:space="0" w:color="auto"/>
@@ -3984,24 +4000,19 @@
         <w:tblLook w:val="0000" w:firstRow="0" w:lastRow="0" w:firstColumn="0" w:lastColumn="0" w:noHBand="0" w:noVBand="0"/>
       </w:tblPr>
       <w:tblGrid>
-        <w:gridCol w:w="2000"/>
-        <w:gridCol w:w="2000"/>
-        <w:gridCol w:w="2800"/>
-        <w:gridCol w:w="2226"/>
+        <w:gridCol w:w="2058"/>
+        <w:gridCol w:w="2058"/>
+        <w:gridCol w:w="2881"/>
+        <w:gridCol w:w="2291"/>
       </w:tblGrid>
       <w:tr>
-        <w:tblPrEx>
-          <w:tblCellMar>
-            <w:top w:w="0" w:type="dxa"/>
-            <w:bottom w:w="0" w:type="dxa"/>
-          </w:tblCellMar>
-        </w:tblPrEx>
         <w:trPr>
+          <w:trHeight w:val="479"/>
           <w:tblHeader/>
         </w:trPr>
         <w:tc>
           <w:tcPr>
-            <w:tcW w:w="2000" w:type="dxa"/>
+            <w:tcW w:w="2058" w:type="dxa"/>
             <w:tcBorders>
               <w:top w:val="single" w:sz="1" w:space="0" w:color="CCCCCC"/>
               <w:left w:val="single" w:sz="1" w:space="0" w:color="CCCCCC"/>
@@ -4035,7 +4046,7 @@
         </w:tc>
         <w:tc>
           <w:tcPr>
-            <w:tcW w:w="2000" w:type="dxa"/>
+            <w:tcW w:w="2058" w:type="dxa"/>
             <w:tcBorders>
               <w:top w:val="single" w:sz="1" w:space="0" w:color="CCCCCC"/>
               <w:left w:val="single" w:sz="1" w:space="0" w:color="CCCCCC"/>
@@ -4069,7 +4080,7 @@
         </w:tc>
         <w:tc>
           <w:tcPr>
-            <w:tcW w:w="2800" w:type="dxa"/>
+            <w:tcW w:w="2881" w:type="dxa"/>
             <w:tcBorders>
               <w:top w:val="single" w:sz="1" w:space="0" w:color="CCCCCC"/>
               <w:left w:val="single" w:sz="1" w:space="0" w:color="CCCCCC"/>
@@ -4103,7 +4114,7 @@
         </w:tc>
         <w:tc>
           <w:tcPr>
-            <w:tcW w:w="2226" w:type="dxa"/>
+            <w:tcW w:w="2291" w:type="dxa"/>
             <w:tcBorders>
               <w:top w:val="single" w:sz="1" w:space="0" w:color="CCCCCC"/>
               <w:left w:val="single" w:sz="1" w:space="0" w:color="CCCCCC"/>
@@ -4137,15 +4148,12 @@
         </w:tc>
       </w:tr>
       <w:tr>
-        <w:tblPrEx>
-          <w:tblCellMar>
-            <w:top w:w="0" w:type="dxa"/>
-            <w:bottom w:w="0" w:type="dxa"/>
-          </w:tblCellMar>
-        </w:tblPrEx>
-        <w:tc>
-          <w:tcPr>
-            <w:tcW w:w="2000" w:type="dxa"/>
+        <w:trPr>
+          <w:trHeight w:val="454"/>
+        </w:trPr>
+        <w:tc>
+          <w:tcPr>
+            <w:tcW w:w="2058" w:type="dxa"/>
             <w:tcBorders>
               <w:top w:val="single" w:sz="1" w:space="0" w:color="CCCCCC"/>
               <w:left w:val="single" w:sz="1" w:space="0" w:color="CCCCCC"/>
@@ -4162,6 +4170,9 @@
             <w:vAlign w:val="center"/>
           </w:tcPr>
           <w:p>
+            <w:pPr>
+              <w:jc w:val="center"/>
+            </w:pPr>
             <w:r>
               <w:rPr>
                 <w:sz w:val="20"/>
@@ -4173,7 +4184,7 @@
         </w:tc>
         <w:tc>
           <w:tcPr>
-            <w:tcW w:w="2000" w:type="dxa"/>
+            <w:tcW w:w="2058" w:type="dxa"/>
             <w:tcBorders>
               <w:top w:val="single" w:sz="1" w:space="0" w:color="CCCCCC"/>
               <w:left w:val="single" w:sz="1" w:space="0" w:color="CCCCCC"/>
@@ -4190,6 +4201,9 @@
             <w:vAlign w:val="center"/>
           </w:tcPr>
           <w:p>
+            <w:pPr>
+              <w:jc w:val="center"/>
+            </w:pPr>
             <w:r>
               <w:rPr>
                 <w:sz w:val="20"/>
@@ -4201,7 +4215,7 @@
         </w:tc>
         <w:tc>
           <w:tcPr>
-            <w:tcW w:w="2800" w:type="dxa"/>
+            <w:tcW w:w="2881" w:type="dxa"/>
             <w:tcBorders>
               <w:top w:val="single" w:sz="1" w:space="0" w:color="CCCCCC"/>
               <w:left w:val="single" w:sz="1" w:space="0" w:color="CCCCCC"/>
@@ -4218,18 +4232,35 @@
             <w:vAlign w:val="center"/>
           </w:tcPr>
           <w:p>
-            <w:r>
-              <w:rPr>
-                <w:sz w:val="20"/>
-                <w:szCs w:val="20"/>
-              </w:rPr>
-              <w:t>Lower third of process range</w:t>
-            </w:r>
-          </w:p>
-        </w:tc>
-        <w:tc>
-          <w:tcPr>
-            <w:tcW w:w="2226" w:type="dxa"/>
+            <w:pPr>
+              <w:jc w:val="center"/>
+            </w:pPr>
+            <w:r>
+              <w:rPr>
+                <w:sz w:val="20"/>
+                <w:szCs w:val="20"/>
+              </w:rPr>
+              <w:t xml:space="preserve">Lower third of </w:t>
+            </w:r>
+            <w:r>
+              <w:rPr>
+                <w:sz w:val="20"/>
+                <w:szCs w:val="20"/>
+              </w:rPr>
+              <w:t>pressure</w:t>
+            </w:r>
+            <w:r>
+              <w:rPr>
+                <w:sz w:val="20"/>
+                <w:szCs w:val="20"/>
+              </w:rPr>
+              <w:t xml:space="preserve"> range</w:t>
+            </w:r>
+          </w:p>
+        </w:tc>
+        <w:tc>
+          <w:tcPr>
+            <w:tcW w:w="2291" w:type="dxa"/>
             <w:tcBorders>
               <w:top w:val="single" w:sz="1" w:space="0" w:color="CCCCCC"/>
               <w:left w:val="single" w:sz="1" w:space="0" w:color="CCCCCC"/>
@@ -4246,6 +4277,9 @@
             <w:vAlign w:val="center"/>
           </w:tcPr>
           <w:p>
+            <w:pPr>
+              <w:jc w:val="center"/>
+            </w:pPr>
             <w:r>
               <w:rPr>
                 <w:sz w:val="20"/>
@@ -4257,15 +4291,12 @@
         </w:tc>
       </w:tr>
       <w:tr>
-        <w:tblPrEx>
-          <w:tblCellMar>
-            <w:top w:w="0" w:type="dxa"/>
-            <w:bottom w:w="0" w:type="dxa"/>
-          </w:tblCellMar>
-        </w:tblPrEx>
-        <w:tc>
-          <w:tcPr>
-            <w:tcW w:w="2000" w:type="dxa"/>
+        <w:trPr>
+          <w:trHeight w:val="479"/>
+        </w:trPr>
+        <w:tc>
+          <w:tcPr>
+            <w:tcW w:w="2058" w:type="dxa"/>
             <w:tcBorders>
               <w:top w:val="single" w:sz="1" w:space="0" w:color="CCCCCC"/>
               <w:left w:val="single" w:sz="1" w:space="0" w:color="CCCCCC"/>
@@ -4282,6 +4313,9 @@
             <w:vAlign w:val="center"/>
           </w:tcPr>
           <w:p>
+            <w:pPr>
+              <w:jc w:val="center"/>
+            </w:pPr>
             <w:r>
               <w:rPr>
                 <w:sz w:val="20"/>
@@ -4293,7 +4327,7 @@
         </w:tc>
         <w:tc>
           <w:tcPr>
-            <w:tcW w:w="2000" w:type="dxa"/>
+            <w:tcW w:w="2058" w:type="dxa"/>
             <w:tcBorders>
               <w:top w:val="single" w:sz="1" w:space="0" w:color="CCCCCC"/>
               <w:left w:val="single" w:sz="1" w:space="0" w:color="CCCCCC"/>
@@ -4310,6 +4344,9 @@
             <w:vAlign w:val="center"/>
           </w:tcPr>
           <w:p>
+            <w:pPr>
+              <w:jc w:val="center"/>
+            </w:pPr>
             <w:r>
               <w:rPr>
                 <w:sz w:val="20"/>
@@ -4321,7 +4358,7 @@
         </w:tc>
         <w:tc>
           <w:tcPr>
-            <w:tcW w:w="2800" w:type="dxa"/>
+            <w:tcW w:w="2881" w:type="dxa"/>
             <w:tcBorders>
               <w:top w:val="single" w:sz="1" w:space="0" w:color="CCCCCC"/>
               <w:left w:val="single" w:sz="1" w:space="0" w:color="CCCCCC"/>
@@ -4338,18 +4375,35 @@
             <w:vAlign w:val="center"/>
           </w:tcPr>
           <w:p>
-            <w:r>
-              <w:rPr>
-                <w:sz w:val="20"/>
-                <w:szCs w:val="20"/>
-              </w:rPr>
-              <w:t>Upper third of process range</w:t>
-            </w:r>
-          </w:p>
-        </w:tc>
-        <w:tc>
-          <w:tcPr>
-            <w:tcW w:w="2226" w:type="dxa"/>
+            <w:pPr>
+              <w:jc w:val="center"/>
+            </w:pPr>
+            <w:r>
+              <w:rPr>
+                <w:sz w:val="20"/>
+                <w:szCs w:val="20"/>
+              </w:rPr>
+              <w:t xml:space="preserve">Upper third of </w:t>
+            </w:r>
+            <w:r>
+              <w:rPr>
+                <w:sz w:val="20"/>
+                <w:szCs w:val="20"/>
+              </w:rPr>
+              <w:t>pressure</w:t>
+            </w:r>
+            <w:r>
+              <w:rPr>
+                <w:sz w:val="20"/>
+                <w:szCs w:val="20"/>
+              </w:rPr>
+              <w:t xml:space="preserve"> range</w:t>
+            </w:r>
+          </w:p>
+        </w:tc>
+        <w:tc>
+          <w:tcPr>
+            <w:tcW w:w="2291" w:type="dxa"/>
             <w:tcBorders>
               <w:top w:val="single" w:sz="1" w:space="0" w:color="CCCCCC"/>
               <w:left w:val="single" w:sz="1" w:space="0" w:color="CCCCCC"/>
@@ -4366,6 +4420,9 @@
             <w:vAlign w:val="center"/>
           </w:tcPr>
           <w:p>
+            <w:pPr>
+              <w:jc w:val="center"/>
+            </w:pPr>
             <w:r>
               <w:rPr>
                 <w:sz w:val="20"/>
@@ -4386,13 +4443,8 @@
       <w:pPr>
         <w:pStyle w:val="Heading2"/>
       </w:pPr>
-      <w:proofErr w:type="gramStart"/>
-      <w:r>
-        <w:t>6.4  LED</w:t>
-      </w:r>
-      <w:proofErr w:type="gramEnd"/>
-      <w:r>
-        <w:t xml:space="preserve"> Output Logic — Q3, Q4 (BC547)</w:t>
+      <w:r>
+        <w:t>6.4  LED Output Logic — Q3, Q4 (BC547)</w:t>
       </w:r>
     </w:p>
     <w:p>
@@ -4410,7 +4462,7 @@
     </w:p>
     <w:tbl>
       <w:tblPr>
-        <w:tblW w:w="9026" w:type="dxa"/>
+        <w:tblW w:w="9322" w:type="dxa"/>
         <w:tblBorders>
           <w:top w:val="single" w:sz="4" w:space="0" w:color="auto"/>
           <w:left w:val="single" w:sz="4" w:space="0" w:color="auto"/>
@@ -4426,24 +4478,19 @@
         <w:tblLook w:val="0000" w:firstRow="0" w:lastRow="0" w:firstColumn="0" w:lastColumn="0" w:noHBand="0" w:noVBand="0"/>
       </w:tblPr>
       <w:tblGrid>
-        <w:gridCol w:w="2500"/>
-        <w:gridCol w:w="1800"/>
-        <w:gridCol w:w="1800"/>
-        <w:gridCol w:w="2926"/>
+        <w:gridCol w:w="2582"/>
+        <w:gridCol w:w="1859"/>
+        <w:gridCol w:w="1859"/>
+        <w:gridCol w:w="3022"/>
       </w:tblGrid>
       <w:tr>
-        <w:tblPrEx>
-          <w:tblCellMar>
-            <w:top w:w="0" w:type="dxa"/>
-            <w:bottom w:w="0" w:type="dxa"/>
-          </w:tblCellMar>
-        </w:tblPrEx>
         <w:trPr>
+          <w:trHeight w:val="371"/>
           <w:tblHeader/>
         </w:trPr>
         <w:tc>
           <w:tcPr>
-            <w:tcW w:w="2500" w:type="dxa"/>
+            <w:tcW w:w="2582" w:type="dxa"/>
             <w:tcBorders>
               <w:top w:val="single" w:sz="1" w:space="0" w:color="CCCCCC"/>
               <w:left w:val="single" w:sz="1" w:space="0" w:color="CCCCCC"/>
@@ -4477,7 +4524,7 @@
         </w:tc>
         <w:tc>
           <w:tcPr>
-            <w:tcW w:w="1800" w:type="dxa"/>
+            <w:tcW w:w="1859" w:type="dxa"/>
             <w:tcBorders>
               <w:top w:val="single" w:sz="1" w:space="0" w:color="CCCCCC"/>
               <w:left w:val="single" w:sz="1" w:space="0" w:color="CCCCCC"/>
@@ -4511,7 +4558,7 @@
         </w:tc>
         <w:tc>
           <w:tcPr>
-            <w:tcW w:w="1800" w:type="dxa"/>
+            <w:tcW w:w="1859" w:type="dxa"/>
             <w:tcBorders>
               <w:top w:val="single" w:sz="1" w:space="0" w:color="CCCCCC"/>
               <w:left w:val="single" w:sz="1" w:space="0" w:color="CCCCCC"/>
@@ -4545,7 +4592,7 @@
         </w:tc>
         <w:tc>
           <w:tcPr>
-            <w:tcW w:w="2926" w:type="dxa"/>
+            <w:tcW w:w="3022" w:type="dxa"/>
             <w:tcBorders>
               <w:top w:val="single" w:sz="1" w:space="0" w:color="CCCCCC"/>
               <w:left w:val="single" w:sz="1" w:space="0" w:color="CCCCCC"/>
@@ -4579,15 +4626,12 @@
         </w:tc>
       </w:tr>
       <w:tr>
-        <w:tblPrEx>
-          <w:tblCellMar>
-            <w:top w:w="0" w:type="dxa"/>
-            <w:bottom w:w="0" w:type="dxa"/>
-          </w:tblCellMar>
-        </w:tblPrEx>
-        <w:tc>
-          <w:tcPr>
-            <w:tcW w:w="2500" w:type="dxa"/>
+        <w:trPr>
+          <w:trHeight w:val="351"/>
+        </w:trPr>
+        <w:tc>
+          <w:tcPr>
+            <w:tcW w:w="2582" w:type="dxa"/>
             <w:tcBorders>
               <w:top w:val="single" w:sz="1" w:space="0" w:color="CCCCCC"/>
               <w:left w:val="single" w:sz="1" w:space="0" w:color="CCCCCC"/>
@@ -4604,6 +4648,9 @@
             <w:vAlign w:val="center"/>
           </w:tcPr>
           <w:p>
+            <w:pPr>
+              <w:jc w:val="center"/>
+            </w:pPr>
             <w:r>
               <w:rPr>
                 <w:sz w:val="20"/>
@@ -4615,7 +4662,7 @@
         </w:tc>
         <w:tc>
           <w:tcPr>
-            <w:tcW w:w="1800" w:type="dxa"/>
+            <w:tcW w:w="1859" w:type="dxa"/>
             <w:tcBorders>
               <w:top w:val="single" w:sz="1" w:space="0" w:color="CCCCCC"/>
               <w:left w:val="single" w:sz="1" w:space="0" w:color="CCCCCC"/>
@@ -4632,6 +4679,9 @@
             <w:vAlign w:val="center"/>
           </w:tcPr>
           <w:p>
+            <w:pPr>
+              <w:jc w:val="center"/>
+            </w:pPr>
             <w:r>
               <w:rPr>
                 <w:sz w:val="20"/>
@@ -4643,7 +4693,7 @@
         </w:tc>
         <w:tc>
           <w:tcPr>
-            <w:tcW w:w="1800" w:type="dxa"/>
+            <w:tcW w:w="1859" w:type="dxa"/>
             <w:tcBorders>
               <w:top w:val="single" w:sz="1" w:space="0" w:color="CCCCCC"/>
               <w:left w:val="single" w:sz="1" w:space="0" w:color="CCCCCC"/>
@@ -4660,6 +4710,9 @@
             <w:vAlign w:val="center"/>
           </w:tcPr>
           <w:p>
+            <w:pPr>
+              <w:jc w:val="center"/>
+            </w:pPr>
             <w:r>
               <w:rPr>
                 <w:sz w:val="20"/>
@@ -4671,7 +4724,7 @@
         </w:tc>
         <w:tc>
           <w:tcPr>
-            <w:tcW w:w="2926" w:type="dxa"/>
+            <w:tcW w:w="3022" w:type="dxa"/>
             <w:tcBorders>
               <w:top w:val="single" w:sz="1" w:space="0" w:color="CCCCCC"/>
               <w:left w:val="single" w:sz="1" w:space="0" w:color="CCCCCC"/>
@@ -4688,6 +4741,9 @@
             <w:vAlign w:val="center"/>
           </w:tcPr>
           <w:p>
+            <w:pPr>
+              <w:jc w:val="center"/>
+            </w:pPr>
             <w:r>
               <w:rPr>
                 <w:sz w:val="20"/>
@@ -4699,15 +4755,12 @@
         </w:tc>
       </w:tr>
       <w:tr>
-        <w:tblPrEx>
-          <w:tblCellMar>
-            <w:top w:w="0" w:type="dxa"/>
-            <w:bottom w:w="0" w:type="dxa"/>
-          </w:tblCellMar>
-        </w:tblPrEx>
-        <w:tc>
-          <w:tcPr>
-            <w:tcW w:w="2500" w:type="dxa"/>
+        <w:trPr>
+          <w:trHeight w:val="371"/>
+        </w:trPr>
+        <w:tc>
+          <w:tcPr>
+            <w:tcW w:w="2582" w:type="dxa"/>
             <w:tcBorders>
               <w:top w:val="single" w:sz="1" w:space="0" w:color="CCCCCC"/>
               <w:left w:val="single" w:sz="1" w:space="0" w:color="CCCCCC"/>
@@ -4724,6 +4777,9 @@
             <w:vAlign w:val="center"/>
           </w:tcPr>
           <w:p>
+            <w:pPr>
+              <w:jc w:val="center"/>
+            </w:pPr>
             <w:r>
               <w:rPr>
                 <w:sz w:val="20"/>
@@ -4735,7 +4791,7 @@
         </w:tc>
         <w:tc>
           <w:tcPr>
-            <w:tcW w:w="1800" w:type="dxa"/>
+            <w:tcW w:w="1859" w:type="dxa"/>
             <w:tcBorders>
               <w:top w:val="single" w:sz="1" w:space="0" w:color="CCCCCC"/>
               <w:left w:val="single" w:sz="1" w:space="0" w:color="CCCCCC"/>
@@ -4752,6 +4808,9 @@
             <w:vAlign w:val="center"/>
           </w:tcPr>
           <w:p>
+            <w:pPr>
+              <w:jc w:val="center"/>
+            </w:pPr>
             <w:r>
               <w:rPr>
                 <w:sz w:val="20"/>
@@ -4763,7 +4822,7 @@
         </w:tc>
         <w:tc>
           <w:tcPr>
-            <w:tcW w:w="1800" w:type="dxa"/>
+            <w:tcW w:w="1859" w:type="dxa"/>
             <w:tcBorders>
               <w:top w:val="single" w:sz="1" w:space="0" w:color="CCCCCC"/>
               <w:left w:val="single" w:sz="1" w:space="0" w:color="CCCCCC"/>
@@ -4780,6 +4839,9 @@
             <w:vAlign w:val="center"/>
           </w:tcPr>
           <w:p>
+            <w:pPr>
+              <w:jc w:val="center"/>
+            </w:pPr>
             <w:r>
               <w:rPr>
                 <w:sz w:val="20"/>
@@ -4791,7 +4853,7 @@
         </w:tc>
         <w:tc>
           <w:tcPr>
-            <w:tcW w:w="2926" w:type="dxa"/>
+            <w:tcW w:w="3022" w:type="dxa"/>
             <w:tcBorders>
               <w:top w:val="single" w:sz="1" w:space="0" w:color="CCCCCC"/>
               <w:left w:val="single" w:sz="1" w:space="0" w:color="CCCCCC"/>
@@ -4808,6 +4870,9 @@
             <w:vAlign w:val="center"/>
           </w:tcPr>
           <w:p>
+            <w:pPr>
+              <w:jc w:val="center"/>
+            </w:pPr>
             <w:r>
               <w:rPr>
                 <w:sz w:val="20"/>
@@ -4819,15 +4884,12 @@
         </w:tc>
       </w:tr>
       <w:tr>
-        <w:tblPrEx>
-          <w:tblCellMar>
-            <w:top w:w="0" w:type="dxa"/>
-            <w:bottom w:w="0" w:type="dxa"/>
-          </w:tblCellMar>
-        </w:tblPrEx>
-        <w:tc>
-          <w:tcPr>
-            <w:tcW w:w="2500" w:type="dxa"/>
+        <w:trPr>
+          <w:trHeight w:val="371"/>
+        </w:trPr>
+        <w:tc>
+          <w:tcPr>
+            <w:tcW w:w="2582" w:type="dxa"/>
             <w:tcBorders>
               <w:top w:val="single" w:sz="1" w:space="0" w:color="CCCCCC"/>
               <w:left w:val="single" w:sz="1" w:space="0" w:color="CCCCCC"/>
@@ -4844,6 +4906,9 @@
             <w:vAlign w:val="center"/>
           </w:tcPr>
           <w:p>
+            <w:pPr>
+              <w:jc w:val="center"/>
+            </w:pPr>
             <w:r>
               <w:rPr>
                 <w:sz w:val="20"/>
@@ -4855,7 +4920,7 @@
         </w:tc>
         <w:tc>
           <w:tcPr>
-            <w:tcW w:w="1800" w:type="dxa"/>
+            <w:tcW w:w="1859" w:type="dxa"/>
             <w:tcBorders>
               <w:top w:val="single" w:sz="1" w:space="0" w:color="CCCCCC"/>
               <w:left w:val="single" w:sz="1" w:space="0" w:color="CCCCCC"/>
@@ -4872,6 +4937,9 @@
             <w:vAlign w:val="center"/>
           </w:tcPr>
           <w:p>
+            <w:pPr>
+              <w:jc w:val="center"/>
+            </w:pPr>
             <w:r>
               <w:rPr>
                 <w:sz w:val="20"/>
@@ -4883,7 +4951,7 @@
         </w:tc>
         <w:tc>
           <w:tcPr>
-            <w:tcW w:w="1800" w:type="dxa"/>
+            <w:tcW w:w="1859" w:type="dxa"/>
             <w:tcBorders>
               <w:top w:val="single" w:sz="1" w:space="0" w:color="CCCCCC"/>
               <w:left w:val="single" w:sz="1" w:space="0" w:color="CCCCCC"/>
@@ -4900,6 +4968,9 @@
             <w:vAlign w:val="center"/>
           </w:tcPr>
           <w:p>
+            <w:pPr>
+              <w:jc w:val="center"/>
+            </w:pPr>
             <w:r>
               <w:rPr>
                 <w:sz w:val="20"/>
@@ -4911,7 +4982,7 @@
         </w:tc>
         <w:tc>
           <w:tcPr>
-            <w:tcW w:w="2926" w:type="dxa"/>
+            <w:tcW w:w="3022" w:type="dxa"/>
             <w:tcBorders>
               <w:top w:val="single" w:sz="1" w:space="0" w:color="CCCCCC"/>
               <w:left w:val="single" w:sz="1" w:space="0" w:color="CCCCCC"/>
@@ -4928,6 +4999,9 @@
             <w:vAlign w:val="center"/>
           </w:tcPr>
           <w:p>
+            <w:pPr>
+              <w:jc w:val="center"/>
+            </w:pPr>
             <w:r>
               <w:rPr>
                 <w:sz w:val="20"/>
@@ -4939,11 +5013,6 @@
         </w:tc>
       </w:tr>
     </w:tbl>
-    <w:p>
-      <w:pPr>
-        <w:spacing w:before="120"/>
-      </w:pPr>
-    </w:p>
     <w:p>
       <w:pPr>
         <w:spacing w:before="120"/>
@@ -4961,7 +5030,24 @@
           <w:bottom w:val="single" w:sz="8" w:space="4" w:color="2E75B6"/>
         </w:pBdr>
       </w:pPr>
-      <w:r>
+    </w:p>
+    <w:p>
+      <w:pPr>
+        <w:pStyle w:val="Heading1"/>
+        <w:pBdr>
+          <w:bottom w:val="single" w:sz="8" w:space="4" w:color="2E75B6"/>
+        </w:pBdr>
+      </w:pPr>
+    </w:p>
+    <w:p>
+      <w:pPr>
+        <w:pStyle w:val="Heading1"/>
+        <w:pBdr>
+          <w:bottom w:val="single" w:sz="8" w:space="4" w:color="2E75B6"/>
+        </w:pBdr>
+      </w:pPr>
+      <w:r>
+        <w:lastRenderedPageBreak/>
         <w:t>7. Light Monitoring Channel</w:t>
       </w:r>
     </w:p>
@@ -4969,13 +5055,8 @@
       <w:pPr>
         <w:pStyle w:val="Heading2"/>
       </w:pPr>
-      <w:proofErr w:type="gramStart"/>
-      <w:r>
-        <w:t>7.1  Sensor</w:t>
-      </w:r>
-      <w:proofErr w:type="gramEnd"/>
-      <w:r>
-        <w:t xml:space="preserve"> Interface and Voltage Divider</w:t>
+      <w:r>
+        <w:t>7.1  Sensor Interface and Voltage Divider</w:t>
       </w:r>
     </w:p>
     <w:p>
@@ -4983,15 +5064,7 @@
         <w:spacing w:before="60" w:after="60"/>
       </w:pPr>
       <w:r>
-        <w:t xml:space="preserve">An external LDR (Light Dependent Resistor) connects via J3. On the PCB, a 10 </w:t>
-      </w:r>
-      <w:proofErr w:type="spellStart"/>
-      <w:r>
-        <w:t>kΩ</w:t>
-      </w:r>
-      <w:proofErr w:type="spellEnd"/>
-      <w:r>
-        <w:t xml:space="preserve"> fixed resistor forms a voltage divider with the LDR between 5 V and GND. The mid-point voltage (LIGHT_SIGNAL) varies inversely with illumination — bright conditions produce a higher voltage, dark conditions a lower voltage.</w:t>
+        <w:t>An external LDR (Light Dependent Resistor) connects via J3. On the PCB, a 10 kΩ fixed resistor forms a voltage divider with the LDR between 5 V and GND. The mid-point voltage (LIGHT_SIGNAL) varies inversely with illumination — bright conditions produce a higher voltage, dark conditions a lower voltage.</w:t>
       </w:r>
     </w:p>
     <w:p>
@@ -5003,14 +5076,8 @@
       <w:pPr>
         <w:pStyle w:val="Heading2"/>
       </w:pPr>
-      <w:proofErr w:type="gramStart"/>
-      <w:r>
-        <w:lastRenderedPageBreak/>
-        <w:t>7.2  Schmitt</w:t>
-      </w:r>
-      <w:proofErr w:type="gramEnd"/>
-      <w:r>
-        <w:t xml:space="preserve"> Trigger — U2B (LM358)</w:t>
+      <w:r>
+        <w:t>7.2  Schmitt Trigger — U2B (LM358)</w:t>
       </w:r>
     </w:p>
     <w:p>
@@ -5049,12 +5116,6 @@
         <w:gridCol w:w="4026"/>
       </w:tblGrid>
       <w:tr>
-        <w:tblPrEx>
-          <w:tblCellMar>
-            <w:top w:w="0" w:type="dxa"/>
-            <w:bottom w:w="0" w:type="dxa"/>
-          </w:tblCellMar>
-        </w:tblPrEx>
         <w:trPr>
           <w:tblHeader/>
         </w:trPr>
@@ -5162,12 +5223,6 @@
         </w:tc>
       </w:tr>
       <w:tr>
-        <w:tblPrEx>
-          <w:tblCellMar>
-            <w:top w:w="0" w:type="dxa"/>
-            <w:bottom w:w="0" w:type="dxa"/>
-          </w:tblCellMar>
-        </w:tblPrEx>
         <w:tc>
           <w:tcPr>
             <w:tcW w:w="2800" w:type="dxa"/>
@@ -5187,6 +5242,9 @@
             <w:vAlign w:val="center"/>
           </w:tcPr>
           <w:p>
+            <w:pPr>
+              <w:jc w:val="center"/>
+            </w:pPr>
             <w:r>
               <w:rPr>
                 <w:sz w:val="20"/>
@@ -5215,6 +5273,9 @@
             <w:vAlign w:val="center"/>
           </w:tcPr>
           <w:p>
+            <w:pPr>
+              <w:jc w:val="center"/>
+            </w:pPr>
             <w:r>
               <w:rPr>
                 <w:sz w:val="20"/>
@@ -5243,6 +5304,9 @@
             <w:vAlign w:val="center"/>
           </w:tcPr>
           <w:p>
+            <w:pPr>
+              <w:jc w:val="center"/>
+            </w:pPr>
             <w:r>
               <w:rPr>
                 <w:sz w:val="20"/>
@@ -5254,12 +5318,6 @@
         </w:tc>
       </w:tr>
       <w:tr>
-        <w:tblPrEx>
-          <w:tblCellMar>
-            <w:top w:w="0" w:type="dxa"/>
-            <w:bottom w:w="0" w:type="dxa"/>
-          </w:tblCellMar>
-        </w:tblPrEx>
         <w:tc>
           <w:tcPr>
             <w:tcW w:w="2800" w:type="dxa"/>
@@ -5279,6 +5337,9 @@
             <w:vAlign w:val="center"/>
           </w:tcPr>
           <w:p>
+            <w:pPr>
+              <w:jc w:val="center"/>
+            </w:pPr>
             <w:r>
               <w:rPr>
                 <w:sz w:val="20"/>
@@ -5307,22 +5368,16 @@
             <w:vAlign w:val="center"/>
           </w:tcPr>
           <w:p>
-            <w:r>
-              <w:rPr>
-                <w:sz w:val="20"/>
-                <w:szCs w:val="20"/>
-              </w:rPr>
-              <w:t xml:space="preserve">100 </w:t>
-            </w:r>
-            <w:proofErr w:type="spellStart"/>
-            <w:r>
-              <w:rPr>
-                <w:sz w:val="20"/>
-                <w:szCs w:val="20"/>
-              </w:rPr>
-              <w:t>kΩ</w:t>
-            </w:r>
-            <w:proofErr w:type="spellEnd"/>
+            <w:pPr>
+              <w:jc w:val="center"/>
+            </w:pPr>
+            <w:r>
+              <w:rPr>
+                <w:sz w:val="20"/>
+                <w:szCs w:val="20"/>
+              </w:rPr>
+              <w:t>100 kΩ</w:t>
+            </w:r>
           </w:p>
         </w:tc>
         <w:tc>
@@ -5344,6 +5399,9 @@
             <w:vAlign w:val="center"/>
           </w:tcPr>
           <w:p>
+            <w:pPr>
+              <w:jc w:val="center"/>
+            </w:pPr>
             <w:r>
               <w:rPr>
                 <w:sz w:val="20"/>
@@ -5355,12 +5413,6 @@
         </w:tc>
       </w:tr>
       <w:tr>
-        <w:tblPrEx>
-          <w:tblCellMar>
-            <w:top w:w="0" w:type="dxa"/>
-            <w:bottom w:w="0" w:type="dxa"/>
-          </w:tblCellMar>
-        </w:tblPrEx>
         <w:tc>
           <w:tcPr>
             <w:tcW w:w="2800" w:type="dxa"/>
@@ -5380,6 +5432,9 @@
             <w:vAlign w:val="center"/>
           </w:tcPr>
           <w:p>
+            <w:pPr>
+              <w:jc w:val="center"/>
+            </w:pPr>
             <w:r>
               <w:rPr>
                 <w:sz w:val="20"/>
@@ -5408,6 +5463,9 @@
             <w:vAlign w:val="center"/>
           </w:tcPr>
           <w:p>
+            <w:pPr>
+              <w:jc w:val="center"/>
+            </w:pPr>
             <w:r>
               <w:rPr>
                 <w:sz w:val="20"/>
@@ -5436,6 +5494,9 @@
             <w:vAlign w:val="center"/>
           </w:tcPr>
           <w:p>
+            <w:pPr>
+              <w:jc w:val="center"/>
+            </w:pPr>
             <w:r>
               <w:rPr>
                 <w:sz w:val="20"/>
@@ -5457,15 +5518,7 @@
         <w:spacing w:before="60" w:after="60"/>
       </w:pPr>
       <w:r>
-        <w:t xml:space="preserve">The positive feedback through the 100 </w:t>
-      </w:r>
-      <w:proofErr w:type="spellStart"/>
-      <w:r>
-        <w:t>kΩ</w:t>
-      </w:r>
-      <w:proofErr w:type="spellEnd"/>
-      <w:r>
-        <w:t xml:space="preserve"> resistor creates a hysteresis band around the 2.5 V reference, ensuring the output switches cleanly between states without oscillation near the threshold.</w:t>
+        <w:t>The positive feedback through the 100 kΩ resistor creates a hysteresis band around the 2.5 V reference, ensuring the output switches cleanly between states without oscillation near the threshold.</w:t>
       </w:r>
     </w:p>
     <w:p>
@@ -5477,13 +5530,8 @@
       <w:pPr>
         <w:pStyle w:val="Heading2"/>
       </w:pPr>
-      <w:proofErr w:type="gramStart"/>
-      <w:r>
-        <w:t>7.3  LED</w:t>
-      </w:r>
-      <w:proofErr w:type="gramEnd"/>
-      <w:r>
-        <w:t xml:space="preserve"> Output</w:t>
+      <w:r>
+        <w:t>7.3  LED Output</w:t>
       </w:r>
     </w:p>
     <w:p>
@@ -5511,6 +5559,22 @@
       <w:r>
         <w:t>Red LED: illuminated when LIGHT_CONDITION is LOW (dark environment)</w:t>
       </w:r>
+    </w:p>
+    <w:p>
+      <w:pPr>
+        <w:pStyle w:val="Heading1"/>
+        <w:pBdr>
+          <w:bottom w:val="single" w:sz="8" w:space="4" w:color="2E75B6"/>
+        </w:pBdr>
+      </w:pPr>
+    </w:p>
+    <w:p>
+      <w:pPr>
+        <w:pStyle w:val="Heading1"/>
+        <w:pBdr>
+          <w:bottom w:val="single" w:sz="8" w:space="4" w:color="2E75B6"/>
+        </w:pBdr>
+      </w:pPr>
     </w:p>
     <w:p>
       <w:pPr>
@@ -5549,12 +5613,6 @@
         <w:gridCol w:w="1573"/>
       </w:tblGrid>
       <w:tr>
-        <w:tblPrEx>
-          <w:tblCellMar>
-            <w:top w:w="0" w:type="dxa"/>
-            <w:bottom w:w="0" w:type="dxa"/>
-          </w:tblCellMar>
-        </w:tblPrEx>
         <w:trPr>
           <w:trHeight w:val="131"/>
           <w:tblHeader/>
@@ -5765,12 +5823,6 @@
         </w:tc>
       </w:tr>
       <w:tr>
-        <w:tblPrEx>
-          <w:tblCellMar>
-            <w:top w:w="0" w:type="dxa"/>
-            <w:bottom w:w="0" w:type="dxa"/>
-          </w:tblCellMar>
-        </w:tblPrEx>
         <w:trPr>
           <w:trHeight w:val="138"/>
         </w:trPr>
@@ -5793,6 +5845,9 @@
             <w:vAlign w:val="center"/>
           </w:tcPr>
           <w:p>
+            <w:pPr>
+              <w:jc w:val="center"/>
+            </w:pPr>
             <w:r>
               <w:rPr>
                 <w:sz w:val="20"/>
@@ -5821,6 +5876,9 @@
             <w:vAlign w:val="center"/>
           </w:tcPr>
           <w:p>
+            <w:pPr>
+              <w:jc w:val="center"/>
+            </w:pPr>
             <w:r>
               <w:rPr>
                 <w:sz w:val="20"/>
@@ -5849,6 +5907,9 @@
             <w:vAlign w:val="center"/>
           </w:tcPr>
           <w:p>
+            <w:pPr>
+              <w:jc w:val="center"/>
+            </w:pPr>
             <w:r>
               <w:rPr>
                 <w:sz w:val="20"/>
@@ -5877,6 +5938,9 @@
             <w:vAlign w:val="center"/>
           </w:tcPr>
           <w:p>
+            <w:pPr>
+              <w:jc w:val="center"/>
+            </w:pPr>
             <w:r>
               <w:rPr>
                 <w:sz w:val="20"/>
@@ -5905,6 +5969,9 @@
             <w:vAlign w:val="center"/>
           </w:tcPr>
           <w:p>
+            <w:pPr>
+              <w:jc w:val="center"/>
+            </w:pPr>
             <w:r>
               <w:rPr>
                 <w:sz w:val="20"/>
@@ -5933,6 +6000,9 @@
             <w:vAlign w:val="center"/>
           </w:tcPr>
           <w:p>
+            <w:pPr>
+              <w:jc w:val="center"/>
+            </w:pPr>
             <w:r>
               <w:rPr>
                 <w:sz w:val="20"/>
@@ -5944,12 +6014,6 @@
         </w:tc>
       </w:tr>
       <w:tr>
-        <w:tblPrEx>
-          <w:tblCellMar>
-            <w:top w:w="0" w:type="dxa"/>
-            <w:bottom w:w="0" w:type="dxa"/>
-          </w:tblCellMar>
-        </w:tblPrEx>
         <w:trPr>
           <w:trHeight w:val="131"/>
         </w:trPr>
@@ -5972,6 +6036,9 @@
             <w:vAlign w:val="center"/>
           </w:tcPr>
           <w:p>
+            <w:pPr>
+              <w:jc w:val="center"/>
+            </w:pPr>
             <w:r>
               <w:rPr>
                 <w:sz w:val="20"/>
@@ -6000,6 +6067,9 @@
             <w:vAlign w:val="center"/>
           </w:tcPr>
           <w:p>
+            <w:pPr>
+              <w:jc w:val="center"/>
+            </w:pPr>
             <w:r>
               <w:rPr>
                 <w:sz w:val="20"/>
@@ -6028,6 +6098,9 @@
             <w:vAlign w:val="center"/>
           </w:tcPr>
           <w:p>
+            <w:pPr>
+              <w:jc w:val="center"/>
+            </w:pPr>
             <w:r>
               <w:rPr>
                 <w:sz w:val="20"/>
@@ -6056,6 +6129,9 @@
             <w:vAlign w:val="center"/>
           </w:tcPr>
           <w:p>
+            <w:pPr>
+              <w:jc w:val="center"/>
+            </w:pPr>
             <w:r>
               <w:rPr>
                 <w:sz w:val="20"/>
@@ -6084,6 +6160,9 @@
             <w:vAlign w:val="center"/>
           </w:tcPr>
           <w:p>
+            <w:pPr>
+              <w:jc w:val="center"/>
+            </w:pPr>
             <w:r>
               <w:rPr>
                 <w:sz w:val="20"/>
@@ -6112,6 +6191,9 @@
             <w:vAlign w:val="center"/>
           </w:tcPr>
           <w:p>
+            <w:pPr>
+              <w:jc w:val="center"/>
+            </w:pPr>
             <w:r>
               <w:rPr>
                 <w:sz w:val="20"/>
@@ -6123,12 +6205,6 @@
         </w:tc>
       </w:tr>
       <w:tr>
-        <w:tblPrEx>
-          <w:tblCellMar>
-            <w:top w:w="0" w:type="dxa"/>
-            <w:bottom w:w="0" w:type="dxa"/>
-          </w:tblCellMar>
-        </w:tblPrEx>
         <w:trPr>
           <w:trHeight w:val="275"/>
         </w:trPr>
@@ -6151,6 +6227,9 @@
             <w:vAlign w:val="center"/>
           </w:tcPr>
           <w:p>
+            <w:pPr>
+              <w:jc w:val="center"/>
+            </w:pPr>
             <w:r>
               <w:rPr>
                 <w:sz w:val="20"/>
@@ -6179,6 +6258,9 @@
             <w:vAlign w:val="center"/>
           </w:tcPr>
           <w:p>
+            <w:pPr>
+              <w:jc w:val="center"/>
+            </w:pPr>
             <w:r>
               <w:rPr>
                 <w:sz w:val="20"/>
@@ -6207,6 +6289,9 @@
             <w:vAlign w:val="center"/>
           </w:tcPr>
           <w:p>
+            <w:pPr>
+              <w:jc w:val="center"/>
+            </w:pPr>
             <w:r>
               <w:rPr>
                 <w:sz w:val="20"/>
@@ -6235,6 +6320,9 @@
             <w:vAlign w:val="center"/>
           </w:tcPr>
           <w:p>
+            <w:pPr>
+              <w:jc w:val="center"/>
+            </w:pPr>
             <w:r>
               <w:rPr>
                 <w:sz w:val="20"/>
@@ -6263,6 +6351,9 @@
             <w:vAlign w:val="center"/>
           </w:tcPr>
           <w:p>
+            <w:pPr>
+              <w:jc w:val="center"/>
+            </w:pPr>
             <w:r>
               <w:rPr>
                 <w:sz w:val="20"/>
@@ -6291,6 +6382,9 @@
             <w:vAlign w:val="center"/>
           </w:tcPr>
           <w:p>
+            <w:pPr>
+              <w:jc w:val="center"/>
+            </w:pPr>
             <w:r>
               <w:rPr>
                 <w:sz w:val="20"/>
@@ -6302,12 +6396,6 @@
         </w:tc>
       </w:tr>
       <w:tr>
-        <w:tblPrEx>
-          <w:tblCellMar>
-            <w:top w:w="0" w:type="dxa"/>
-            <w:bottom w:w="0" w:type="dxa"/>
-          </w:tblCellMar>
-        </w:tblPrEx>
         <w:trPr>
           <w:trHeight w:val="131"/>
         </w:trPr>
@@ -6330,6 +6418,9 @@
             <w:vAlign w:val="center"/>
           </w:tcPr>
           <w:p>
+            <w:pPr>
+              <w:jc w:val="center"/>
+            </w:pPr>
             <w:r>
               <w:rPr>
                 <w:sz w:val="20"/>
@@ -6358,6 +6449,9 @@
             <w:vAlign w:val="center"/>
           </w:tcPr>
           <w:p>
+            <w:pPr>
+              <w:jc w:val="center"/>
+            </w:pPr>
             <w:r>
               <w:rPr>
                 <w:sz w:val="20"/>
@@ -6386,6 +6480,9 @@
             <w:vAlign w:val="center"/>
           </w:tcPr>
           <w:p>
+            <w:pPr>
+              <w:jc w:val="center"/>
+            </w:pPr>
             <w:r>
               <w:rPr>
                 <w:sz w:val="20"/>
@@ -6414,6 +6511,9 @@
             <w:vAlign w:val="center"/>
           </w:tcPr>
           <w:p>
+            <w:pPr>
+              <w:jc w:val="center"/>
+            </w:pPr>
             <w:r>
               <w:rPr>
                 <w:sz w:val="20"/>
@@ -6442,6 +6542,9 @@
             <w:vAlign w:val="center"/>
           </w:tcPr>
           <w:p>
+            <w:pPr>
+              <w:jc w:val="center"/>
+            </w:pPr>
             <w:r>
               <w:rPr>
                 <w:sz w:val="20"/>
@@ -6470,6 +6573,9 @@
             <w:vAlign w:val="center"/>
           </w:tcPr>
           <w:p>
+            <w:pPr>
+              <w:jc w:val="center"/>
+            </w:pPr>
             <w:r>
               <w:rPr>
                 <w:sz w:val="20"/>
@@ -6481,12 +6587,6 @@
         </w:tc>
       </w:tr>
       <w:tr>
-        <w:tblPrEx>
-          <w:tblCellMar>
-            <w:top w:w="0" w:type="dxa"/>
-            <w:bottom w:w="0" w:type="dxa"/>
-          </w:tblCellMar>
-        </w:tblPrEx>
         <w:trPr>
           <w:trHeight w:val="138"/>
         </w:trPr>
@@ -6509,11 +6609,15 @@
             <w:vAlign w:val="center"/>
           </w:tcPr>
           <w:p>
-            <w:r>
-              <w:rPr>
-                <w:sz w:val="20"/>
-                <w:szCs w:val="20"/>
-              </w:rPr>
+            <w:pPr>
+              <w:jc w:val="center"/>
+            </w:pPr>
+            <w:r>
+              <w:rPr>
+                <w:sz w:val="20"/>
+                <w:szCs w:val="20"/>
+              </w:rPr>
+              <w:lastRenderedPageBreak/>
               <w:t>Q1–Q4</w:t>
             </w:r>
           </w:p>
@@ -6537,6 +6641,9 @@
             <w:vAlign w:val="center"/>
           </w:tcPr>
           <w:p>
+            <w:pPr>
+              <w:jc w:val="center"/>
+            </w:pPr>
             <w:r>
               <w:rPr>
                 <w:sz w:val="20"/>
@@ -6565,6 +6672,9 @@
             <w:vAlign w:val="center"/>
           </w:tcPr>
           <w:p>
+            <w:pPr>
+              <w:jc w:val="center"/>
+            </w:pPr>
             <w:r>
               <w:rPr>
                 <w:sz w:val="20"/>
@@ -6593,6 +6703,9 @@
             <w:vAlign w:val="center"/>
           </w:tcPr>
           <w:p>
+            <w:pPr>
+              <w:jc w:val="center"/>
+            </w:pPr>
             <w:r>
               <w:rPr>
                 <w:sz w:val="20"/>
@@ -6621,6 +6734,9 @@
             <w:vAlign w:val="center"/>
           </w:tcPr>
           <w:p>
+            <w:pPr>
+              <w:jc w:val="center"/>
+            </w:pPr>
             <w:r>
               <w:rPr>
                 <w:sz w:val="20"/>
@@ -6649,6 +6765,9 @@
             <w:vAlign w:val="center"/>
           </w:tcPr>
           <w:p>
+            <w:pPr>
+              <w:jc w:val="center"/>
+            </w:pPr>
             <w:r>
               <w:rPr>
                 <w:sz w:val="20"/>
@@ -6660,12 +6779,6 @@
         </w:tc>
       </w:tr>
       <w:tr>
-        <w:tblPrEx>
-          <w:tblCellMar>
-            <w:top w:w="0" w:type="dxa"/>
-            <w:bottom w:w="0" w:type="dxa"/>
-          </w:tblCellMar>
-        </w:tblPrEx>
         <w:trPr>
           <w:trHeight w:val="267"/>
         </w:trPr>
@@ -6688,6 +6801,9 @@
             <w:vAlign w:val="center"/>
           </w:tcPr>
           <w:p>
+            <w:pPr>
+              <w:jc w:val="center"/>
+            </w:pPr>
             <w:r>
               <w:rPr>
                 <w:sz w:val="20"/>
@@ -6716,6 +6832,9 @@
             <w:vAlign w:val="center"/>
           </w:tcPr>
           <w:p>
+            <w:pPr>
+              <w:jc w:val="center"/>
+            </w:pPr>
             <w:r>
               <w:rPr>
                 <w:sz w:val="20"/>
@@ -6744,22 +6863,16 @@
             <w:vAlign w:val="center"/>
           </w:tcPr>
           <w:p>
-            <w:r>
-              <w:rPr>
-                <w:sz w:val="20"/>
-                <w:szCs w:val="20"/>
-              </w:rPr>
-              <w:t xml:space="preserve">Various </w:t>
-            </w:r>
-            <w:proofErr w:type="spellStart"/>
-            <w:r>
-              <w:rPr>
-                <w:sz w:val="20"/>
-                <w:szCs w:val="20"/>
-              </w:rPr>
-              <w:t>colours</w:t>
-            </w:r>
-            <w:proofErr w:type="spellEnd"/>
+            <w:pPr>
+              <w:jc w:val="center"/>
+            </w:pPr>
+            <w:r>
+              <w:rPr>
+                <w:sz w:val="20"/>
+                <w:szCs w:val="20"/>
+              </w:rPr>
+              <w:t>Various colours</w:t>
+            </w:r>
           </w:p>
         </w:tc>
         <w:tc>
@@ -6781,6 +6894,9 @@
             <w:vAlign w:val="center"/>
           </w:tcPr>
           <w:p>
+            <w:pPr>
+              <w:jc w:val="center"/>
+            </w:pPr>
             <w:r>
               <w:rPr>
                 <w:sz w:val="20"/>
@@ -6809,6 +6925,9 @@
             <w:vAlign w:val="center"/>
           </w:tcPr>
           <w:p>
+            <w:pPr>
+              <w:jc w:val="center"/>
+            </w:pPr>
             <w:r>
               <w:rPr>
                 <w:sz w:val="20"/>
@@ -6837,6 +6956,9 @@
             <w:vAlign w:val="center"/>
           </w:tcPr>
           <w:p>
+            <w:pPr>
+              <w:jc w:val="center"/>
+            </w:pPr>
             <w:r>
               <w:rPr>
                 <w:sz w:val="20"/>
@@ -6848,12 +6970,6 @@
         </w:tc>
       </w:tr>
       <w:tr>
-        <w:tblPrEx>
-          <w:tblCellMar>
-            <w:top w:w="0" w:type="dxa"/>
-            <w:bottom w:w="0" w:type="dxa"/>
-          </w:tblCellMar>
-        </w:tblPrEx>
         <w:trPr>
           <w:trHeight w:val="275"/>
         </w:trPr>
@@ -6876,6 +6992,9 @@
             <w:vAlign w:val="center"/>
           </w:tcPr>
           <w:p>
+            <w:pPr>
+              <w:jc w:val="center"/>
+            </w:pPr>
             <w:r>
               <w:rPr>
                 <w:sz w:val="20"/>
@@ -6904,6 +7023,9 @@
             <w:vAlign w:val="center"/>
           </w:tcPr>
           <w:p>
+            <w:pPr>
+              <w:jc w:val="center"/>
+            </w:pPr>
             <w:r>
               <w:rPr>
                 <w:sz w:val="20"/>
@@ -6932,6 +7054,9 @@
             <w:vAlign w:val="center"/>
           </w:tcPr>
           <w:p>
+            <w:pPr>
+              <w:jc w:val="center"/>
+            </w:pPr>
             <w:r>
               <w:rPr>
                 <w:sz w:val="20"/>
@@ -6960,6 +7085,9 @@
             <w:vAlign w:val="center"/>
           </w:tcPr>
           <w:p>
+            <w:pPr>
+              <w:jc w:val="center"/>
+            </w:pPr>
             <w:r>
               <w:rPr>
                 <w:sz w:val="20"/>
@@ -6988,6 +7116,9 @@
             <w:vAlign w:val="center"/>
           </w:tcPr>
           <w:p>
+            <w:pPr>
+              <w:jc w:val="center"/>
+            </w:pPr>
             <w:r>
               <w:rPr>
                 <w:sz w:val="20"/>
@@ -7016,6 +7147,9 @@
             <w:vAlign w:val="center"/>
           </w:tcPr>
           <w:p>
+            <w:pPr>
+              <w:jc w:val="center"/>
+            </w:pPr>
             <w:r>
               <w:rPr>
                 <w:sz w:val="20"/>
@@ -7027,12 +7161,6 @@
         </w:tc>
       </w:tr>
       <w:tr>
-        <w:tblPrEx>
-          <w:tblCellMar>
-            <w:top w:w="0" w:type="dxa"/>
-            <w:bottom w:w="0" w:type="dxa"/>
-          </w:tblCellMar>
-        </w:tblPrEx>
         <w:trPr>
           <w:trHeight w:val="275"/>
         </w:trPr>
@@ -7055,6 +7183,9 @@
             <w:vAlign w:val="center"/>
           </w:tcPr>
           <w:p>
+            <w:pPr>
+              <w:jc w:val="center"/>
+            </w:pPr>
             <w:r>
               <w:rPr>
                 <w:sz w:val="20"/>
@@ -7083,6 +7214,9 @@
             <w:vAlign w:val="center"/>
           </w:tcPr>
           <w:p>
+            <w:pPr>
+              <w:jc w:val="center"/>
+            </w:pPr>
             <w:r>
               <w:rPr>
                 <w:sz w:val="20"/>
@@ -7111,6 +7245,9 @@
             <w:vAlign w:val="center"/>
           </w:tcPr>
           <w:p>
+            <w:pPr>
+              <w:jc w:val="center"/>
+            </w:pPr>
             <w:r>
               <w:rPr>
                 <w:sz w:val="20"/>
@@ -7139,6 +7276,9 @@
             <w:vAlign w:val="center"/>
           </w:tcPr>
           <w:p>
+            <w:pPr>
+              <w:jc w:val="center"/>
+            </w:pPr>
             <w:r>
               <w:rPr>
                 <w:sz w:val="20"/>
@@ -7167,6 +7307,9 @@
             <w:vAlign w:val="center"/>
           </w:tcPr>
           <w:p>
+            <w:pPr>
+              <w:jc w:val="center"/>
+            </w:pPr>
             <w:r>
               <w:rPr>
                 <w:sz w:val="20"/>
@@ -7195,6 +7338,9 @@
             <w:vAlign w:val="center"/>
           </w:tcPr>
           <w:p>
+            <w:pPr>
+              <w:jc w:val="center"/>
+            </w:pPr>
             <w:r>
               <w:rPr>
                 <w:sz w:val="20"/>
@@ -7206,12 +7352,6 @@
         </w:tc>
       </w:tr>
       <w:tr>
-        <w:tblPrEx>
-          <w:tblCellMar>
-            <w:top w:w="0" w:type="dxa"/>
-            <w:bottom w:w="0" w:type="dxa"/>
-          </w:tblCellMar>
-        </w:tblPrEx>
         <w:trPr>
           <w:trHeight w:val="267"/>
         </w:trPr>
@@ -7234,6 +7374,9 @@
             <w:vAlign w:val="center"/>
           </w:tcPr>
           <w:p>
+            <w:pPr>
+              <w:jc w:val="center"/>
+            </w:pPr>
             <w:r>
               <w:rPr>
                 <w:sz w:val="20"/>
@@ -7262,6 +7405,9 @@
             <w:vAlign w:val="center"/>
           </w:tcPr>
           <w:p>
+            <w:pPr>
+              <w:jc w:val="center"/>
+            </w:pPr>
             <w:r>
               <w:rPr>
                 <w:sz w:val="20"/>
@@ -7290,6 +7436,9 @@
             <w:vAlign w:val="center"/>
           </w:tcPr>
           <w:p>
+            <w:pPr>
+              <w:jc w:val="center"/>
+            </w:pPr>
             <w:r>
               <w:rPr>
                 <w:sz w:val="20"/>
@@ -7318,6 +7467,9 @@
             <w:vAlign w:val="center"/>
           </w:tcPr>
           <w:p>
+            <w:pPr>
+              <w:jc w:val="center"/>
+            </w:pPr>
             <w:r>
               <w:rPr>
                 <w:sz w:val="20"/>
@@ -7346,6 +7498,9 @@
             <w:vAlign w:val="center"/>
           </w:tcPr>
           <w:p>
+            <w:pPr>
+              <w:jc w:val="center"/>
+            </w:pPr>
             <w:r>
               <w:rPr>
                 <w:sz w:val="20"/>
@@ -7374,6 +7529,9 @@
             <w:vAlign w:val="center"/>
           </w:tcPr>
           <w:p>
+            <w:pPr>
+              <w:jc w:val="center"/>
+            </w:pPr>
             <w:r>
               <w:rPr>
                 <w:sz w:val="20"/>
@@ -7385,11 +7543,6 @@
         </w:tc>
       </w:tr>
     </w:tbl>
-    <w:p>
-      <w:pPr>
-        <w:spacing w:before="120"/>
-      </w:pPr>
-    </w:p>
     <w:p>
       <w:pPr>
         <w:pStyle w:val="Heading1"/>
@@ -7397,22 +7550,96 @@
           <w:bottom w:val="single" w:sz="8" w:space="4" w:color="2E75B6"/>
         </w:pBdr>
       </w:pPr>
+    </w:p>
+    <w:p>
+      <w:pPr>
+        <w:pStyle w:val="Heading1"/>
+        <w:pBdr>
+          <w:bottom w:val="single" w:sz="8" w:space="4" w:color="2E75B6"/>
+        </w:pBdr>
+      </w:pPr>
+      <w:r>
+        <w:t>9. Schematic Design</w:t>
+      </w:r>
+    </w:p>
+    <w:p>
+      <w:pPr>
+        <w:rPr>
+          <w:b/>
+          <w:bCs/>
+          <w:color w:val="1F4E79"/>
+          <w:sz w:val="32"/>
+          <w:szCs w:val="32"/>
+        </w:rPr>
+      </w:pPr>
+      <w:r>
+        <w:rPr>
+          <w:noProof/>
+        </w:rPr>
+        <w:drawing>
+          <wp:inline distT="0" distB="0" distL="0" distR="0" wp14:anchorId="2F8076C3" wp14:editId="62C00441">
+            <wp:extent cx="5823139" cy="3954780"/>
+            <wp:effectExtent l="0" t="0" r="6350" b="7620"/>
+            <wp:docPr id="862491360" name="Picture 1"/>
+            <wp:cNvGraphicFramePr>
+              <a:graphicFrameLocks xmlns:a="http://schemas.openxmlformats.org/drawingml/2006/main" noChangeAspect="1"/>
+            </wp:cNvGraphicFramePr>
+            <a:graphic xmlns:a="http://schemas.openxmlformats.org/drawingml/2006/main">
+              <a:graphicData uri="http://schemas.openxmlformats.org/drawingml/2006/picture">
+                <pic:pic xmlns:pic="http://schemas.openxmlformats.org/drawingml/2006/picture">
+                  <pic:nvPicPr>
+                    <pic:cNvPr id="862491360" name=""/>
+                    <pic:cNvPicPr/>
+                  </pic:nvPicPr>
+                  <pic:blipFill>
+                    <a:blip r:embed="rId8"/>
+                    <a:stretch>
+                      <a:fillRect/>
+                    </a:stretch>
+                  </pic:blipFill>
+                  <pic:spPr>
+                    <a:xfrm>
+                      <a:off x="0" y="0"/>
+                      <a:ext cx="5828905" cy="3958696"/>
+                    </a:xfrm>
+                    <a:prstGeom prst="rect">
+                      <a:avLst/>
+                    </a:prstGeom>
+                  </pic:spPr>
+                </pic:pic>
+              </a:graphicData>
+            </a:graphic>
+          </wp:inline>
+        </w:drawing>
+      </w:r>
+      <w:r>
+        <w:br w:type="page"/>
+      </w:r>
+    </w:p>
+    <w:p>
+      <w:pPr>
+        <w:pStyle w:val="Heading1"/>
+        <w:pBdr>
+          <w:bottom w:val="single" w:sz="8" w:space="4" w:color="2E75B6"/>
+        </w:pBdr>
+      </w:pPr>
       <w:r>
         <w:lastRenderedPageBreak/>
-        <w:t>9. PCB Design Details</w:t>
+        <w:t>10</w:t>
+      </w:r>
+      <w:r>
+        <w:t>. PCB Design Details</w:t>
       </w:r>
     </w:p>
     <w:p>
       <w:pPr>
         <w:pStyle w:val="Heading2"/>
       </w:pPr>
-      <w:proofErr w:type="gramStart"/>
-      <w:r>
-        <w:t>9.1  Layer</w:t>
-      </w:r>
-      <w:proofErr w:type="gramEnd"/>
-      <w:r>
-        <w:t xml:space="preserve"> Stack-up</w:t>
+      <w:r>
+        <w:t>10</w:t>
+      </w:r>
+      <w:r>
+        <w:t>.1  Layer Stack-up</w:t>
       </w:r>
     </w:p>
     <w:tbl>
@@ -7437,12 +7664,6 @@
         <w:gridCol w:w="6026"/>
       </w:tblGrid>
       <w:tr>
-        <w:tblPrEx>
-          <w:tblCellMar>
-            <w:top w:w="0" w:type="dxa"/>
-            <w:bottom w:w="0" w:type="dxa"/>
-          </w:tblCellMar>
-        </w:tblPrEx>
         <w:trPr>
           <w:tblHeader/>
         </w:trPr>
@@ -7516,12 +7737,6 @@
         </w:tc>
       </w:tr>
       <w:tr>
-        <w:tblPrEx>
-          <w:tblCellMar>
-            <w:top w:w="0" w:type="dxa"/>
-            <w:bottom w:w="0" w:type="dxa"/>
-          </w:tblCellMar>
-        </w:tblPrEx>
         <w:tc>
           <w:tcPr>
             <w:tcW w:w="3000" w:type="dxa"/>
@@ -7541,30 +7756,15 @@
             <w:vAlign w:val="center"/>
           </w:tcPr>
           <w:p>
-            <w:r>
-              <w:rPr>
-                <w:sz w:val="20"/>
-                <w:szCs w:val="20"/>
-              </w:rPr>
-              <w:t>Front Copper (</w:t>
-            </w:r>
-            <w:proofErr w:type="spellStart"/>
-            <w:proofErr w:type="gramStart"/>
-            <w:r>
-              <w:rPr>
-                <w:sz w:val="20"/>
-                <w:szCs w:val="20"/>
-              </w:rPr>
-              <w:t>F.Cu</w:t>
-            </w:r>
-            <w:proofErr w:type="spellEnd"/>
-            <w:proofErr w:type="gramEnd"/>
-            <w:r>
-              <w:rPr>
-                <w:sz w:val="20"/>
-                <w:szCs w:val="20"/>
-              </w:rPr>
-              <w:t>)</w:t>
+            <w:pPr>
+              <w:jc w:val="center"/>
+            </w:pPr>
+            <w:r>
+              <w:rPr>
+                <w:sz w:val="20"/>
+                <w:szCs w:val="20"/>
+              </w:rPr>
+              <w:t>Front Copper (F.Cu)</w:t>
             </w:r>
           </w:p>
         </w:tc>
@@ -7587,39 +7787,20 @@
             <w:vAlign w:val="center"/>
           </w:tcPr>
           <w:p>
-            <w:r>
-              <w:rPr>
-                <w:sz w:val="20"/>
-                <w:szCs w:val="20"/>
-              </w:rPr>
-              <w:t xml:space="preserve">All signal </w:t>
-            </w:r>
-            <w:proofErr w:type="gramStart"/>
-            <w:r>
-              <w:rPr>
-                <w:sz w:val="20"/>
-                <w:szCs w:val="20"/>
-              </w:rPr>
-              <w:t>routing</w:t>
-            </w:r>
-            <w:proofErr w:type="gramEnd"/>
-            <w:r>
-              <w:rPr>
-                <w:sz w:val="20"/>
-                <w:szCs w:val="20"/>
-              </w:rPr>
-              <w:t>, 5 V and 12 V power traces</w:t>
+            <w:pPr>
+              <w:jc w:val="center"/>
+            </w:pPr>
+            <w:r>
+              <w:rPr>
+                <w:sz w:val="20"/>
+                <w:szCs w:val="20"/>
+              </w:rPr>
+              <w:t>All signal routing, 5 V and 12 V power traces</w:t>
             </w:r>
           </w:p>
         </w:tc>
       </w:tr>
       <w:tr>
-        <w:tblPrEx>
-          <w:tblCellMar>
-            <w:top w:w="0" w:type="dxa"/>
-            <w:bottom w:w="0" w:type="dxa"/>
-          </w:tblCellMar>
-        </w:tblPrEx>
         <w:tc>
           <w:tcPr>
             <w:tcW w:w="3000" w:type="dxa"/>
@@ -7639,30 +7820,15 @@
             <w:vAlign w:val="center"/>
           </w:tcPr>
           <w:p>
-            <w:r>
-              <w:rPr>
-                <w:sz w:val="20"/>
-                <w:szCs w:val="20"/>
-              </w:rPr>
-              <w:t>Back Copper (</w:t>
-            </w:r>
-            <w:proofErr w:type="spellStart"/>
-            <w:proofErr w:type="gramStart"/>
-            <w:r>
-              <w:rPr>
-                <w:sz w:val="20"/>
-                <w:szCs w:val="20"/>
-              </w:rPr>
-              <w:t>B.Cu</w:t>
-            </w:r>
-            <w:proofErr w:type="spellEnd"/>
-            <w:proofErr w:type="gramEnd"/>
-            <w:r>
-              <w:rPr>
-                <w:sz w:val="20"/>
-                <w:szCs w:val="20"/>
-              </w:rPr>
-              <w:t>)</w:t>
+            <w:pPr>
+              <w:jc w:val="center"/>
+            </w:pPr>
+            <w:r>
+              <w:rPr>
+                <w:sz w:val="20"/>
+                <w:szCs w:val="20"/>
+              </w:rPr>
+              <w:t>Back Copper (B.Cu)</w:t>
             </w:r>
           </w:p>
         </w:tc>
@@ -7685,6 +7851,9 @@
             <w:vAlign w:val="center"/>
           </w:tcPr>
           <w:p>
+            <w:pPr>
+              <w:jc w:val="center"/>
+            </w:pPr>
             <w:r>
               <w:rPr>
                 <w:sz w:val="20"/>
@@ -7696,12 +7865,6 @@
         </w:tc>
       </w:tr>
       <w:tr>
-        <w:tblPrEx>
-          <w:tblCellMar>
-            <w:top w:w="0" w:type="dxa"/>
-            <w:bottom w:w="0" w:type="dxa"/>
-          </w:tblCellMar>
-        </w:tblPrEx>
         <w:tc>
           <w:tcPr>
             <w:tcW w:w="3000" w:type="dxa"/>
@@ -7721,6 +7884,9 @@
             <w:vAlign w:val="center"/>
           </w:tcPr>
           <w:p>
+            <w:pPr>
+              <w:jc w:val="center"/>
+            </w:pPr>
             <w:r>
               <w:rPr>
                 <w:sz w:val="20"/>
@@ -7749,6 +7915,9 @@
             <w:vAlign w:val="center"/>
           </w:tcPr>
           <w:p>
+            <w:pPr>
+              <w:jc w:val="center"/>
+            </w:pPr>
             <w:r>
               <w:rPr>
                 <w:sz w:val="20"/>
@@ -7760,12 +7929,6 @@
         </w:tc>
       </w:tr>
       <w:tr>
-        <w:tblPrEx>
-          <w:tblCellMar>
-            <w:top w:w="0" w:type="dxa"/>
-            <w:bottom w:w="0" w:type="dxa"/>
-          </w:tblCellMar>
-        </w:tblPrEx>
         <w:tc>
           <w:tcPr>
             <w:tcW w:w="3000" w:type="dxa"/>
@@ -7785,6 +7948,9 @@
             <w:vAlign w:val="center"/>
           </w:tcPr>
           <w:p>
+            <w:pPr>
+              <w:jc w:val="center"/>
+            </w:pPr>
             <w:r>
               <w:rPr>
                 <w:sz w:val="20"/>
@@ -7813,6 +7979,9 @@
             <w:vAlign w:val="center"/>
           </w:tcPr>
           <w:p>
+            <w:pPr>
+              <w:jc w:val="center"/>
+            </w:pPr>
             <w:r>
               <w:rPr>
                 <w:sz w:val="20"/>
@@ -7833,13 +8002,11 @@
       <w:pPr>
         <w:pStyle w:val="Heading2"/>
       </w:pPr>
-      <w:proofErr w:type="gramStart"/>
-      <w:r>
-        <w:t>9.2  Trace</w:t>
-      </w:r>
-      <w:proofErr w:type="gramEnd"/>
-      <w:r>
-        <w:t xml:space="preserve"> Widths</w:t>
+      <w:r>
+        <w:t>10</w:t>
+      </w:r>
+      <w:r>
+        <w:t>.2  Trace Widths</w:t>
       </w:r>
     </w:p>
     <w:tbl>
@@ -7865,12 +8032,6 @@
         <w:gridCol w:w="4526"/>
       </w:tblGrid>
       <w:tr>
-        <w:tblPrEx>
-          <w:tblCellMar>
-            <w:top w:w="0" w:type="dxa"/>
-            <w:bottom w:w="0" w:type="dxa"/>
-          </w:tblCellMar>
-        </w:tblPrEx>
         <w:trPr>
           <w:tblHeader/>
         </w:trPr>
@@ -7978,12 +8139,6 @@
         </w:tc>
       </w:tr>
       <w:tr>
-        <w:tblPrEx>
-          <w:tblCellMar>
-            <w:top w:w="0" w:type="dxa"/>
-            <w:bottom w:w="0" w:type="dxa"/>
-          </w:tblCellMar>
-        </w:tblPrEx>
         <w:tc>
           <w:tcPr>
             <w:tcW w:w="2500" w:type="dxa"/>
@@ -8003,6 +8158,9 @@
             <w:vAlign w:val="center"/>
           </w:tcPr>
           <w:p>
+            <w:pPr>
+              <w:jc w:val="center"/>
+            </w:pPr>
             <w:r>
               <w:rPr>
                 <w:sz w:val="20"/>
@@ -8031,6 +8189,9 @@
             <w:vAlign w:val="center"/>
           </w:tcPr>
           <w:p>
+            <w:pPr>
+              <w:jc w:val="center"/>
+            </w:pPr>
             <w:r>
               <w:rPr>
                 <w:sz w:val="20"/>
@@ -8059,6 +8220,9 @@
             <w:vAlign w:val="center"/>
           </w:tcPr>
           <w:p>
+            <w:pPr>
+              <w:jc w:val="center"/>
+            </w:pPr>
             <w:r>
               <w:rPr>
                 <w:sz w:val="20"/>
@@ -8070,12 +8234,6 @@
         </w:tc>
       </w:tr>
       <w:tr>
-        <w:tblPrEx>
-          <w:tblCellMar>
-            <w:top w:w="0" w:type="dxa"/>
-            <w:bottom w:w="0" w:type="dxa"/>
-          </w:tblCellMar>
-        </w:tblPrEx>
         <w:tc>
           <w:tcPr>
             <w:tcW w:w="2500" w:type="dxa"/>
@@ -8095,6 +8253,9 @@
             <w:vAlign w:val="center"/>
           </w:tcPr>
           <w:p>
+            <w:pPr>
+              <w:jc w:val="center"/>
+            </w:pPr>
             <w:r>
               <w:rPr>
                 <w:sz w:val="20"/>
@@ -8123,6 +8284,9 @@
             <w:vAlign w:val="center"/>
           </w:tcPr>
           <w:p>
+            <w:pPr>
+              <w:jc w:val="center"/>
+            </w:pPr>
             <w:r>
               <w:rPr>
                 <w:sz w:val="20"/>
@@ -8151,6 +8315,9 @@
             <w:vAlign w:val="center"/>
           </w:tcPr>
           <w:p>
+            <w:pPr>
+              <w:jc w:val="center"/>
+            </w:pPr>
             <w:r>
               <w:rPr>
                 <w:sz w:val="20"/>
@@ -8162,12 +8329,6 @@
         </w:tc>
       </w:tr>
       <w:tr>
-        <w:tblPrEx>
-          <w:tblCellMar>
-            <w:top w:w="0" w:type="dxa"/>
-            <w:bottom w:w="0" w:type="dxa"/>
-          </w:tblCellMar>
-        </w:tblPrEx>
         <w:tc>
           <w:tcPr>
             <w:tcW w:w="2500" w:type="dxa"/>
@@ -8187,6 +8348,9 @@
             <w:vAlign w:val="center"/>
           </w:tcPr>
           <w:p>
+            <w:pPr>
+              <w:jc w:val="center"/>
+            </w:pPr>
             <w:r>
               <w:rPr>
                 <w:sz w:val="20"/>
@@ -8215,6 +8379,9 @@
             <w:vAlign w:val="center"/>
           </w:tcPr>
           <w:p>
+            <w:pPr>
+              <w:jc w:val="center"/>
+            </w:pPr>
             <w:r>
               <w:rPr>
                 <w:sz w:val="20"/>
@@ -8243,6 +8410,9 @@
             <w:vAlign w:val="center"/>
           </w:tcPr>
           <w:p>
+            <w:pPr>
+              <w:jc w:val="center"/>
+            </w:pPr>
             <w:r>
               <w:rPr>
                 <w:sz w:val="20"/>
@@ -8263,13 +8433,11 @@
       <w:pPr>
         <w:pStyle w:val="Heading2"/>
       </w:pPr>
-      <w:proofErr w:type="gramStart"/>
-      <w:r>
-        <w:t>9.3  Component</w:t>
-      </w:r>
-      <w:proofErr w:type="gramEnd"/>
-      <w:r>
-        <w:t xml:space="preserve"> Placement</w:t>
+      <w:r>
+        <w:t>10</w:t>
+      </w:r>
+      <w:r>
+        <w:t>.3  Component Placement</w:t>
       </w:r>
     </w:p>
     <w:p>
@@ -8277,23 +8445,7 @@
         <w:spacing w:before="60" w:after="60"/>
       </w:pPr>
       <w:r>
-        <w:t xml:space="preserve">The board is </w:t>
-      </w:r>
-      <w:proofErr w:type="spellStart"/>
-      <w:r>
-        <w:t>organised</w:t>
-      </w:r>
-      <w:proofErr w:type="spellEnd"/>
-      <w:r>
-        <w:t xml:space="preserve"> into functional blocks for clarity and signal flow </w:t>
-      </w:r>
-      <w:proofErr w:type="spellStart"/>
-      <w:r>
-        <w:t>optimisation</w:t>
-      </w:r>
-      <w:proofErr w:type="spellEnd"/>
-      <w:r>
-        <w:t>:</w:t>
+        <w:t>The board is organised into functional blocks for clarity and signal flow optimisation:</w:t>
       </w:r>
     </w:p>
     <w:tbl>
@@ -8318,12 +8470,6 @@
         <w:gridCol w:w="6526"/>
       </w:tblGrid>
       <w:tr>
-        <w:tblPrEx>
-          <w:tblCellMar>
-            <w:top w:w="0" w:type="dxa"/>
-            <w:bottom w:w="0" w:type="dxa"/>
-          </w:tblCellMar>
-        </w:tblPrEx>
         <w:trPr>
           <w:tblHeader/>
         </w:trPr>
@@ -8397,12 +8543,6 @@
         </w:tc>
       </w:tr>
       <w:tr>
-        <w:tblPrEx>
-          <w:tblCellMar>
-            <w:top w:w="0" w:type="dxa"/>
-            <w:bottom w:w="0" w:type="dxa"/>
-          </w:tblCellMar>
-        </w:tblPrEx>
         <w:tc>
           <w:tcPr>
             <w:tcW w:w="2500" w:type="dxa"/>
@@ -8422,7 +8562,9 @@
             <w:vAlign w:val="center"/>
           </w:tcPr>
           <w:p>
-            <w:proofErr w:type="gramStart"/>
+            <w:pPr>
+              <w:jc w:val="center"/>
+            </w:pPr>
             <w:r>
               <w:rPr>
                 <w:sz w:val="20"/>
@@ -8430,7 +8572,6 @@
               </w:rPr>
               <w:t>Top-left</w:t>
             </w:r>
-            <w:proofErr w:type="gramEnd"/>
           </w:p>
         </w:tc>
         <w:tc>
@@ -8452,6 +8593,9 @@
             <w:vAlign w:val="center"/>
           </w:tcPr>
           <w:p>
+            <w:pPr>
+              <w:jc w:val="center"/>
+            </w:pPr>
             <w:r>
               <w:rPr>
                 <w:sz w:val="20"/>
@@ -8463,12 +8607,6 @@
         </w:tc>
       </w:tr>
       <w:tr>
-        <w:tblPrEx>
-          <w:tblCellMar>
-            <w:top w:w="0" w:type="dxa"/>
-            <w:bottom w:w="0" w:type="dxa"/>
-          </w:tblCellMar>
-        </w:tblPrEx>
         <w:tc>
           <w:tcPr>
             <w:tcW w:w="2500" w:type="dxa"/>
@@ -8488,24 +8626,16 @@
             <w:vAlign w:val="center"/>
           </w:tcPr>
           <w:p>
-            <w:proofErr w:type="gramStart"/>
-            <w:r>
-              <w:rPr>
-                <w:sz w:val="20"/>
-                <w:szCs w:val="20"/>
-              </w:rPr>
-              <w:t>Upper-</w:t>
-            </w:r>
-            <w:proofErr w:type="spellStart"/>
-            <w:r>
-              <w:rPr>
-                <w:sz w:val="20"/>
-                <w:szCs w:val="20"/>
-              </w:rPr>
-              <w:t>centre</w:t>
-            </w:r>
-            <w:proofErr w:type="spellEnd"/>
-            <w:proofErr w:type="gramEnd"/>
+            <w:pPr>
+              <w:jc w:val="center"/>
+            </w:pPr>
+            <w:r>
+              <w:rPr>
+                <w:sz w:val="20"/>
+                <w:szCs w:val="20"/>
+              </w:rPr>
+              <w:t>Upper-centre</w:t>
+            </w:r>
           </w:p>
         </w:tc>
         <w:tc>
@@ -8527,6 +8657,9 @@
             <w:vAlign w:val="center"/>
           </w:tcPr>
           <w:p>
+            <w:pPr>
+              <w:jc w:val="center"/>
+            </w:pPr>
             <w:r>
               <w:rPr>
                 <w:sz w:val="20"/>
@@ -8538,12 +8671,6 @@
         </w:tc>
       </w:tr>
       <w:tr>
-        <w:tblPrEx>
-          <w:tblCellMar>
-            <w:top w:w="0" w:type="dxa"/>
-            <w:bottom w:w="0" w:type="dxa"/>
-          </w:tblCellMar>
-        </w:tblPrEx>
         <w:tc>
           <w:tcPr>
             <w:tcW w:w="2500" w:type="dxa"/>
@@ -8563,6 +8690,9 @@
             <w:vAlign w:val="center"/>
           </w:tcPr>
           <w:p>
+            <w:pPr>
+              <w:jc w:val="center"/>
+            </w:pPr>
             <w:r>
               <w:rPr>
                 <w:sz w:val="20"/>
@@ -8591,6 +8721,9 @@
             <w:vAlign w:val="center"/>
           </w:tcPr>
           <w:p>
+            <w:pPr>
+              <w:jc w:val="center"/>
+            </w:pPr>
             <w:r>
               <w:rPr>
                 <w:sz w:val="20"/>
@@ -8602,12 +8735,6 @@
         </w:tc>
       </w:tr>
       <w:tr>
-        <w:tblPrEx>
-          <w:tblCellMar>
-            <w:top w:w="0" w:type="dxa"/>
-            <w:bottom w:w="0" w:type="dxa"/>
-          </w:tblCellMar>
-        </w:tblPrEx>
         <w:tc>
           <w:tcPr>
             <w:tcW w:w="2500" w:type="dxa"/>
@@ -8627,24 +8754,16 @@
             <w:vAlign w:val="center"/>
           </w:tcPr>
           <w:p>
-            <w:proofErr w:type="gramStart"/>
-            <w:r>
-              <w:rPr>
-                <w:sz w:val="20"/>
-                <w:szCs w:val="20"/>
-              </w:rPr>
-              <w:t>Lower-</w:t>
-            </w:r>
-            <w:proofErr w:type="spellStart"/>
-            <w:r>
-              <w:rPr>
-                <w:sz w:val="20"/>
-                <w:szCs w:val="20"/>
-              </w:rPr>
-              <w:t>centre</w:t>
-            </w:r>
-            <w:proofErr w:type="spellEnd"/>
-            <w:proofErr w:type="gramEnd"/>
+            <w:pPr>
+              <w:jc w:val="center"/>
+            </w:pPr>
+            <w:r>
+              <w:rPr>
+                <w:sz w:val="20"/>
+                <w:szCs w:val="20"/>
+              </w:rPr>
+              <w:t>Lower-centre</w:t>
+            </w:r>
           </w:p>
         </w:tc>
         <w:tc>
@@ -8666,23 +8785,27 @@
             <w:vAlign w:val="center"/>
           </w:tcPr>
           <w:p>
-            <w:r>
-              <w:rPr>
-                <w:sz w:val="20"/>
-                <w:szCs w:val="20"/>
-              </w:rPr>
-              <w:t>Process variable channel — J4, U3C/D, Q3, Q4, LEDs</w:t>
+            <w:pPr>
+              <w:jc w:val="center"/>
+            </w:pPr>
+            <w:r>
+              <w:rPr>
+                <w:sz w:val="20"/>
+                <w:szCs w:val="20"/>
+              </w:rPr>
+              <w:t>Pressure</w:t>
+            </w:r>
+            <w:r>
+              <w:rPr>
+                <w:sz w:val="20"/>
+                <w:szCs w:val="20"/>
+              </w:rPr>
+              <w:t xml:space="preserve"> channel — J4, U3C/D, Q3, Q4, LEDs</w:t>
             </w:r>
           </w:p>
         </w:tc>
       </w:tr>
       <w:tr>
-        <w:tblPrEx>
-          <w:tblCellMar>
-            <w:top w:w="0" w:type="dxa"/>
-            <w:bottom w:w="0" w:type="dxa"/>
-          </w:tblCellMar>
-        </w:tblPrEx>
         <w:tc>
           <w:tcPr>
             <w:tcW w:w="2500" w:type="dxa"/>
@@ -8702,6 +8825,9 @@
             <w:vAlign w:val="center"/>
           </w:tcPr>
           <w:p>
+            <w:pPr>
+              <w:jc w:val="center"/>
+            </w:pPr>
             <w:r>
               <w:rPr>
                 <w:sz w:val="20"/>
@@ -8730,6 +8856,9 @@
             <w:vAlign w:val="center"/>
           </w:tcPr>
           <w:p>
+            <w:pPr>
+              <w:jc w:val="center"/>
+            </w:pPr>
             <w:r>
               <w:rPr>
                 <w:sz w:val="20"/>
@@ -8750,13 +8879,11 @@
       <w:pPr>
         <w:pStyle w:val="Heading2"/>
       </w:pPr>
-      <w:proofErr w:type="gramStart"/>
-      <w:r>
-        <w:t>9.4  Grounding</w:t>
-      </w:r>
-      <w:proofErr w:type="gramEnd"/>
-      <w:r>
-        <w:t xml:space="preserve"> Strategy</w:t>
+      <w:r>
+        <w:t>10</w:t>
+      </w:r>
+      <w:r>
+        <w:t>.4  Grounding Strategy</w:t>
       </w:r>
     </w:p>
     <w:p>
@@ -8764,23 +8891,7 @@
         <w:spacing w:before="60" w:after="60"/>
       </w:pPr>
       <w:r>
-        <w:t xml:space="preserve">A solid copper ground plane on the bottom layer provides a </w:t>
-      </w:r>
-      <w:proofErr w:type="gramStart"/>
-      <w:r>
-        <w:t>low-impedance</w:t>
-      </w:r>
-      <w:proofErr w:type="gramEnd"/>
-      <w:r>
-        <w:t xml:space="preserve"> return </w:t>
-      </w:r>
-      <w:proofErr w:type="gramStart"/>
-      <w:r>
-        <w:t>path</w:t>
-      </w:r>
-      <w:proofErr w:type="gramEnd"/>
-      <w:r>
-        <w:t xml:space="preserve"> for all circuits, reduces noise coupling between channels, and simplifies routing by eliminating the need to route individual GND traces.</w:t>
+        <w:t>A solid copper ground plane on the bottom layer provides a low-impedance return path for all circuits, reduces noise coupling between channels, and simplifies routing by eliminating the need to route individual GND traces.</w:t>
       </w:r>
     </w:p>
     <w:p>
@@ -8792,13 +8903,11 @@
       <w:pPr>
         <w:pStyle w:val="Heading2"/>
       </w:pPr>
-      <w:proofErr w:type="gramStart"/>
-      <w:r>
-        <w:t>9.5  Design</w:t>
-      </w:r>
-      <w:proofErr w:type="gramEnd"/>
-      <w:r>
-        <w:t xml:space="preserve"> Verification</w:t>
+      <w:r>
+        <w:t>10</w:t>
+      </w:r>
+      <w:r>
+        <w:t>.5  Design Verification</w:t>
       </w:r>
     </w:p>
     <w:tbl>
@@ -8823,12 +8932,6 @@
         <w:gridCol w:w="5026"/>
       </w:tblGrid>
       <w:tr>
-        <w:tblPrEx>
-          <w:tblCellMar>
-            <w:top w:w="0" w:type="dxa"/>
-            <w:bottom w:w="0" w:type="dxa"/>
-          </w:tblCellMar>
-        </w:tblPrEx>
         <w:trPr>
           <w:tblHeader/>
         </w:trPr>
@@ -8902,12 +9005,6 @@
         </w:tc>
       </w:tr>
       <w:tr>
-        <w:tblPrEx>
-          <w:tblCellMar>
-            <w:top w:w="0" w:type="dxa"/>
-            <w:bottom w:w="0" w:type="dxa"/>
-          </w:tblCellMar>
-        </w:tblPrEx>
         <w:tc>
           <w:tcPr>
             <w:tcW w:w="4000" w:type="dxa"/>
@@ -8927,6 +9024,9 @@
             <w:vAlign w:val="center"/>
           </w:tcPr>
           <w:p>
+            <w:pPr>
+              <w:jc w:val="center"/>
+            </w:pPr>
             <w:r>
               <w:rPr>
                 <w:sz w:val="20"/>
@@ -8955,6 +9055,9 @@
             <w:vAlign w:val="center"/>
           </w:tcPr>
           <w:p>
+            <w:pPr>
+              <w:jc w:val="center"/>
+            </w:pPr>
             <w:r>
               <w:rPr>
                 <w:sz w:val="20"/>
@@ -8966,12 +9069,6 @@
         </w:tc>
       </w:tr>
       <w:tr>
-        <w:tblPrEx>
-          <w:tblCellMar>
-            <w:top w:w="0" w:type="dxa"/>
-            <w:bottom w:w="0" w:type="dxa"/>
-          </w:tblCellMar>
-        </w:tblPrEx>
         <w:tc>
           <w:tcPr>
             <w:tcW w:w="4000" w:type="dxa"/>
@@ -8991,6 +9088,9 @@
             <w:vAlign w:val="center"/>
           </w:tcPr>
           <w:p>
+            <w:pPr>
+              <w:jc w:val="center"/>
+            </w:pPr>
             <w:r>
               <w:rPr>
                 <w:sz w:val="20"/>
@@ -9019,6 +9119,9 @@
             <w:vAlign w:val="center"/>
           </w:tcPr>
           <w:p>
+            <w:pPr>
+              <w:jc w:val="center"/>
+            </w:pPr>
             <w:r>
               <w:rPr>
                 <w:sz w:val="20"/>
@@ -9030,12 +9133,6 @@
         </w:tc>
       </w:tr>
       <w:tr>
-        <w:tblPrEx>
-          <w:tblCellMar>
-            <w:top w:w="0" w:type="dxa"/>
-            <w:bottom w:w="0" w:type="dxa"/>
-          </w:tblCellMar>
-        </w:tblPrEx>
         <w:tc>
           <w:tcPr>
             <w:tcW w:w="4000" w:type="dxa"/>
@@ -9055,6 +9152,9 @@
             <w:vAlign w:val="center"/>
           </w:tcPr>
           <w:p>
+            <w:pPr>
+              <w:jc w:val="center"/>
+            </w:pPr>
             <w:r>
               <w:rPr>
                 <w:sz w:val="20"/>
@@ -9083,6 +9183,9 @@
             <w:vAlign w:val="center"/>
           </w:tcPr>
           <w:p>
+            <w:pPr>
+              <w:jc w:val="center"/>
+            </w:pPr>
             <w:r>
               <w:rPr>
                 <w:sz w:val="20"/>
@@ -9094,12 +9197,6 @@
         </w:tc>
       </w:tr>
       <w:tr>
-        <w:tblPrEx>
-          <w:tblCellMar>
-            <w:top w:w="0" w:type="dxa"/>
-            <w:bottom w:w="0" w:type="dxa"/>
-          </w:tblCellMar>
-        </w:tblPrEx>
         <w:tc>
           <w:tcPr>
             <w:tcW w:w="4000" w:type="dxa"/>
@@ -9119,6 +9216,9 @@
             <w:vAlign w:val="center"/>
           </w:tcPr>
           <w:p>
+            <w:pPr>
+              <w:jc w:val="center"/>
+            </w:pPr>
             <w:r>
               <w:rPr>
                 <w:sz w:val="20"/>
@@ -9147,37 +9247,15 @@
             <w:vAlign w:val="center"/>
           </w:tcPr>
           <w:p>
-            <w:r>
-              <w:rPr>
-                <w:sz w:val="20"/>
-                <w:szCs w:val="20"/>
-              </w:rPr>
-              <w:t xml:space="preserve">Generated </w:t>
-            </w:r>
-            <w:proofErr w:type="gramStart"/>
-            <w:r>
-              <w:rPr>
-                <w:sz w:val="20"/>
-                <w:szCs w:val="20"/>
-              </w:rPr>
-              <w:t>(.</w:t>
-            </w:r>
-            <w:proofErr w:type="spellStart"/>
-            <w:r>
-              <w:rPr>
-                <w:sz w:val="20"/>
-                <w:szCs w:val="20"/>
-              </w:rPr>
-              <w:t>drl</w:t>
-            </w:r>
-            <w:proofErr w:type="spellEnd"/>
-            <w:proofErr w:type="gramEnd"/>
-            <w:r>
-              <w:rPr>
-                <w:sz w:val="20"/>
-                <w:szCs w:val="20"/>
-              </w:rPr>
-              <w:t xml:space="preserve"> format)</w:t>
+            <w:pPr>
+              <w:jc w:val="center"/>
+            </w:pPr>
+            <w:r>
+              <w:rPr>
+                <w:sz w:val="20"/>
+                <w:szCs w:val="20"/>
+              </w:rPr>
+              <w:t>Generated (.drl format)</w:t>
             </w:r>
           </w:p>
         </w:tc>
@@ -9192,20 +9270,24 @@
       </w:pPr>
       <w:r>
         <w:lastRenderedPageBreak/>
-        <w:t>10. PCB Renders</w:t>
+        <w:t>1</w:t>
+      </w:r>
+      <w:r>
+        <w:t>1</w:t>
+      </w:r>
+      <w:r>
+        <w:t>. PCB Renders</w:t>
       </w:r>
     </w:p>
     <w:p>
       <w:pPr>
         <w:pStyle w:val="Heading2"/>
       </w:pPr>
-      <w:proofErr w:type="gramStart"/>
-      <w:r>
-        <w:t>10.1  3</w:t>
-      </w:r>
-      <w:proofErr w:type="gramEnd"/>
-      <w:r>
-        <w:t>D Top View</w:t>
+      <w:r>
+        <w:t>11</w:t>
+      </w:r>
+      <w:r>
+        <w:t>.1  3D Top View</w:t>
       </w:r>
     </w:p>
     <w:p>
@@ -9240,7 +9322,7 @@
                     </pic:cNvPicPr>
                   </pic:nvPicPr>
                   <pic:blipFill>
-                    <a:blip r:embed="rId7"/>
+                    <a:blip r:embed="rId9"/>
                     <a:srcRect/>
                     <a:stretch>
                       <a:fillRect/>
@@ -9275,42 +9357,18 @@
           <w:sz w:val="18"/>
           <w:szCs w:val="18"/>
         </w:rPr>
-        <w:t>Figure 1 — Industrial Analog Monitoring Board (</w:t>
-      </w:r>
-      <w:proofErr w:type="spellStart"/>
-      <w:r>
-        <w:rPr>
-          <w:i/>
-          <w:iCs/>
-          <w:color w:val="595959"/>
-          <w:sz w:val="18"/>
-          <w:szCs w:val="18"/>
-        </w:rPr>
-        <w:t>KiCad</w:t>
-      </w:r>
-      <w:proofErr w:type="spellEnd"/>
-      <w:r>
-        <w:rPr>
-          <w:i/>
-          <w:iCs/>
-          <w:color w:val="595959"/>
-          <w:sz w:val="18"/>
-          <w:szCs w:val="18"/>
-        </w:rPr>
-        <w:t xml:space="preserve"> 3D Render, Top View)</w:t>
+        <w:t>Figure 1 — Industrial Analog Monitoring Board (KiCad 3D Render, Top View)</w:t>
       </w:r>
     </w:p>
     <w:p>
       <w:pPr>
         <w:pStyle w:val="Heading2"/>
       </w:pPr>
-      <w:proofErr w:type="gramStart"/>
-      <w:r>
-        <w:t>10.2  PCB</w:t>
-      </w:r>
-      <w:proofErr w:type="gramEnd"/>
-      <w:r>
-        <w:t xml:space="preserve"> Layout (Top + Bottom Overlay)</w:t>
+      <w:r>
+        <w:t>11</w:t>
+      </w:r>
+      <w:r>
+        <w:t>.2  PCB Layout (Top + Bottom Overlay)</w:t>
       </w:r>
     </w:p>
     <w:p>
@@ -9345,7 +9403,7 @@
                     </pic:cNvPicPr>
                   </pic:nvPicPr>
                   <pic:blipFill>
-                    <a:blip r:embed="rId8"/>
+                    <a:blip r:embed="rId10"/>
                     <a:srcRect/>
                     <a:stretch>
                       <a:fillRect/>
@@ -9380,35 +9438,8 @@
           <w:sz w:val="18"/>
           <w:szCs w:val="18"/>
         </w:rPr>
-        <w:t xml:space="preserve">Figure 2 — PCB Layout showing front copper (red), </w:t>
-      </w:r>
-      <w:proofErr w:type="gramStart"/>
-      <w:r>
-        <w:rPr>
-          <w:i/>
-          <w:iCs/>
-          <w:color w:val="595959"/>
-          <w:sz w:val="18"/>
-          <w:szCs w:val="18"/>
-        </w:rPr>
-        <w:t>back ground</w:t>
-      </w:r>
-      <w:proofErr w:type="gramEnd"/>
-      <w:r>
-        <w:rPr>
-          <w:i/>
-          <w:iCs/>
-          <w:color w:val="595959"/>
-          <w:sz w:val="18"/>
-          <w:szCs w:val="18"/>
-        </w:rPr>
-        <w:t xml:space="preserve"> plane (blue), and silkscreen</w:t>
-      </w:r>
-    </w:p>
-    <w:p>
-      <w:pPr>
-        <w:spacing w:before="120"/>
-      </w:pPr>
+        <w:t>Figure 2 — PCB Layout showing front copper (red), back ground plane (blue), and silkscreen</w:t>
+      </w:r>
     </w:p>
     <w:p>
       <w:pPr>
@@ -9417,9 +9448,23 @@
           <w:bottom w:val="single" w:sz="8" w:space="4" w:color="2E75B6"/>
         </w:pBdr>
       </w:pPr>
+    </w:p>
+    <w:p>
+      <w:pPr>
+        <w:pStyle w:val="Heading1"/>
+        <w:pBdr>
+          <w:bottom w:val="single" w:sz="8" w:space="4" w:color="2E75B6"/>
+        </w:pBdr>
+      </w:pPr>
       <w:r>
         <w:lastRenderedPageBreak/>
-        <w:t>11. Internship Learning Outcomes</w:t>
+        <w:t>1</w:t>
+      </w:r>
+      <w:r>
+        <w:t>2</w:t>
+      </w:r>
+      <w:r>
+        <w:t>. Internship Learning Outcomes</w:t>
       </w:r>
     </w:p>
     <w:p>
@@ -9457,12 +9502,6 @@
         <w:gridCol w:w="6026"/>
       </w:tblGrid>
       <w:tr>
-        <w:tblPrEx>
-          <w:tblCellMar>
-            <w:top w:w="0" w:type="dxa"/>
-            <w:bottom w:w="0" w:type="dxa"/>
-          </w:tblCellMar>
-        </w:tblPrEx>
         <w:trPr>
           <w:tblHeader/>
         </w:trPr>
@@ -9530,40 +9569,12 @@
                 <w:sz w:val="20"/>
                 <w:szCs w:val="20"/>
               </w:rPr>
-              <w:t xml:space="preserve">Application </w:t>
-            </w:r>
-            <w:proofErr w:type="gramStart"/>
-            <w:r>
-              <w:rPr>
-                <w:b/>
-                <w:bCs/>
-                <w:color w:val="FFFFFF"/>
-                <w:sz w:val="20"/>
-                <w:szCs w:val="20"/>
-              </w:rPr>
-              <w:t>in</w:t>
-            </w:r>
-            <w:proofErr w:type="gramEnd"/>
-            <w:r>
-              <w:rPr>
-                <w:b/>
-                <w:bCs/>
-                <w:color w:val="FFFFFF"/>
-                <w:sz w:val="20"/>
-                <w:szCs w:val="20"/>
-              </w:rPr>
-              <w:t xml:space="preserve"> This Project</w:t>
+              <w:t>Application in This Project</w:t>
             </w:r>
           </w:p>
         </w:tc>
       </w:tr>
       <w:tr>
-        <w:tblPrEx>
-          <w:tblCellMar>
-            <w:top w:w="0" w:type="dxa"/>
-            <w:bottom w:w="0" w:type="dxa"/>
-          </w:tblCellMar>
-        </w:tblPrEx>
         <w:tc>
           <w:tcPr>
             <w:tcW w:w="3000" w:type="dxa"/>
@@ -9583,6 +9594,9 @@
             <w:vAlign w:val="center"/>
           </w:tcPr>
           <w:p>
+            <w:pPr>
+              <w:jc w:val="center"/>
+            </w:pPr>
             <w:r>
               <w:rPr>
                 <w:sz w:val="20"/>
@@ -9611,6 +9625,9 @@
             <w:vAlign w:val="center"/>
           </w:tcPr>
           <w:p>
+            <w:pPr>
+              <w:jc w:val="center"/>
+            </w:pPr>
             <w:r>
               <w:rPr>
                 <w:sz w:val="20"/>
@@ -9622,12 +9639,6 @@
         </w:tc>
       </w:tr>
       <w:tr>
-        <w:tblPrEx>
-          <w:tblCellMar>
-            <w:top w:w="0" w:type="dxa"/>
-            <w:bottom w:w="0" w:type="dxa"/>
-          </w:tblCellMar>
-        </w:tblPrEx>
         <w:tc>
           <w:tcPr>
             <w:tcW w:w="3000" w:type="dxa"/>
@@ -9647,6 +9658,9 @@
             <w:vAlign w:val="center"/>
           </w:tcPr>
           <w:p>
+            <w:pPr>
+              <w:jc w:val="center"/>
+            </w:pPr>
             <w:r>
               <w:rPr>
                 <w:sz w:val="20"/>
@@ -9675,23 +9689,34 @@
             <w:vAlign w:val="center"/>
           </w:tcPr>
           <w:p>
-            <w:r>
-              <w:rPr>
-                <w:sz w:val="20"/>
-                <w:szCs w:val="20"/>
-              </w:rPr>
-              <w:t>Dual-threshold detection in temperature and process channels</w:t>
+            <w:pPr>
+              <w:jc w:val="center"/>
+            </w:pPr>
+            <w:r>
+              <w:rPr>
+                <w:sz w:val="20"/>
+                <w:szCs w:val="20"/>
+              </w:rPr>
+              <w:t xml:space="preserve">Dual-threshold detection in temperature and </w:t>
+            </w:r>
+            <w:r>
+              <w:rPr>
+                <w:sz w:val="20"/>
+                <w:szCs w:val="20"/>
+              </w:rPr>
+              <w:t>pressure</w:t>
+            </w:r>
+            <w:r>
+              <w:rPr>
+                <w:sz w:val="20"/>
+                <w:szCs w:val="20"/>
+              </w:rPr>
+              <w:t xml:space="preserve"> channels</w:t>
             </w:r>
           </w:p>
         </w:tc>
       </w:tr>
       <w:tr>
-        <w:tblPrEx>
-          <w:tblCellMar>
-            <w:top w:w="0" w:type="dxa"/>
-            <w:bottom w:w="0" w:type="dxa"/>
-          </w:tblCellMar>
-        </w:tblPrEx>
         <w:tc>
           <w:tcPr>
             <w:tcW w:w="3000" w:type="dxa"/>
@@ -9711,6 +9736,9 @@
             <w:vAlign w:val="center"/>
           </w:tcPr>
           <w:p>
+            <w:pPr>
+              <w:jc w:val="center"/>
+            </w:pPr>
             <w:r>
               <w:rPr>
                 <w:sz w:val="20"/>
@@ -9739,39 +9767,20 @@
             <w:vAlign w:val="center"/>
           </w:tcPr>
           <w:p>
-            <w:r>
-              <w:rPr>
-                <w:sz w:val="20"/>
-                <w:szCs w:val="20"/>
-              </w:rPr>
-              <w:t xml:space="preserve">Light channel — noise-immune on/off switching with 100 </w:t>
-            </w:r>
-            <w:proofErr w:type="spellStart"/>
-            <w:r>
-              <w:rPr>
-                <w:sz w:val="20"/>
-                <w:szCs w:val="20"/>
-              </w:rPr>
-              <w:t>kΩ</w:t>
-            </w:r>
-            <w:proofErr w:type="spellEnd"/>
-            <w:r>
-              <w:rPr>
-                <w:sz w:val="20"/>
-                <w:szCs w:val="20"/>
-              </w:rPr>
-              <w:t xml:space="preserve"> feedback</w:t>
+            <w:pPr>
+              <w:jc w:val="center"/>
+            </w:pPr>
+            <w:r>
+              <w:rPr>
+                <w:sz w:val="20"/>
+                <w:szCs w:val="20"/>
+              </w:rPr>
+              <w:t>Light channel — noise-immune on/off switching with 100 kΩ feedback</w:t>
             </w:r>
           </w:p>
         </w:tc>
       </w:tr>
       <w:tr>
-        <w:tblPrEx>
-          <w:tblCellMar>
-            <w:top w:w="0" w:type="dxa"/>
-            <w:bottom w:w="0" w:type="dxa"/>
-          </w:tblCellMar>
-        </w:tblPrEx>
         <w:tc>
           <w:tcPr>
             <w:tcW w:w="3000" w:type="dxa"/>
@@ -9791,6 +9800,9 @@
             <w:vAlign w:val="center"/>
           </w:tcPr>
           <w:p>
+            <w:pPr>
+              <w:jc w:val="center"/>
+            </w:pPr>
             <w:r>
               <w:rPr>
                 <w:sz w:val="20"/>
@@ -9819,39 +9831,20 @@
             <w:vAlign w:val="center"/>
           </w:tcPr>
           <w:p>
-            <w:r>
-              <w:rPr>
-                <w:sz w:val="20"/>
-                <w:szCs w:val="20"/>
-              </w:rPr>
-              <w:t xml:space="preserve">RC low-pass filters (10 </w:t>
-            </w:r>
-            <w:proofErr w:type="spellStart"/>
-            <w:r>
-              <w:rPr>
-                <w:sz w:val="20"/>
-                <w:szCs w:val="20"/>
-              </w:rPr>
-              <w:t>kΩ</w:t>
-            </w:r>
-            <w:proofErr w:type="spellEnd"/>
-            <w:r>
-              <w:rPr>
-                <w:sz w:val="20"/>
-                <w:szCs w:val="20"/>
-              </w:rPr>
-              <w:t xml:space="preserve"> / 1 µF) on all sensor inputs</w:t>
+            <w:pPr>
+              <w:jc w:val="center"/>
+            </w:pPr>
+            <w:r>
+              <w:rPr>
+                <w:sz w:val="20"/>
+                <w:szCs w:val="20"/>
+              </w:rPr>
+              <w:t>RC low-pass filters (10 kΩ / 1 µF) on all sensor inputs</w:t>
             </w:r>
           </w:p>
         </w:tc>
       </w:tr>
       <w:tr>
-        <w:tblPrEx>
-          <w:tblCellMar>
-            <w:top w:w="0" w:type="dxa"/>
-            <w:bottom w:w="0" w:type="dxa"/>
-          </w:tblCellMar>
-        </w:tblPrEx>
         <w:tc>
           <w:tcPr>
             <w:tcW w:w="3000" w:type="dxa"/>
@@ -9871,6 +9864,9 @@
             <w:vAlign w:val="center"/>
           </w:tcPr>
           <w:p>
+            <w:pPr>
+              <w:jc w:val="center"/>
+            </w:pPr>
             <w:r>
               <w:rPr>
                 <w:sz w:val="20"/>
@@ -9899,6 +9895,9 @@
             <w:vAlign w:val="center"/>
           </w:tcPr>
           <w:p>
+            <w:pPr>
+              <w:jc w:val="center"/>
+            </w:pPr>
             <w:r>
               <w:rPr>
                 <w:sz w:val="20"/>
@@ -9910,12 +9909,6 @@
         </w:tc>
       </w:tr>
       <w:tr>
-        <w:tblPrEx>
-          <w:tblCellMar>
-            <w:top w:w="0" w:type="dxa"/>
-            <w:bottom w:w="0" w:type="dxa"/>
-          </w:tblCellMar>
-        </w:tblPrEx>
         <w:tc>
           <w:tcPr>
             <w:tcW w:w="3000" w:type="dxa"/>
@@ -9935,6 +9928,9 @@
             <w:vAlign w:val="center"/>
           </w:tcPr>
           <w:p>
+            <w:pPr>
+              <w:jc w:val="center"/>
+            </w:pPr>
             <w:r>
               <w:rPr>
                 <w:sz w:val="20"/>
@@ -9963,6 +9959,9 @@
             <w:vAlign w:val="center"/>
           </w:tcPr>
           <w:p>
+            <w:pPr>
+              <w:jc w:val="center"/>
+            </w:pPr>
             <w:r>
               <w:rPr>
                 <w:sz w:val="20"/>
@@ -9974,12 +9973,6 @@
         </w:tc>
       </w:tr>
       <w:tr>
-        <w:tblPrEx>
-          <w:tblCellMar>
-            <w:top w:w="0" w:type="dxa"/>
-            <w:bottom w:w="0" w:type="dxa"/>
-          </w:tblCellMar>
-        </w:tblPrEx>
         <w:tc>
           <w:tcPr>
             <w:tcW w:w="3000" w:type="dxa"/>
@@ -9999,6 +9992,9 @@
             <w:vAlign w:val="center"/>
           </w:tcPr>
           <w:p>
+            <w:pPr>
+              <w:jc w:val="center"/>
+            </w:pPr>
             <w:r>
               <w:rPr>
                 <w:sz w:val="20"/>
@@ -10027,32 +10023,20 @@
             <w:vAlign w:val="center"/>
           </w:tcPr>
           <w:p>
-            <w:proofErr w:type="spellStart"/>
-            <w:r>
-              <w:rPr>
-                <w:sz w:val="20"/>
-                <w:szCs w:val="20"/>
-              </w:rPr>
-              <w:t>KiCad</w:t>
-            </w:r>
-            <w:proofErr w:type="spellEnd"/>
-            <w:r>
-              <w:rPr>
-                <w:sz w:val="20"/>
-                <w:szCs w:val="20"/>
-              </w:rPr>
-              <w:t xml:space="preserve"> schematic → layout → DRC → Gerber — complete flow executed</w:t>
+            <w:pPr>
+              <w:jc w:val="center"/>
+            </w:pPr>
+            <w:r>
+              <w:rPr>
+                <w:sz w:val="20"/>
+                <w:szCs w:val="20"/>
+              </w:rPr>
+              <w:t>KiCad schematic → layout → DRC → Gerber — complete flow executed</w:t>
             </w:r>
           </w:p>
         </w:tc>
       </w:tr>
       <w:tr>
-        <w:tblPrEx>
-          <w:tblCellMar>
-            <w:top w:w="0" w:type="dxa"/>
-            <w:bottom w:w="0" w:type="dxa"/>
-          </w:tblCellMar>
-        </w:tblPrEx>
         <w:tc>
           <w:tcPr>
             <w:tcW w:w="3000" w:type="dxa"/>
@@ -10072,6 +10056,9 @@
             <w:vAlign w:val="center"/>
           </w:tcPr>
           <w:p>
+            <w:pPr>
+              <w:jc w:val="center"/>
+            </w:pPr>
             <w:r>
               <w:rPr>
                 <w:sz w:val="20"/>
@@ -10100,6 +10087,9 @@
             <w:vAlign w:val="center"/>
           </w:tcPr>
           <w:p>
+            <w:pPr>
+              <w:jc w:val="center"/>
+            </w:pPr>
             <w:r>
               <w:rPr>
                 <w:sz w:val="20"/>
@@ -10111,12 +10101,6 @@
         </w:tc>
       </w:tr>
       <w:tr>
-        <w:tblPrEx>
-          <w:tblCellMar>
-            <w:top w:w="0" w:type="dxa"/>
-            <w:bottom w:w="0" w:type="dxa"/>
-          </w:tblCellMar>
-        </w:tblPrEx>
         <w:tc>
           <w:tcPr>
             <w:tcW w:w="3000" w:type="dxa"/>
@@ -10136,6 +10120,9 @@
             <w:vAlign w:val="center"/>
           </w:tcPr>
           <w:p>
+            <w:pPr>
+              <w:jc w:val="center"/>
+            </w:pPr>
             <w:r>
               <w:rPr>
                 <w:sz w:val="20"/>
@@ -10164,40 +10151,20 @@
             <w:vAlign w:val="center"/>
           </w:tcPr>
           <w:p>
-            <w:r>
-              <w:rPr>
-                <w:sz w:val="20"/>
-                <w:szCs w:val="20"/>
-              </w:rPr>
-              <w:t xml:space="preserve">Solid </w:t>
-            </w:r>
-            <w:proofErr w:type="spellStart"/>
-            <w:proofErr w:type="gramStart"/>
-            <w:r>
-              <w:rPr>
-                <w:sz w:val="20"/>
-                <w:szCs w:val="20"/>
-              </w:rPr>
-              <w:t>B.Cu</w:t>
-            </w:r>
-            <w:proofErr w:type="spellEnd"/>
-            <w:proofErr w:type="gramEnd"/>
-            <w:r>
-              <w:rPr>
-                <w:sz w:val="20"/>
-                <w:szCs w:val="20"/>
-              </w:rPr>
-              <w:t xml:space="preserve"> copper pour for noise reduction and clean return paths</w:t>
+            <w:pPr>
+              <w:jc w:val="center"/>
+            </w:pPr>
+            <w:r>
+              <w:rPr>
+                <w:sz w:val="20"/>
+                <w:szCs w:val="20"/>
+              </w:rPr>
+              <w:t>Solid B.Cu copper pour for noise reduction and clean return paths</w:t>
             </w:r>
           </w:p>
         </w:tc>
       </w:tr>
     </w:tbl>
-    <w:p>
-      <w:pPr>
-        <w:spacing w:before="120"/>
-      </w:pPr>
-    </w:p>
     <w:p>
       <w:pPr>
         <w:pStyle w:val="Heading1"/>
@@ -10205,8 +10172,30 @@
           <w:bottom w:val="single" w:sz="8" w:space="4" w:color="2E75B6"/>
         </w:pBdr>
       </w:pPr>
-      <w:r>
-        <w:t>12. Conclusion</w:t>
+    </w:p>
+    <w:p>
+      <w:pPr>
+        <w:pStyle w:val="Heading1"/>
+        <w:pBdr>
+          <w:bottom w:val="single" w:sz="8" w:space="4" w:color="2E75B6"/>
+        </w:pBdr>
+      </w:pPr>
+    </w:p>
+    <w:p>
+      <w:pPr>
+        <w:pStyle w:val="Heading1"/>
+        <w:pBdr>
+          <w:bottom w:val="single" w:sz="8" w:space="4" w:color="2E75B6"/>
+        </w:pBdr>
+      </w:pPr>
+      <w:r>
+        <w:t>1</w:t>
+      </w:r>
+      <w:r>
+        <w:t>3</w:t>
+      </w:r>
+      <w:r>
+        <w:t>. Conclusion</w:t>
       </w:r>
     </w:p>
     <w:p>
@@ -10227,15 +10216,16 @@
         <w:spacing w:before="60" w:after="60"/>
       </w:pPr>
       <w:r>
-        <w:t xml:space="preserve">The project successfully passed all ERC and DRC checks in </w:t>
-      </w:r>
-      <w:proofErr w:type="spellStart"/>
-      <w:r>
-        <w:t>KiCad</w:t>
-      </w:r>
-      <w:proofErr w:type="spellEnd"/>
-      <w:r>
-        <w:t xml:space="preserve"> 10, and a complete Gerber file set has been generated, making the board ready for prototype manufacturing. The design serves as a practical demonstration of the Analog Electronics concepts covered during the Yuken India Limited internship and reflects a solid understanding of real-world circuit design practice.</w:t>
+        <w:t xml:space="preserve">The project successfully passed all ERC and DRC checks in KiCad 10, and a complete Gerber file set has been generated, making the board ready for prototype manufacturing. The design serves as a practical demonstration of the Analog Electronics concepts covered during the Yuken India </w:t>
+      </w:r>
+      <w:r>
+        <w:t>Ltd</w:t>
+      </w:r>
+      <w:r>
+        <w:t>.</w:t>
+      </w:r>
+      <w:r>
+        <w:t xml:space="preserve"> internship and reflects a solid understanding of real-world circuit design practice.</w:t>
       </w:r>
     </w:p>
     <w:p>
@@ -10287,13 +10277,8 @@
         <w:spacing w:before="40" w:after="40"/>
       </w:pPr>
       <w:r>
-        <w:t xml:space="preserve">Designing a Rev B with adjustable threshold potentiometers </w:t>
-      </w:r>
-      <w:proofErr w:type="gramStart"/>
-      <w:r>
-        <w:t>on-board</w:t>
-      </w:r>
-      <w:proofErr w:type="gramEnd"/>
+        <w:t>Designing a Rev B with adjustable threshold potentiometers on-board</w:t>
+      </w:r>
     </w:p>
     <w:p>
       <w:pPr>
@@ -10308,9 +10293,288 @@
         <w:t>Extending the light channel to a multi-level LDR comparator arrangement</w:t>
       </w:r>
     </w:p>
+    <w:p>
+      <w:pPr>
+        <w:spacing w:before="40" w:after="40"/>
+      </w:pPr>
+    </w:p>
+    <w:p>
+      <w:pPr>
+        <w:pStyle w:val="Heading1"/>
+        <w:pBdr>
+          <w:bottom w:val="single" w:sz="8" w:space="4" w:color="2E75B6"/>
+        </w:pBdr>
+      </w:pPr>
+      <w:r>
+        <w:lastRenderedPageBreak/>
+        <w:t>14. References</w:t>
+      </w:r>
+    </w:p>
+    <w:p>
+      <w:pPr>
+        <w:spacing w:before="40" w:after="40"/>
+      </w:pPr>
+      <w:r>
+        <w:t xml:space="preserve">[1] Texas Instruments, "LM35 Precision Centigrade Temperature Sensors," </w:t>
+      </w:r>
+    </w:p>
+    <w:p>
+      <w:pPr>
+        <w:spacing w:before="40" w:after="40"/>
+      </w:pPr>
+      <w:r>
+        <w:t xml:space="preserve">    Datasheet SNIS159H, Texas Instruments, Revised Aug. 2017. </w:t>
+      </w:r>
+    </w:p>
+    <w:p>
+      <w:pPr>
+        <w:spacing w:before="40" w:after="40"/>
+      </w:pPr>
+      <w:r>
+        <w:t xml:space="preserve">    [Online]. Available: </w:t>
+      </w:r>
+      <w:hyperlink r:id="rId11" w:history="1">
+        <w:r>
+          <w:rPr>
+            <w:rStyle w:val="Hyperlink"/>
+          </w:rPr>
+          <w:t>https://www.ti.com/lit/ds/symlink/lm35.pdf</w:t>
+        </w:r>
+      </w:hyperlink>
+    </w:p>
+    <w:p>
+      <w:pPr>
+        <w:spacing w:before="40" w:after="40"/>
+      </w:pPr>
+    </w:p>
+    <w:p>
+      <w:pPr>
+        <w:spacing w:before="40" w:after="40"/>
+      </w:pPr>
+      <w:r>
+        <w:t xml:space="preserve">[2] Texas Instruments, "LM358, LM358A, LM2904, LM2904A Dual Operational </w:t>
+      </w:r>
+    </w:p>
+    <w:p>
+      <w:pPr>
+        <w:spacing w:before="40" w:after="40"/>
+      </w:pPr>
+      <w:r>
+        <w:t xml:space="preserve">    Amplifiers," Datasheet SNOSBT3, Texas Instruments. </w:t>
+      </w:r>
+    </w:p>
+    <w:p>
+      <w:pPr>
+        <w:spacing w:before="40" w:after="40"/>
+      </w:pPr>
+      <w:r>
+        <w:t xml:space="preserve">    [Online]. Available: </w:t>
+      </w:r>
+      <w:hyperlink r:id="rId12" w:history="1">
+        <w:r>
+          <w:rPr>
+            <w:rStyle w:val="Hyperlink"/>
+          </w:rPr>
+          <w:t>https://www.ti.com/lit/ds/symlink/lm358.pdf</w:t>
+        </w:r>
+      </w:hyperlink>
+    </w:p>
+    <w:p>
+      <w:pPr>
+        <w:spacing w:before="40" w:after="40"/>
+      </w:pPr>
+    </w:p>
+    <w:p>
+      <w:pPr>
+        <w:spacing w:before="40" w:after="40"/>
+      </w:pPr>
+      <w:r>
+        <w:t xml:space="preserve">[3] Texas Instruments, "LM339, LM339A, LM2901 Family of Differential </w:t>
+      </w:r>
+    </w:p>
+    <w:p>
+      <w:pPr>
+        <w:spacing w:before="40" w:after="40"/>
+      </w:pPr>
+      <w:r>
+        <w:t xml:space="preserve">    Comparators," Datasheet SNOSC16, Texas Instruments. </w:t>
+      </w:r>
+    </w:p>
+    <w:p>
+      <w:pPr>
+        <w:spacing w:before="40" w:after="40"/>
+      </w:pPr>
+      <w:r>
+        <w:t xml:space="preserve">    [Online]. Available: </w:t>
+      </w:r>
+      <w:hyperlink r:id="rId13" w:history="1">
+        <w:r>
+          <w:rPr>
+            <w:rStyle w:val="Hyperlink"/>
+          </w:rPr>
+          <w:t>https://www.ti.com/lit/ds/symlink/lm339.pdf</w:t>
+        </w:r>
+      </w:hyperlink>
+    </w:p>
+    <w:p>
+      <w:pPr>
+        <w:spacing w:before="40" w:after="40"/>
+      </w:pPr>
+    </w:p>
+    <w:p>
+      <w:pPr>
+        <w:spacing w:before="40" w:after="40"/>
+      </w:pPr>
+      <w:r>
+        <w:t>[4] onsemi, "MC7805CT, MC7805BT 1.0 A Positive Voltage Regulators,"</w:t>
+      </w:r>
+    </w:p>
+    <w:p>
+      <w:pPr>
+        <w:spacing w:before="40" w:after="40"/>
+      </w:pPr>
+      <w:r>
+        <w:t xml:space="preserve">    Datasheet, onsemi.</w:t>
+      </w:r>
+    </w:p>
+    <w:p>
+      <w:pPr>
+        <w:spacing w:before="40" w:after="40"/>
+      </w:pPr>
+      <w:r>
+        <w:t xml:space="preserve">    [Online]. Available:</w:t>
+      </w:r>
+      <w:r>
+        <w:t xml:space="preserve"> </w:t>
+      </w:r>
+      <w:hyperlink r:id="rId14" w:history="1">
+        <w:r>
+          <w:rPr>
+            <w:rStyle w:val="Hyperlink"/>
+          </w:rPr>
+          <w:t>//www.onsemi.com/pdf/datasheet/mc7800-d.pdf</w:t>
+        </w:r>
+      </w:hyperlink>
+    </w:p>
+    <w:p>
+      <w:pPr>
+        <w:spacing w:before="40" w:after="40"/>
+      </w:pPr>
+    </w:p>
+    <w:p>
+      <w:pPr>
+        <w:spacing w:before="40" w:after="40"/>
+      </w:pPr>
+      <w:r>
+        <w:t>[5] onsemi, "BC546, BC547, BC548, BC549, BC550 General Purpose</w:t>
+      </w:r>
+      <w:r>
+        <w:br/>
+      </w:r>
+      <w:r>
+        <w:t xml:space="preserve">     </w:t>
+      </w:r>
+      <w:r>
+        <w:t>Transistors,"Datasheet, onsem</w:t>
+      </w:r>
+      <w:r>
+        <w:t xml:space="preserve">i. </w:t>
+      </w:r>
+    </w:p>
+    <w:p>
+      <w:pPr>
+        <w:spacing w:before="40" w:after="40"/>
+      </w:pPr>
+      <w:r>
+        <w:t xml:space="preserve">     </w:t>
+      </w:r>
+      <w:r>
+        <w:t>[Online]. Available</w:t>
+      </w:r>
+      <w:r>
+        <w:t xml:space="preserve">: </w:t>
+      </w:r>
+      <w:hyperlink r:id="rId15" w:history="1">
+        <w:r>
+          <w:rPr>
+            <w:rStyle w:val="Hyperlink"/>
+          </w:rPr>
+          <w:t>https://www.onsemi.com/pdf/datasheet/bc546-d.pdf</w:t>
+        </w:r>
+      </w:hyperlink>
+      <w:r>
+        <w:t xml:space="preserve"> </w:t>
+      </w:r>
+    </w:p>
+    <w:p>
+      <w:pPr>
+        <w:spacing w:before="40" w:after="40"/>
+      </w:pPr>
+    </w:p>
+    <w:p>
+      <w:pPr>
+        <w:spacing w:before="40" w:after="40"/>
+      </w:pPr>
+      <w:r>
+        <w:t xml:space="preserve">[6] Diodes Incorporated, "1N5819 — 1.0 A Schottky Barrier Rectifier," </w:t>
+      </w:r>
+    </w:p>
+    <w:p>
+      <w:pPr>
+        <w:spacing w:before="40" w:after="40"/>
+      </w:pPr>
+      <w:r>
+        <w:t xml:space="preserve">    Datasheet DS23001, Diodes Incorporated. </w:t>
+      </w:r>
+    </w:p>
+    <w:p>
+      <w:pPr>
+        <w:spacing w:before="40" w:after="40"/>
+      </w:pPr>
+      <w:r>
+        <w:t xml:space="preserve">    [Online]. Available: </w:t>
+      </w:r>
+      <w:hyperlink r:id="rId16" w:history="1">
+        <w:r>
+          <w:rPr>
+            <w:rStyle w:val="Hyperlink"/>
+          </w:rPr>
+          <w:t>https://www.diodes.com/assets/Datasheets/ds23001.pdf</w:t>
+        </w:r>
+      </w:hyperlink>
+    </w:p>
+    <w:p>
+      <w:pPr>
+        <w:spacing w:before="40" w:after="40"/>
+      </w:pPr>
+    </w:p>
+    <w:p>
+      <w:pPr>
+        <w:spacing w:before="40" w:after="40"/>
+      </w:pPr>
+      <w:r>
+        <w:t xml:space="preserve">[7] KiCad EDA, "KiCad 10 Documentation," KiCad Project, 2024. </w:t>
+      </w:r>
+    </w:p>
+    <w:p>
+      <w:pPr>
+        <w:spacing w:before="40" w:after="40"/>
+      </w:pPr>
+      <w:r>
+        <w:t xml:space="preserve">    [Online]. Available: </w:t>
+      </w:r>
+      <w:hyperlink r:id="rId17" w:history="1">
+        <w:r>
+          <w:rPr>
+            <w:rStyle w:val="Hyperlink"/>
+          </w:rPr>
+          <w:t>https://docs.kicad.org</w:t>
+        </w:r>
+      </w:hyperlink>
+    </w:p>
     <w:sectPr>
-      <w:headerReference w:type="default" r:id="rId9"/>
-      <w:footerReference w:type="default" r:id="rId10"/>
+      <w:headerReference w:type="default" r:id="rId18"/>
+      <w:footerReference w:type="default" r:id="rId19"/>
       <w:pgSz w:w="11906" w:h="16838"/>
       <w:pgMar w:top="1440" w:right="1440" w:bottom="1440" w:left="1440" w:header="708" w:footer="708" w:gutter="0"/>
       <w:cols w:space="720"/>
@@ -10357,27 +10621,7 @@
         <w:sz w:val="16"/>
         <w:szCs w:val="16"/>
       </w:rPr>
-      <w:t xml:space="preserve">June 2026 | </w:t>
-    </w:r>
-    <w:proofErr w:type="spellStart"/>
-    <w:proofErr w:type="gramStart"/>
-    <w:r>
-      <w:rPr>
-        <w:color w:val="595959"/>
-        <w:sz w:val="16"/>
-        <w:szCs w:val="16"/>
-      </w:rPr>
-      <w:t>B.Tech</w:t>
-    </w:r>
-    <w:proofErr w:type="spellEnd"/>
-    <w:proofErr w:type="gramEnd"/>
-    <w:r>
-      <w:rPr>
-        <w:color w:val="595959"/>
-        <w:sz w:val="16"/>
-        <w:szCs w:val="16"/>
-      </w:rPr>
-      <w:t xml:space="preserve"> ECE, VIT Chennai</w:t>
+      <w:t>June 2026 | B.Tech ECE, VIT Chennai</w:t>
     </w:r>
     <w:r>
       <w:rPr>
@@ -10530,7 +10774,23 @@
         <w:szCs w:val="18"/>
       </w:rPr>
       <w:tab/>
-      <w:t>Yuken India Limited Internship — Avyukth M A</w:t>
+      <w:t xml:space="preserve">Yuken India </w:t>
+    </w:r>
+    <w:r>
+      <w:rPr>
+        <w:color w:val="595959"/>
+        <w:sz w:val="18"/>
+        <w:szCs w:val="18"/>
+      </w:rPr>
+      <w:t>Ltd.</w:t>
+    </w:r>
+    <w:r>
+      <w:rPr>
+        <w:color w:val="595959"/>
+        <w:sz w:val="18"/>
+        <w:szCs w:val="18"/>
+      </w:rPr>
+      <w:t xml:space="preserve"> Internship — Avyukth M A</w:t>
     </w:r>
   </w:p>
 </w:hdr>
@@ -11090,6 +11350,7 @@
   </w:style>
   <w:style w:type="paragraph" w:styleId="Heading1">
     <w:name w:val="heading 1"/>
+    <w:link w:val="Heading1Char"/>
     <w:uiPriority w:val="9"/>
     <w:qFormat/>
     <w:pPr>
@@ -11294,6 +11555,86 @@
     <w:rPr>
       <w:sz w:val="20"/>
       <w:szCs w:val="20"/>
+    </w:rPr>
+  </w:style>
+  <w:style w:type="paragraph" w:styleId="Header">
+    <w:name w:val="header"/>
+    <w:basedOn w:val="Normal"/>
+    <w:link w:val="HeaderChar"/>
+    <w:uiPriority w:val="99"/>
+    <w:unhideWhenUsed/>
+    <w:rsid w:val="00940328"/>
+    <w:pPr>
+      <w:tabs>
+        <w:tab w:val="center" w:pos="4680"/>
+        <w:tab w:val="right" w:pos="9360"/>
+      </w:tabs>
+    </w:pPr>
+  </w:style>
+  <w:style w:type="character" w:customStyle="1" w:styleId="HeaderChar">
+    <w:name w:val="Header Char"/>
+    <w:basedOn w:val="DefaultParagraphFont"/>
+    <w:link w:val="Header"/>
+    <w:uiPriority w:val="99"/>
+    <w:rsid w:val="00940328"/>
+  </w:style>
+  <w:style w:type="paragraph" w:styleId="Footer">
+    <w:name w:val="footer"/>
+    <w:basedOn w:val="Normal"/>
+    <w:link w:val="FooterChar"/>
+    <w:uiPriority w:val="99"/>
+    <w:unhideWhenUsed/>
+    <w:rsid w:val="00940328"/>
+    <w:pPr>
+      <w:tabs>
+        <w:tab w:val="center" w:pos="4680"/>
+        <w:tab w:val="right" w:pos="9360"/>
+      </w:tabs>
+    </w:pPr>
+  </w:style>
+  <w:style w:type="character" w:customStyle="1" w:styleId="FooterChar">
+    <w:name w:val="Footer Char"/>
+    <w:basedOn w:val="DefaultParagraphFont"/>
+    <w:link w:val="Footer"/>
+    <w:uiPriority w:val="99"/>
+    <w:rsid w:val="00940328"/>
+  </w:style>
+  <w:style w:type="character" w:customStyle="1" w:styleId="Heading1Char">
+    <w:name w:val="Heading 1 Char"/>
+    <w:basedOn w:val="DefaultParagraphFont"/>
+    <w:link w:val="Heading1"/>
+    <w:uiPriority w:val="9"/>
+    <w:rsid w:val="00E64803"/>
+    <w:rPr>
+      <w:b/>
+      <w:bCs/>
+      <w:color w:val="1F4E79"/>
+      <w:sz w:val="32"/>
+      <w:szCs w:val="32"/>
+    </w:rPr>
+  </w:style>
+  <w:style w:type="character" w:styleId="UnresolvedMention">
+    <w:name w:val="Unresolved Mention"/>
+    <w:basedOn w:val="DefaultParagraphFont"/>
+    <w:uiPriority w:val="99"/>
+    <w:semiHidden/>
+    <w:unhideWhenUsed/>
+    <w:rsid w:val="00F01C22"/>
+    <w:rPr>
+      <w:color w:val="605E5C"/>
+      <w:shd w:val="clear" w:color="auto" w:fill="E1DFDD"/>
+    </w:rPr>
+  </w:style>
+  <w:style w:type="character" w:styleId="FollowedHyperlink">
+    <w:name w:val="FollowedHyperlink"/>
+    <w:basedOn w:val="DefaultParagraphFont"/>
+    <w:uiPriority w:val="99"/>
+    <w:semiHidden/>
+    <w:unhideWhenUsed/>
+    <w:rsid w:val="00F01C22"/>
+    <w:rPr>
+      <w:color w:val="96607D" w:themeColor="followedHyperlink"/>
+      <w:u w:val="single"/>
     </w:rPr>
   </w:style>
 </w:styles>
@@ -11612,4 +11953,16 @@
     </a:ext>
   </a:extLst>
 </a:theme>
+</file>
+
+<file path=customXml/item1.xml><?xml version="1.0" encoding="utf-8"?>
+<b:Sources xmlns:b="http://schemas.openxmlformats.org/officeDocument/2006/bibliography" xmlns="http://schemas.openxmlformats.org/officeDocument/2006/bibliography" SelectedStyle="\APASixthEditionOfficeOnline.xsl" StyleName="APA" Version="6"/>
+</file>
+
+<file path=customXml/itemProps1.xml><?xml version="1.0" encoding="utf-8"?>
+<ds:datastoreItem xmlns:ds="http://schemas.openxmlformats.org/officeDocument/2006/customXml" ds:itemID="{102A444E-9EF3-4D5C-900D-7C016C29CD9B}">
+  <ds:schemaRefs>
+    <ds:schemaRef ds:uri="http://schemas.openxmlformats.org/officeDocument/2006/bibliography"/>
+  </ds:schemaRefs>
+</ds:datastoreItem>
 </file>